--- a/public/outputs/Data_BSPS_Paseh_Loa_Lampegan.docx
+++ b/public/outputs/Data_BSPS_Paseh_Loa_Lampegan.docx
@@ -71,17 +71,15 @@
     </w:p>
     <w:p>
       <w:pPr>
-        <w:jc w:val="center"/>
+        <w:pStyle w:val="Heading2"/>
       </w:pPr>
       <w:r>
         <w:rPr>
-          <w:b/>
-          <w:sz w:val="32"/>
+          <w:color w:val="2E7D32"/>
         </w:rPr>
         <w:t>DAFTAR ISI</w:t>
       </w:r>
     </w:p>
-    <w:p/>
     <w:p>
       <w:r>
         <w:rPr>
@@ -136,7 +134,7 @@
           <w:i/>
           <w:sz w:val="20"/>
         </w:rPr>
-        <w:t>Jumlah: 36 data</w:t>
+        <w:t>Jumlah: 35 data</w:t>
       </w:r>
     </w:p>
     <w:tbl>
@@ -4729,7 +4727,7 @@
               <w:rPr>
                 <w:sz w:val="14"/>
               </w:rPr>
-              <w:t>ONENG SUMARNI</w:t>
+              <w:t>ENCAR</w:t>
             </w:r>
           </w:p>
         </w:tc>
@@ -4742,7 +4740,7 @@
               <w:rPr>
                 <w:sz w:val="14"/>
               </w:rPr>
-              <w:t>3204364808810005</w:t>
+              <w:t>-</w:t>
             </w:r>
           </w:p>
         </w:tc>
@@ -4755,7 +4753,7 @@
               <w:rPr>
                 <w:sz w:val="14"/>
               </w:rPr>
-              <w:t>3204361903057024</w:t>
+              <w:t>-</w:t>
             </w:r>
           </w:p>
         </w:tc>
@@ -4768,7 +4766,7 @@
               <w:rPr>
                 <w:sz w:val="14"/>
               </w:rPr>
-              <w:t>Kp Lampegan</w:t>
+              <w:t>KP. Awilega RT 3 RW 9</w:t>
             </w:r>
           </w:p>
         </w:tc>
@@ -4781,7 +4779,7 @@
               <w:rPr>
                 <w:sz w:val="14"/>
               </w:rPr>
-              <w:t>-</w:t>
+              <w:t>3</w:t>
             </w:r>
           </w:p>
         </w:tc>
@@ -4794,7 +4792,7 @@
               <w:rPr>
                 <w:sz w:val="14"/>
               </w:rPr>
-              <w:t>-</w:t>
+              <w:t>9</w:t>
             </w:r>
           </w:p>
         </w:tc>
@@ -4833,7 +4831,7 @@
               <w:rPr>
                 <w:sz w:val="14"/>
               </w:rPr>
-              <w:t>Backlog 2 Desil 3</w:t>
+              <w:t>Backlog 2 - Pengganti Wawan Setiawan</w:t>
             </w:r>
           </w:p>
         </w:tc>
@@ -4849,138 +4847,6 @@
                 <w:sz w:val="14"/>
               </w:rPr>
               <w:t>35</w:t>
-            </w:r>
-          </w:p>
-        </w:tc>
-        <w:tc>
-          <w:tcPr>
-            <w:tcW w:type="dxa" w:w="1984"/>
-          </w:tcPr>
-          <w:p>
-            <w:r>
-              <w:rPr>
-                <w:sz w:val="14"/>
-              </w:rPr>
-              <w:t>ENCAR</w:t>
-            </w:r>
-          </w:p>
-        </w:tc>
-        <w:tc>
-          <w:tcPr>
-            <w:tcW w:type="dxa" w:w="1984"/>
-          </w:tcPr>
-          <w:p>
-            <w:r>
-              <w:rPr>
-                <w:sz w:val="14"/>
-              </w:rPr>
-              <w:t>-</w:t>
-            </w:r>
-          </w:p>
-        </w:tc>
-        <w:tc>
-          <w:tcPr>
-            <w:tcW w:type="dxa" w:w="1984"/>
-          </w:tcPr>
-          <w:p>
-            <w:r>
-              <w:rPr>
-                <w:sz w:val="14"/>
-              </w:rPr>
-              <w:t>-</w:t>
-            </w:r>
-          </w:p>
-        </w:tc>
-        <w:tc>
-          <w:tcPr>
-            <w:tcW w:type="dxa" w:w="3969"/>
-          </w:tcPr>
-          <w:p>
-            <w:r>
-              <w:rPr>
-                <w:sz w:val="14"/>
-              </w:rPr>
-              <w:t>KP. Awilega RT 3 RW 9</w:t>
-            </w:r>
-          </w:p>
-        </w:tc>
-        <w:tc>
-          <w:tcPr>
-            <w:tcW w:type="dxa" w:w="680"/>
-          </w:tcPr>
-          <w:p>
-            <w:r>
-              <w:rPr>
-                <w:sz w:val="14"/>
-              </w:rPr>
-              <w:t>3</w:t>
-            </w:r>
-          </w:p>
-        </w:tc>
-        <w:tc>
-          <w:tcPr>
-            <w:tcW w:type="dxa" w:w="680"/>
-          </w:tcPr>
-          <w:p>
-            <w:r>
-              <w:rPr>
-                <w:sz w:val="14"/>
-              </w:rPr>
-              <w:t>9</w:t>
-            </w:r>
-          </w:p>
-        </w:tc>
-        <w:tc>
-          <w:tcPr>
-            <w:tcW w:type="dxa" w:w="1701"/>
-          </w:tcPr>
-          <w:p>
-            <w:r>
-              <w:rPr>
-                <w:sz w:val="14"/>
-              </w:rPr>
-              <w:t>Lampegan</w:t>
-            </w:r>
-          </w:p>
-        </w:tc>
-        <w:tc>
-          <w:tcPr>
-            <w:tcW w:type="dxa" w:w="1701"/>
-          </w:tcPr>
-          <w:p>
-            <w:r>
-              <w:rPr>
-                <w:sz w:val="14"/>
-              </w:rPr>
-              <w:t>Ibun</w:t>
-            </w:r>
-          </w:p>
-        </w:tc>
-        <w:tc>
-          <w:tcPr>
-            <w:tcW w:type="dxa" w:w="2835"/>
-          </w:tcPr>
-          <w:p>
-            <w:r>
-              <w:rPr>
-                <w:sz w:val="14"/>
-              </w:rPr>
-              <w:t>Backlog 2 - Pengganti Wawan Setiawan</w:t>
-            </w:r>
-          </w:p>
-        </w:tc>
-      </w:tr>
-      <w:tr>
-        <w:tc>
-          <w:tcPr>
-            <w:tcW w:type="dxa" w:w="567"/>
-          </w:tcPr>
-          <w:p>
-            <w:r>
-              <w:rPr>
-                <w:sz w:val="14"/>
-              </w:rPr>
-              <w:t>36</w:t>
             </w:r>
           </w:p>
         </w:tc>
@@ -6815,7 +6681,7 @@
               <w:rPr>
                 <w:sz w:val="14"/>
               </w:rPr>
-              <w:t>ARIEF MOCHAMAD IKBAL</w:t>
+              <w:t>ONENG SUMARNI</w:t>
             </w:r>
           </w:p>
         </w:tc>
@@ -6828,7 +6694,7 @@
               <w:rPr>
                 <w:sz w:val="14"/>
               </w:rPr>
-              <w:t>3204360103920008</w:t>
+              <w:t>3204364808810005</w:t>
             </w:r>
           </w:p>
         </w:tc>
@@ -6841,7 +6707,7 @@
               <w:rPr>
                 <w:sz w:val="14"/>
               </w:rPr>
-              <w:t>3204361302180005</w:t>
+              <w:t>3204361903057024</w:t>
             </w:r>
           </w:p>
         </w:tc>
@@ -6854,7 +6720,7 @@
               <w:rPr>
                 <w:sz w:val="14"/>
               </w:rPr>
-              <w:t>KP. Babakan Salam RT 2 RW 7</w:t>
+              <w:t>Kp Lampegan</w:t>
             </w:r>
           </w:p>
         </w:tc>
@@ -6867,7 +6733,7 @@
               <w:rPr>
                 <w:sz w:val="14"/>
               </w:rPr>
-              <w:t>2</w:t>
+              <w:t>-</w:t>
             </w:r>
           </w:p>
         </w:tc>
@@ -6880,7 +6746,7 @@
               <w:rPr>
                 <w:sz w:val="14"/>
               </w:rPr>
-              <w:t>7</w:t>
+              <w:t>-</w:t>
             </w:r>
           </w:p>
         </w:tc>
@@ -6919,7 +6785,7 @@
               <w:rPr>
                 <w:sz w:val="14"/>
               </w:rPr>
-              <w:t>Diganti oleh Andri</w:t>
+              <w:t>Diganti oleh Tomi Harun Arasyid</w:t>
             </w:r>
           </w:p>
         </w:tc>
@@ -6947,7 +6813,7 @@
               <w:rPr>
                 <w:sz w:val="14"/>
               </w:rPr>
-              <w:t>YATI</w:t>
+              <w:t>ARIEF MOCHAMAD IKBAL</w:t>
             </w:r>
           </w:p>
         </w:tc>
@@ -6960,7 +6826,7 @@
               <w:rPr>
                 <w:sz w:val="14"/>
               </w:rPr>
-              <w:t>3204364802550002</w:t>
+              <w:t>3204360103920008</w:t>
             </w:r>
           </w:p>
         </w:tc>
@@ -6973,7 +6839,7 @@
               <w:rPr>
                 <w:sz w:val="14"/>
               </w:rPr>
-              <w:t>3204363108120020</w:t>
+              <w:t>3204361302180005</w:t>
             </w:r>
           </w:p>
         </w:tc>
@@ -6986,7 +6852,7 @@
               <w:rPr>
                 <w:sz w:val="14"/>
               </w:rPr>
-              <w:t>KP. Jolok RT 2 RW 6</w:t>
+              <w:t>KP. Babakan Salam RT 2 RW 7</w:t>
             </w:r>
           </w:p>
         </w:tc>
@@ -7012,7 +6878,7 @@
               <w:rPr>
                 <w:sz w:val="14"/>
               </w:rPr>
-              <w:t>6</w:t>
+              <w:t>7</w:t>
             </w:r>
           </w:p>
         </w:tc>
@@ -7051,7 +6917,7 @@
               <w:rPr>
                 <w:sz w:val="14"/>
               </w:rPr>
-              <w:t>Diganti oleh Memen</w:t>
+              <w:t>Diganti oleh Andri</w:t>
             </w:r>
           </w:p>
         </w:tc>
@@ -7079,7 +6945,7 @@
               <w:rPr>
                 <w:sz w:val="14"/>
               </w:rPr>
-              <w:t>ROHMAT</w:t>
+              <w:t>YATI</w:t>
             </w:r>
           </w:p>
         </w:tc>
@@ -7092,7 +6958,7 @@
               <w:rPr>
                 <w:sz w:val="14"/>
               </w:rPr>
-              <w:t>3204363001760001</w:t>
+              <w:t>3204364802550002</w:t>
             </w:r>
           </w:p>
         </w:tc>
@@ -7105,7 +6971,7 @@
               <w:rPr>
                 <w:sz w:val="14"/>
               </w:rPr>
-              <w:t>3204361809080057</w:t>
+              <w:t>3204363108120020</w:t>
             </w:r>
           </w:p>
         </w:tc>
@@ -7118,7 +6984,7 @@
               <w:rPr>
                 <w:sz w:val="14"/>
               </w:rPr>
-              <w:t>KP. Jolok RT 1 RW 6</w:t>
+              <w:t>KP. Jolok RT 2 RW 6</w:t>
             </w:r>
           </w:p>
         </w:tc>
@@ -7131,7 +6997,7 @@
               <w:rPr>
                 <w:sz w:val="14"/>
               </w:rPr>
-              <w:t>1</w:t>
+              <w:t>2</w:t>
             </w:r>
           </w:p>
         </w:tc>
@@ -7183,7 +7049,7 @@
               <w:rPr>
                 <w:sz w:val="14"/>
               </w:rPr>
-              <w:t>Diganti oleh Sodikin</w:t>
+              <w:t>Diganti oleh Memen</w:t>
             </w:r>
           </w:p>
         </w:tc>
@@ -7211,7 +7077,7 @@
               <w:rPr>
                 <w:sz w:val="14"/>
               </w:rPr>
-              <w:t>ASIH</w:t>
+              <w:t>ROHMAT</w:t>
             </w:r>
           </w:p>
         </w:tc>
@@ -7224,7 +7090,7 @@
               <w:rPr>
                 <w:sz w:val="14"/>
               </w:rPr>
-              <w:t>3204364907640002</w:t>
+              <w:t>3204363001760001</w:t>
             </w:r>
           </w:p>
         </w:tc>
@@ -7237,7 +7103,7 @@
               <w:rPr>
                 <w:sz w:val="14"/>
               </w:rPr>
-              <w:t>3204362406140007</w:t>
+              <w:t>3204361809080057</w:t>
             </w:r>
           </w:p>
         </w:tc>
@@ -7250,7 +7116,7 @@
               <w:rPr>
                 <w:sz w:val="14"/>
               </w:rPr>
-              <w:t>KP. Babakan Salam RT 1 RW 7</w:t>
+              <w:t>KP. Jolok RT 1 RW 6</w:t>
             </w:r>
           </w:p>
         </w:tc>
@@ -7276,7 +7142,7 @@
               <w:rPr>
                 <w:sz w:val="14"/>
               </w:rPr>
-              <w:t>7</w:t>
+              <w:t>6</w:t>
             </w:r>
           </w:p>
         </w:tc>
@@ -7315,7 +7181,7 @@
               <w:rPr>
                 <w:sz w:val="14"/>
               </w:rPr>
-              <w:t>Diganti oleh Dedeh</w:t>
+              <w:t>Diganti oleh Sodikin</w:t>
             </w:r>
           </w:p>
         </w:tc>
@@ -7343,7 +7209,7 @@
               <w:rPr>
                 <w:sz w:val="14"/>
               </w:rPr>
-              <w:t>WAWAN SETIAWAN</w:t>
+              <w:t>ASIH</w:t>
             </w:r>
           </w:p>
         </w:tc>
@@ -7356,7 +7222,7 @@
               <w:rPr>
                 <w:sz w:val="14"/>
               </w:rPr>
-              <w:t>3204360204940003</w:t>
+              <w:t>3204364907640002</w:t>
             </w:r>
           </w:p>
         </w:tc>
@@ -7369,7 +7235,7 @@
               <w:rPr>
                 <w:sz w:val="14"/>
               </w:rPr>
-              <w:t>3204360404180010</w:t>
+              <w:t>3204362406140007</w:t>
             </w:r>
           </w:p>
         </w:tc>
@@ -7382,7 +7248,7 @@
               <w:rPr>
                 <w:sz w:val="14"/>
               </w:rPr>
-              <w:t>KP. Awilega RT 3 RW 9</w:t>
+              <w:t>KP. Babakan Salam RT 1 RW 7</w:t>
             </w:r>
           </w:p>
         </w:tc>
@@ -7395,7 +7261,7 @@
               <w:rPr>
                 <w:sz w:val="14"/>
               </w:rPr>
-              <w:t>3</w:t>
+              <w:t>1</w:t>
             </w:r>
           </w:p>
         </w:tc>
@@ -7408,7 +7274,7 @@
               <w:rPr>
                 <w:sz w:val="14"/>
               </w:rPr>
-              <w:t>9</w:t>
+              <w:t>7</w:t>
             </w:r>
           </w:p>
         </w:tc>
@@ -7447,7 +7313,7 @@
               <w:rPr>
                 <w:sz w:val="14"/>
               </w:rPr>
-              <w:t>Diganti oleh Encar</w:t>
+              <w:t>Diganti oleh Dedeh</w:t>
             </w:r>
           </w:p>
         </w:tc>
@@ -7475,7 +7341,7 @@
               <w:rPr>
                 <w:sz w:val="14"/>
               </w:rPr>
-              <w:t>AI MARYATI</w:t>
+              <w:t>WAWAN SETIAWAN</w:t>
             </w:r>
           </w:p>
         </w:tc>
@@ -7488,7 +7354,7 @@
               <w:rPr>
                 <w:sz w:val="14"/>
               </w:rPr>
-              <w:t>3204365206620003</w:t>
+              <w:t>3204360204940003</w:t>
             </w:r>
           </w:p>
         </w:tc>
@@ -7501,7 +7367,7 @@
               <w:rPr>
                 <w:sz w:val="14"/>
               </w:rPr>
-              <w:t>3204361903051928</w:t>
+              <w:t>3204360404180010</w:t>
             </w:r>
           </w:p>
         </w:tc>
@@ -7514,7 +7380,7 @@
               <w:rPr>
                 <w:sz w:val="14"/>
               </w:rPr>
-              <w:t>Babakan Salam</w:t>
+              <w:t>KP. Awilega RT 3 RW 9</w:t>
             </w:r>
           </w:p>
         </w:tc>
@@ -7527,7 +7393,7 @@
               <w:rPr>
                 <w:sz w:val="14"/>
               </w:rPr>
-              <w:t>-</w:t>
+              <w:t>3</w:t>
             </w:r>
           </w:p>
         </w:tc>
@@ -7540,7 +7406,7 @@
               <w:rPr>
                 <w:sz w:val="14"/>
               </w:rPr>
-              <w:t>-</w:t>
+              <w:t>9</w:t>
             </w:r>
           </w:p>
         </w:tc>
@@ -7579,7 +7445,7 @@
               <w:rPr>
                 <w:sz w:val="14"/>
               </w:rPr>
-              <w:t>Diganti oleh Cecep</w:t>
+              <w:t>Diganti oleh Encar</w:t>
             </w:r>
           </w:p>
         </w:tc>
@@ -7607,7 +7473,7 @@
               <w:rPr>
                 <w:sz w:val="14"/>
               </w:rPr>
-              <w:t>ONENG</w:t>
+              <w:t>AI MARYATI</w:t>
             </w:r>
           </w:p>
         </w:tc>
@@ -7620,13 +7486,52 @@
               <w:rPr>
                 <w:sz w:val="14"/>
               </w:rPr>
+              <w:t>3204365206620003</w:t>
+            </w:r>
+          </w:p>
+        </w:tc>
+        <w:tc>
+          <w:tcPr>
+            <w:tcW w:type="dxa" w:w="1984"/>
+          </w:tcPr>
+          <w:p>
+            <w:r>
+              <w:rPr>
+                <w:sz w:val="14"/>
+              </w:rPr>
+              <w:t>3204361903051928</w:t>
+            </w:r>
+          </w:p>
+        </w:tc>
+        <w:tc>
+          <w:tcPr>
+            <w:tcW w:type="dxa" w:w="3969"/>
+          </w:tcPr>
+          <w:p>
+            <w:r>
+              <w:rPr>
+                <w:sz w:val="14"/>
+              </w:rPr>
+              <w:t>Babakan Salam</w:t>
+            </w:r>
+          </w:p>
+        </w:tc>
+        <w:tc>
+          <w:tcPr>
+            <w:tcW w:type="dxa" w:w="680"/>
+          </w:tcPr>
+          <w:p>
+            <w:r>
+              <w:rPr>
+                <w:sz w:val="14"/>
+              </w:rPr>
               <w:t>-</w:t>
             </w:r>
           </w:p>
         </w:tc>
         <w:tc>
           <w:tcPr>
-            <w:tcW w:type="dxa" w:w="1984"/>
+            <w:tcW w:type="dxa" w:w="680"/>
           </w:tcPr>
           <w:p>
             <w:r>
@@ -7639,45 +7544,6 @@
         </w:tc>
         <w:tc>
           <w:tcPr>
-            <w:tcW w:type="dxa" w:w="3969"/>
-          </w:tcPr>
-          <w:p>
-            <w:r>
-              <w:rPr>
-                <w:sz w:val="14"/>
-              </w:rPr>
-              <w:t>Kp Lampegan</w:t>
-            </w:r>
-          </w:p>
-        </w:tc>
-        <w:tc>
-          <w:tcPr>
-            <w:tcW w:type="dxa" w:w="680"/>
-          </w:tcPr>
-          <w:p>
-            <w:r>
-              <w:rPr>
-                <w:sz w:val="14"/>
-              </w:rPr>
-              <w:t>-</w:t>
-            </w:r>
-          </w:p>
-        </w:tc>
-        <w:tc>
-          <w:tcPr>
-            <w:tcW w:type="dxa" w:w="680"/>
-          </w:tcPr>
-          <w:p>
-            <w:r>
-              <w:rPr>
-                <w:sz w:val="14"/>
-              </w:rPr>
-              <w:t>-</w:t>
-            </w:r>
-          </w:p>
-        </w:tc>
-        <w:tc>
-          <w:tcPr>
             <w:tcW w:type="dxa" w:w="1701"/>
           </w:tcPr>
           <w:p>
@@ -7711,7 +7577,7 @@
               <w:rPr>
                 <w:sz w:val="14"/>
               </w:rPr>
-              <w:t>Diganti oleh Tomi Harun Arasyid</w:t>
+              <w:t>Diganti oleh Cecep</w:t>
             </w:r>
           </w:p>
         </w:tc>
@@ -8519,7 +8385,7 @@
               <w:rPr>
                 <w:sz w:val="20"/>
               </w:rPr>
-              <w:t>16</w:t>
+              <w:t>15</w:t>
             </w:r>
           </w:p>
         </w:tc>
@@ -8681,7 +8547,7 @@
                 <w:b/>
                 <w:sz w:val="20"/>
               </w:rPr>
-              <w:t>56</w:t>
+              <w:t>55</w:t>
             </w:r>
           </w:p>
         </w:tc>

--- a/public/outputs/Data_BSPS_Paseh_Loa_Lampegan.docx
+++ b/public/outputs/Data_BSPS_Paseh_Loa_Lampegan.docx
@@ -42,26 +42,13 @@
       <w:r>
         <w:rPr>
           <w:color w:val="333333"/>
-          <w:sz w:val="32"/>
+          <w:sz w:val="28"/>
         </w:rPr>
         <w:t>Kecamatan Paseh - Desa Loa</w:t>
         <w:br/>
         <w:t>Kecamatan Ibun - Desa Lampegan</w:t>
-      </w:r>
-    </w:p>
-    <w:p/>
-    <w:p>
-      <w:pPr>
-        <w:jc w:val="center"/>
-      </w:pPr>
-      <w:r>
-        <w:rPr>
-          <w:color w:val="666666"/>
-          <w:sz w:val="28"/>
-        </w:rPr>
-        <w:t>Kabupaten Bandung</w:t>
         <w:br/>
-        <w:t>Provinsi Jawa Barat</w:t>
+        <w:t>Kabupaten Bandung - Provinsi Jawa Barat</w:t>
       </w:r>
     </w:p>
     <w:p>
@@ -77,55 +64,7 @@
         <w:rPr>
           <w:color w:val="2E7D32"/>
         </w:rPr>
-        <w:t>DAFTAR ISI</w:t>
-      </w:r>
-    </w:p>
-    <w:p>
-      <w:r>
-        <w:rPr>
-          <w:sz w:val="24"/>
-        </w:rPr>
         <w:t>1. Data Di ACC</w:t>
-      </w:r>
-    </w:p>
-    <w:p>
-      <w:r>
-        <w:rPr>
-          <w:sz w:val="24"/>
-        </w:rPr>
-        <w:t>2. Tidak ACC - Layak Huni</w:t>
-      </w:r>
-    </w:p>
-    <w:p>
-      <w:r>
-        <w:rPr>
-          <w:sz w:val="24"/>
-        </w:rPr>
-        <w:t>3. Tidak ACC - Tidak Melanjutkan</w:t>
-      </w:r>
-    </w:p>
-    <w:p>
-      <w:r>
-        <w:rPr>
-          <w:sz w:val="24"/>
-        </w:rPr>
-        <w:t>4. Ringkasan Data</w:t>
-      </w:r>
-    </w:p>
-    <w:p>
-      <w:r>
-        <w:br w:type="page"/>
-      </w:r>
-    </w:p>
-    <w:p>
-      <w:pPr>
-        <w:pStyle w:val="Heading2"/>
-      </w:pPr>
-      <w:r>
-        <w:rPr>
-          <w:color w:val="2E7D32"/>
-        </w:rPr>
-        <w:t>1. Data Di ACC (Diterima)</w:t>
       </w:r>
     </w:p>
     <w:p>
@@ -159,7 +98,7 @@
       <w:tr>
         <w:tc>
           <w:tcPr>
-            <w:tcW w:type="dxa" w:w="567"/>
+            <w:tcW w:type="dxa" w:w="2211"/>
             <w:shd w:val="clear" w:color="auto" w:fill="1B5E20"/>
           </w:tcPr>
           <w:p>
@@ -178,7 +117,7 @@
         </w:tc>
         <w:tc>
           <w:tcPr>
-            <w:tcW w:type="dxa" w:w="1984"/>
+            <w:tcW w:type="dxa" w:w="2211"/>
             <w:shd w:val="clear" w:color="auto" w:fill="1B5E20"/>
           </w:tcPr>
           <w:p>
@@ -197,7 +136,7 @@
         </w:tc>
         <w:tc>
           <w:tcPr>
-            <w:tcW w:type="dxa" w:w="1984"/>
+            <w:tcW w:type="dxa" w:w="2211"/>
             <w:shd w:val="clear" w:color="auto" w:fill="1B5E20"/>
           </w:tcPr>
           <w:p>
@@ -216,7 +155,7 @@
         </w:tc>
         <w:tc>
           <w:tcPr>
-            <w:tcW w:type="dxa" w:w="1984"/>
+            <w:tcW w:type="dxa" w:w="2211"/>
             <w:shd w:val="clear" w:color="auto" w:fill="1B5E20"/>
           </w:tcPr>
           <w:p>
@@ -235,7 +174,7 @@
         </w:tc>
         <w:tc>
           <w:tcPr>
-            <w:tcW w:type="dxa" w:w="3969"/>
+            <w:tcW w:type="dxa" w:w="2211"/>
             <w:shd w:val="clear" w:color="auto" w:fill="1B5E20"/>
           </w:tcPr>
           <w:p>
@@ -254,7 +193,7 @@
         </w:tc>
         <w:tc>
           <w:tcPr>
-            <w:tcW w:type="dxa" w:w="680"/>
+            <w:tcW w:type="dxa" w:w="2211"/>
             <w:shd w:val="clear" w:color="auto" w:fill="1B5E20"/>
           </w:tcPr>
           <w:p>
@@ -273,7 +212,7 @@
         </w:tc>
         <w:tc>
           <w:tcPr>
-            <w:tcW w:type="dxa" w:w="680"/>
+            <w:tcW w:type="dxa" w:w="2211"/>
             <w:shd w:val="clear" w:color="auto" w:fill="1B5E20"/>
           </w:tcPr>
           <w:p>
@@ -292,7 +231,7 @@
         </w:tc>
         <w:tc>
           <w:tcPr>
-            <w:tcW w:type="dxa" w:w="1701"/>
+            <w:tcW w:type="dxa" w:w="2211"/>
             <w:shd w:val="clear" w:color="auto" w:fill="1B5E20"/>
           </w:tcPr>
           <w:p>
@@ -311,7 +250,7 @@
         </w:tc>
         <w:tc>
           <w:tcPr>
-            <w:tcW w:type="dxa" w:w="1701"/>
+            <w:tcW w:type="dxa" w:w="2211"/>
             <w:shd w:val="clear" w:color="auto" w:fill="1B5E20"/>
           </w:tcPr>
           <w:p>
@@ -324,13 +263,13 @@
                 <w:color w:val="FFFFFF"/>
                 <w:sz w:val="16"/>
               </w:rPr>
-              <w:t>Kecamatan</w:t>
-            </w:r>
-          </w:p>
-        </w:tc>
-        <w:tc>
-          <w:tcPr>
-            <w:tcW w:type="dxa" w:w="2835"/>
+              <w:t>Kec.</w:t>
+            </w:r>
+          </w:p>
+        </w:tc>
+        <w:tc>
+          <w:tcPr>
+            <w:tcW w:type="dxa" w:w="2211"/>
             <w:shd w:val="clear" w:color="auto" w:fill="1B5E20"/>
           </w:tcPr>
           <w:p>
@@ -351,7 +290,7 @@
       <w:tr>
         <w:tc>
           <w:tcPr>
-            <w:tcW w:type="dxa" w:w="567"/>
+            <w:tcW w:type="dxa" w:w="2211"/>
           </w:tcPr>
           <w:p>
             <w:r>
@@ -364,7 +303,7 @@
         </w:tc>
         <w:tc>
           <w:tcPr>
-            <w:tcW w:type="dxa" w:w="1984"/>
+            <w:tcW w:type="dxa" w:w="2211"/>
           </w:tcPr>
           <w:p>
             <w:r>
@@ -377,7 +316,7 @@
         </w:tc>
         <w:tc>
           <w:tcPr>
-            <w:tcW w:type="dxa" w:w="1984"/>
+            <w:tcW w:type="dxa" w:w="2211"/>
           </w:tcPr>
           <w:p>
             <w:r>
@@ -390,7 +329,7 @@
         </w:tc>
         <w:tc>
           <w:tcPr>
-            <w:tcW w:type="dxa" w:w="1984"/>
+            <w:tcW w:type="dxa" w:w="2211"/>
           </w:tcPr>
           <w:p>
             <w:r>
@@ -403,7 +342,7 @@
         </w:tc>
         <w:tc>
           <w:tcPr>
-            <w:tcW w:type="dxa" w:w="3969"/>
+            <w:tcW w:type="dxa" w:w="2211"/>
           </w:tcPr>
           <w:p>
             <w:r>
@@ -416,7 +355,7 @@
         </w:tc>
         <w:tc>
           <w:tcPr>
-            <w:tcW w:type="dxa" w:w="680"/>
+            <w:tcW w:type="dxa" w:w="2211"/>
           </w:tcPr>
           <w:p>
             <w:r>
@@ -429,7 +368,7 @@
         </w:tc>
         <w:tc>
           <w:tcPr>
-            <w:tcW w:type="dxa" w:w="680"/>
+            <w:tcW w:type="dxa" w:w="2211"/>
           </w:tcPr>
           <w:p>
             <w:r>
@@ -442,7 +381,7 @@
         </w:tc>
         <w:tc>
           <w:tcPr>
-            <w:tcW w:type="dxa" w:w="1701"/>
+            <w:tcW w:type="dxa" w:w="2211"/>
           </w:tcPr>
           <w:p>
             <w:r>
@@ -455,7 +394,7 @@
         </w:tc>
         <w:tc>
           <w:tcPr>
-            <w:tcW w:type="dxa" w:w="1701"/>
+            <w:tcW w:type="dxa" w:w="2211"/>
           </w:tcPr>
           <w:p>
             <w:r>
@@ -468,7 +407,7 @@
         </w:tc>
         <w:tc>
           <w:tcPr>
-            <w:tcW w:type="dxa" w:w="2835"/>
+            <w:tcW w:type="dxa" w:w="2211"/>
           </w:tcPr>
           <w:p>
             <w:r>
@@ -483,7 +422,7 @@
       <w:tr>
         <w:tc>
           <w:tcPr>
-            <w:tcW w:type="dxa" w:w="567"/>
+            <w:tcW w:type="dxa" w:w="2211"/>
           </w:tcPr>
           <w:p>
             <w:r>
@@ -496,7 +435,7 @@
         </w:tc>
         <w:tc>
           <w:tcPr>
-            <w:tcW w:type="dxa" w:w="1984"/>
+            <w:tcW w:type="dxa" w:w="2211"/>
           </w:tcPr>
           <w:p>
             <w:r>
@@ -509,7 +448,7 @@
         </w:tc>
         <w:tc>
           <w:tcPr>
-            <w:tcW w:type="dxa" w:w="1984"/>
+            <w:tcW w:type="dxa" w:w="2211"/>
           </w:tcPr>
           <w:p>
             <w:r>
@@ -522,7 +461,7 @@
         </w:tc>
         <w:tc>
           <w:tcPr>
-            <w:tcW w:type="dxa" w:w="1984"/>
+            <w:tcW w:type="dxa" w:w="2211"/>
           </w:tcPr>
           <w:p>
             <w:r>
@@ -535,7 +474,7 @@
         </w:tc>
         <w:tc>
           <w:tcPr>
-            <w:tcW w:type="dxa" w:w="3969"/>
+            <w:tcW w:type="dxa" w:w="2211"/>
           </w:tcPr>
           <w:p>
             <w:r>
@@ -548,7 +487,7 @@
         </w:tc>
         <w:tc>
           <w:tcPr>
-            <w:tcW w:type="dxa" w:w="680"/>
+            <w:tcW w:type="dxa" w:w="2211"/>
           </w:tcPr>
           <w:p>
             <w:r>
@@ -561,7 +500,7 @@
         </w:tc>
         <w:tc>
           <w:tcPr>
-            <w:tcW w:type="dxa" w:w="680"/>
+            <w:tcW w:type="dxa" w:w="2211"/>
           </w:tcPr>
           <w:p>
             <w:r>
@@ -574,7 +513,7 @@
         </w:tc>
         <w:tc>
           <w:tcPr>
-            <w:tcW w:type="dxa" w:w="1701"/>
+            <w:tcW w:type="dxa" w:w="2211"/>
           </w:tcPr>
           <w:p>
             <w:r>
@@ -587,7 +526,7 @@
         </w:tc>
         <w:tc>
           <w:tcPr>
-            <w:tcW w:type="dxa" w:w="1701"/>
+            <w:tcW w:type="dxa" w:w="2211"/>
           </w:tcPr>
           <w:p>
             <w:r>
@@ -600,7 +539,7 @@
         </w:tc>
         <w:tc>
           <w:tcPr>
-            <w:tcW w:type="dxa" w:w="2835"/>
+            <w:tcW w:type="dxa" w:w="2211"/>
           </w:tcPr>
           <w:p>
             <w:r>
@@ -615,7 +554,7 @@
       <w:tr>
         <w:tc>
           <w:tcPr>
-            <w:tcW w:type="dxa" w:w="567"/>
+            <w:tcW w:type="dxa" w:w="2211"/>
           </w:tcPr>
           <w:p>
             <w:r>
@@ -628,7 +567,7 @@
         </w:tc>
         <w:tc>
           <w:tcPr>
-            <w:tcW w:type="dxa" w:w="1984"/>
+            <w:tcW w:type="dxa" w:w="2211"/>
           </w:tcPr>
           <w:p>
             <w:r>
@@ -641,7 +580,7 @@
         </w:tc>
         <w:tc>
           <w:tcPr>
-            <w:tcW w:type="dxa" w:w="1984"/>
+            <w:tcW w:type="dxa" w:w="2211"/>
           </w:tcPr>
           <w:p>
             <w:r>
@@ -654,7 +593,7 @@
         </w:tc>
         <w:tc>
           <w:tcPr>
-            <w:tcW w:type="dxa" w:w="1984"/>
+            <w:tcW w:type="dxa" w:w="2211"/>
           </w:tcPr>
           <w:p>
             <w:r>
@@ -667,7 +606,7 @@
         </w:tc>
         <w:tc>
           <w:tcPr>
-            <w:tcW w:type="dxa" w:w="3969"/>
+            <w:tcW w:type="dxa" w:w="2211"/>
           </w:tcPr>
           <w:p>
             <w:r>
@@ -680,7 +619,7 @@
         </w:tc>
         <w:tc>
           <w:tcPr>
-            <w:tcW w:type="dxa" w:w="680"/>
+            <w:tcW w:type="dxa" w:w="2211"/>
           </w:tcPr>
           <w:p>
             <w:r>
@@ -693,7 +632,7 @@
         </w:tc>
         <w:tc>
           <w:tcPr>
-            <w:tcW w:type="dxa" w:w="680"/>
+            <w:tcW w:type="dxa" w:w="2211"/>
           </w:tcPr>
           <w:p>
             <w:r>
@@ -706,7 +645,7 @@
         </w:tc>
         <w:tc>
           <w:tcPr>
-            <w:tcW w:type="dxa" w:w="1701"/>
+            <w:tcW w:type="dxa" w:w="2211"/>
           </w:tcPr>
           <w:p>
             <w:r>
@@ -719,7 +658,7 @@
         </w:tc>
         <w:tc>
           <w:tcPr>
-            <w:tcW w:type="dxa" w:w="1701"/>
+            <w:tcW w:type="dxa" w:w="2211"/>
           </w:tcPr>
           <w:p>
             <w:r>
@@ -732,7 +671,7 @@
         </w:tc>
         <w:tc>
           <w:tcPr>
-            <w:tcW w:type="dxa" w:w="2835"/>
+            <w:tcW w:type="dxa" w:w="2211"/>
           </w:tcPr>
           <w:p>
             <w:r>
@@ -747,7 +686,7 @@
       <w:tr>
         <w:tc>
           <w:tcPr>
-            <w:tcW w:type="dxa" w:w="567"/>
+            <w:tcW w:type="dxa" w:w="2211"/>
           </w:tcPr>
           <w:p>
             <w:r>
@@ -760,7 +699,7 @@
         </w:tc>
         <w:tc>
           <w:tcPr>
-            <w:tcW w:type="dxa" w:w="1984"/>
+            <w:tcW w:type="dxa" w:w="2211"/>
           </w:tcPr>
           <w:p>
             <w:r>
@@ -773,7 +712,7 @@
         </w:tc>
         <w:tc>
           <w:tcPr>
-            <w:tcW w:type="dxa" w:w="1984"/>
+            <w:tcW w:type="dxa" w:w="2211"/>
           </w:tcPr>
           <w:p>
             <w:r>
@@ -786,7 +725,7 @@
         </w:tc>
         <w:tc>
           <w:tcPr>
-            <w:tcW w:type="dxa" w:w="1984"/>
+            <w:tcW w:type="dxa" w:w="2211"/>
           </w:tcPr>
           <w:p>
             <w:r>
@@ -799,7 +738,7 @@
         </w:tc>
         <w:tc>
           <w:tcPr>
-            <w:tcW w:type="dxa" w:w="3969"/>
+            <w:tcW w:type="dxa" w:w="2211"/>
           </w:tcPr>
           <w:p>
             <w:r>
@@ -812,7 +751,7 @@
         </w:tc>
         <w:tc>
           <w:tcPr>
-            <w:tcW w:type="dxa" w:w="680"/>
+            <w:tcW w:type="dxa" w:w="2211"/>
           </w:tcPr>
           <w:p>
             <w:r>
@@ -825,7 +764,7 @@
         </w:tc>
         <w:tc>
           <w:tcPr>
-            <w:tcW w:type="dxa" w:w="680"/>
+            <w:tcW w:type="dxa" w:w="2211"/>
           </w:tcPr>
           <w:p>
             <w:r>
@@ -838,7 +777,7 @@
         </w:tc>
         <w:tc>
           <w:tcPr>
-            <w:tcW w:type="dxa" w:w="1701"/>
+            <w:tcW w:type="dxa" w:w="2211"/>
           </w:tcPr>
           <w:p>
             <w:r>
@@ -851,7 +790,7 @@
         </w:tc>
         <w:tc>
           <w:tcPr>
-            <w:tcW w:type="dxa" w:w="1701"/>
+            <w:tcW w:type="dxa" w:w="2211"/>
           </w:tcPr>
           <w:p>
             <w:r>
@@ -864,7 +803,7 @@
         </w:tc>
         <w:tc>
           <w:tcPr>
-            <w:tcW w:type="dxa" w:w="2835"/>
+            <w:tcW w:type="dxa" w:w="2211"/>
           </w:tcPr>
           <w:p>
             <w:r>
@@ -879,7 +818,7 @@
       <w:tr>
         <w:tc>
           <w:tcPr>
-            <w:tcW w:type="dxa" w:w="567"/>
+            <w:tcW w:type="dxa" w:w="2211"/>
           </w:tcPr>
           <w:p>
             <w:r>
@@ -892,7 +831,7 @@
         </w:tc>
         <w:tc>
           <w:tcPr>
-            <w:tcW w:type="dxa" w:w="1984"/>
+            <w:tcW w:type="dxa" w:w="2211"/>
           </w:tcPr>
           <w:p>
             <w:r>
@@ -905,7 +844,7 @@
         </w:tc>
         <w:tc>
           <w:tcPr>
-            <w:tcW w:type="dxa" w:w="1984"/>
+            <w:tcW w:type="dxa" w:w="2211"/>
           </w:tcPr>
           <w:p>
             <w:r>
@@ -918,7 +857,7 @@
         </w:tc>
         <w:tc>
           <w:tcPr>
-            <w:tcW w:type="dxa" w:w="1984"/>
+            <w:tcW w:type="dxa" w:w="2211"/>
           </w:tcPr>
           <w:p>
             <w:r>
@@ -931,7 +870,7 @@
         </w:tc>
         <w:tc>
           <w:tcPr>
-            <w:tcW w:type="dxa" w:w="3969"/>
+            <w:tcW w:type="dxa" w:w="2211"/>
           </w:tcPr>
           <w:p>
             <w:r>
@@ -944,7 +883,7 @@
         </w:tc>
         <w:tc>
           <w:tcPr>
-            <w:tcW w:type="dxa" w:w="680"/>
+            <w:tcW w:type="dxa" w:w="2211"/>
           </w:tcPr>
           <w:p>
             <w:r>
@@ -957,7 +896,7 @@
         </w:tc>
         <w:tc>
           <w:tcPr>
-            <w:tcW w:type="dxa" w:w="680"/>
+            <w:tcW w:type="dxa" w:w="2211"/>
           </w:tcPr>
           <w:p>
             <w:r>
@@ -970,7 +909,7 @@
         </w:tc>
         <w:tc>
           <w:tcPr>
-            <w:tcW w:type="dxa" w:w="1701"/>
+            <w:tcW w:type="dxa" w:w="2211"/>
           </w:tcPr>
           <w:p>
             <w:r>
@@ -983,7 +922,7 @@
         </w:tc>
         <w:tc>
           <w:tcPr>
-            <w:tcW w:type="dxa" w:w="1701"/>
+            <w:tcW w:type="dxa" w:w="2211"/>
           </w:tcPr>
           <w:p>
             <w:r>
@@ -996,7 +935,7 @@
         </w:tc>
         <w:tc>
           <w:tcPr>
-            <w:tcW w:type="dxa" w:w="2835"/>
+            <w:tcW w:type="dxa" w:w="2211"/>
           </w:tcPr>
           <w:p>
             <w:r>
@@ -1011,7 +950,7 @@
       <w:tr>
         <w:tc>
           <w:tcPr>
-            <w:tcW w:type="dxa" w:w="567"/>
+            <w:tcW w:type="dxa" w:w="2211"/>
           </w:tcPr>
           <w:p>
             <w:r>
@@ -1024,7 +963,7 @@
         </w:tc>
         <w:tc>
           <w:tcPr>
-            <w:tcW w:type="dxa" w:w="1984"/>
+            <w:tcW w:type="dxa" w:w="2211"/>
           </w:tcPr>
           <w:p>
             <w:r>
@@ -1037,7 +976,7 @@
         </w:tc>
         <w:tc>
           <w:tcPr>
-            <w:tcW w:type="dxa" w:w="1984"/>
+            <w:tcW w:type="dxa" w:w="2211"/>
           </w:tcPr>
           <w:p>
             <w:r>
@@ -1050,7 +989,7 @@
         </w:tc>
         <w:tc>
           <w:tcPr>
-            <w:tcW w:type="dxa" w:w="1984"/>
+            <w:tcW w:type="dxa" w:w="2211"/>
           </w:tcPr>
           <w:p>
             <w:r>
@@ -1063,7 +1002,7 @@
         </w:tc>
         <w:tc>
           <w:tcPr>
-            <w:tcW w:type="dxa" w:w="3969"/>
+            <w:tcW w:type="dxa" w:w="2211"/>
           </w:tcPr>
           <w:p>
             <w:r>
@@ -1076,7 +1015,7 @@
         </w:tc>
         <w:tc>
           <w:tcPr>
-            <w:tcW w:type="dxa" w:w="680"/>
+            <w:tcW w:type="dxa" w:w="2211"/>
           </w:tcPr>
           <w:p>
             <w:r>
@@ -1089,7 +1028,7 @@
         </w:tc>
         <w:tc>
           <w:tcPr>
-            <w:tcW w:type="dxa" w:w="680"/>
+            <w:tcW w:type="dxa" w:w="2211"/>
           </w:tcPr>
           <w:p>
             <w:r>
@@ -1102,7 +1041,7 @@
         </w:tc>
         <w:tc>
           <w:tcPr>
-            <w:tcW w:type="dxa" w:w="1701"/>
+            <w:tcW w:type="dxa" w:w="2211"/>
           </w:tcPr>
           <w:p>
             <w:r>
@@ -1115,7 +1054,7 @@
         </w:tc>
         <w:tc>
           <w:tcPr>
-            <w:tcW w:type="dxa" w:w="1701"/>
+            <w:tcW w:type="dxa" w:w="2211"/>
           </w:tcPr>
           <w:p>
             <w:r>
@@ -1128,7 +1067,7 @@
         </w:tc>
         <w:tc>
           <w:tcPr>
-            <w:tcW w:type="dxa" w:w="2835"/>
+            <w:tcW w:type="dxa" w:w="2211"/>
           </w:tcPr>
           <w:p>
             <w:r>
@@ -1143,7 +1082,7 @@
       <w:tr>
         <w:tc>
           <w:tcPr>
-            <w:tcW w:type="dxa" w:w="567"/>
+            <w:tcW w:type="dxa" w:w="2211"/>
           </w:tcPr>
           <w:p>
             <w:r>
@@ -1156,7 +1095,7 @@
         </w:tc>
         <w:tc>
           <w:tcPr>
-            <w:tcW w:type="dxa" w:w="1984"/>
+            <w:tcW w:type="dxa" w:w="2211"/>
           </w:tcPr>
           <w:p>
             <w:r>
@@ -1169,7 +1108,7 @@
         </w:tc>
         <w:tc>
           <w:tcPr>
-            <w:tcW w:type="dxa" w:w="1984"/>
+            <w:tcW w:type="dxa" w:w="2211"/>
           </w:tcPr>
           <w:p>
             <w:r>
@@ -1182,7 +1121,7 @@
         </w:tc>
         <w:tc>
           <w:tcPr>
-            <w:tcW w:type="dxa" w:w="1984"/>
+            <w:tcW w:type="dxa" w:w="2211"/>
           </w:tcPr>
           <w:p>
             <w:r>
@@ -1195,7 +1134,7 @@
         </w:tc>
         <w:tc>
           <w:tcPr>
-            <w:tcW w:type="dxa" w:w="3969"/>
+            <w:tcW w:type="dxa" w:w="2211"/>
           </w:tcPr>
           <w:p>
             <w:r>
@@ -1208,7 +1147,7 @@
         </w:tc>
         <w:tc>
           <w:tcPr>
-            <w:tcW w:type="dxa" w:w="680"/>
+            <w:tcW w:type="dxa" w:w="2211"/>
           </w:tcPr>
           <w:p>
             <w:r>
@@ -1221,7 +1160,7 @@
         </w:tc>
         <w:tc>
           <w:tcPr>
-            <w:tcW w:type="dxa" w:w="680"/>
+            <w:tcW w:type="dxa" w:w="2211"/>
           </w:tcPr>
           <w:p>
             <w:r>
@@ -1234,7 +1173,7 @@
         </w:tc>
         <w:tc>
           <w:tcPr>
-            <w:tcW w:type="dxa" w:w="1701"/>
+            <w:tcW w:type="dxa" w:w="2211"/>
           </w:tcPr>
           <w:p>
             <w:r>
@@ -1247,7 +1186,7 @@
         </w:tc>
         <w:tc>
           <w:tcPr>
-            <w:tcW w:type="dxa" w:w="1701"/>
+            <w:tcW w:type="dxa" w:w="2211"/>
           </w:tcPr>
           <w:p>
             <w:r>
@@ -1260,7 +1199,7 @@
         </w:tc>
         <w:tc>
           <w:tcPr>
-            <w:tcW w:type="dxa" w:w="2835"/>
+            <w:tcW w:type="dxa" w:w="2211"/>
           </w:tcPr>
           <w:p>
             <w:r>
@@ -1275,7 +1214,7 @@
       <w:tr>
         <w:tc>
           <w:tcPr>
-            <w:tcW w:type="dxa" w:w="567"/>
+            <w:tcW w:type="dxa" w:w="2211"/>
           </w:tcPr>
           <w:p>
             <w:r>
@@ -1288,7 +1227,7 @@
         </w:tc>
         <w:tc>
           <w:tcPr>
-            <w:tcW w:type="dxa" w:w="1984"/>
+            <w:tcW w:type="dxa" w:w="2211"/>
           </w:tcPr>
           <w:p>
             <w:r>
@@ -1301,7 +1240,7 @@
         </w:tc>
         <w:tc>
           <w:tcPr>
-            <w:tcW w:type="dxa" w:w="1984"/>
+            <w:tcW w:type="dxa" w:w="2211"/>
           </w:tcPr>
           <w:p>
             <w:r>
@@ -1314,7 +1253,7 @@
         </w:tc>
         <w:tc>
           <w:tcPr>
-            <w:tcW w:type="dxa" w:w="1984"/>
+            <w:tcW w:type="dxa" w:w="2211"/>
           </w:tcPr>
           <w:p>
             <w:r>
@@ -1327,7 +1266,7 @@
         </w:tc>
         <w:tc>
           <w:tcPr>
-            <w:tcW w:type="dxa" w:w="3969"/>
+            <w:tcW w:type="dxa" w:w="2211"/>
           </w:tcPr>
           <w:p>
             <w:r>
@@ -1340,7 +1279,7 @@
         </w:tc>
         <w:tc>
           <w:tcPr>
-            <w:tcW w:type="dxa" w:w="680"/>
+            <w:tcW w:type="dxa" w:w="2211"/>
           </w:tcPr>
           <w:p>
             <w:r>
@@ -1353,7 +1292,7 @@
         </w:tc>
         <w:tc>
           <w:tcPr>
-            <w:tcW w:type="dxa" w:w="680"/>
+            <w:tcW w:type="dxa" w:w="2211"/>
           </w:tcPr>
           <w:p>
             <w:r>
@@ -1366,7 +1305,7 @@
         </w:tc>
         <w:tc>
           <w:tcPr>
-            <w:tcW w:type="dxa" w:w="1701"/>
+            <w:tcW w:type="dxa" w:w="2211"/>
           </w:tcPr>
           <w:p>
             <w:r>
@@ -1379,7 +1318,7 @@
         </w:tc>
         <w:tc>
           <w:tcPr>
-            <w:tcW w:type="dxa" w:w="1701"/>
+            <w:tcW w:type="dxa" w:w="2211"/>
           </w:tcPr>
           <w:p>
             <w:r>
@@ -1392,7 +1331,7 @@
         </w:tc>
         <w:tc>
           <w:tcPr>
-            <w:tcW w:type="dxa" w:w="2835"/>
+            <w:tcW w:type="dxa" w:w="2211"/>
           </w:tcPr>
           <w:p>
             <w:r>
@@ -1407,7 +1346,7 @@
       <w:tr>
         <w:tc>
           <w:tcPr>
-            <w:tcW w:type="dxa" w:w="567"/>
+            <w:tcW w:type="dxa" w:w="2211"/>
           </w:tcPr>
           <w:p>
             <w:r>
@@ -1420,7 +1359,7 @@
         </w:tc>
         <w:tc>
           <w:tcPr>
-            <w:tcW w:type="dxa" w:w="1984"/>
+            <w:tcW w:type="dxa" w:w="2211"/>
           </w:tcPr>
           <w:p>
             <w:r>
@@ -1433,7 +1372,7 @@
         </w:tc>
         <w:tc>
           <w:tcPr>
-            <w:tcW w:type="dxa" w:w="1984"/>
+            <w:tcW w:type="dxa" w:w="2211"/>
           </w:tcPr>
           <w:p>
             <w:r>
@@ -1446,7 +1385,7 @@
         </w:tc>
         <w:tc>
           <w:tcPr>
-            <w:tcW w:type="dxa" w:w="1984"/>
+            <w:tcW w:type="dxa" w:w="2211"/>
           </w:tcPr>
           <w:p>
             <w:r>
@@ -1459,7 +1398,7 @@
         </w:tc>
         <w:tc>
           <w:tcPr>
-            <w:tcW w:type="dxa" w:w="3969"/>
+            <w:tcW w:type="dxa" w:w="2211"/>
           </w:tcPr>
           <w:p>
             <w:r>
@@ -1472,7 +1411,7 @@
         </w:tc>
         <w:tc>
           <w:tcPr>
-            <w:tcW w:type="dxa" w:w="680"/>
+            <w:tcW w:type="dxa" w:w="2211"/>
           </w:tcPr>
           <w:p>
             <w:r>
@@ -1485,7 +1424,7 @@
         </w:tc>
         <w:tc>
           <w:tcPr>
-            <w:tcW w:type="dxa" w:w="680"/>
+            <w:tcW w:type="dxa" w:w="2211"/>
           </w:tcPr>
           <w:p>
             <w:r>
@@ -1498,7 +1437,7 @@
         </w:tc>
         <w:tc>
           <w:tcPr>
-            <w:tcW w:type="dxa" w:w="1701"/>
+            <w:tcW w:type="dxa" w:w="2211"/>
           </w:tcPr>
           <w:p>
             <w:r>
@@ -1511,7 +1450,7 @@
         </w:tc>
         <w:tc>
           <w:tcPr>
-            <w:tcW w:type="dxa" w:w="1701"/>
+            <w:tcW w:type="dxa" w:w="2211"/>
           </w:tcPr>
           <w:p>
             <w:r>
@@ -1524,7 +1463,7 @@
         </w:tc>
         <w:tc>
           <w:tcPr>
-            <w:tcW w:type="dxa" w:w="2835"/>
+            <w:tcW w:type="dxa" w:w="2211"/>
           </w:tcPr>
           <w:p>
             <w:r>
@@ -1539,7 +1478,7 @@
       <w:tr>
         <w:tc>
           <w:tcPr>
-            <w:tcW w:type="dxa" w:w="567"/>
+            <w:tcW w:type="dxa" w:w="2211"/>
           </w:tcPr>
           <w:p>
             <w:r>
@@ -1552,7 +1491,7 @@
         </w:tc>
         <w:tc>
           <w:tcPr>
-            <w:tcW w:type="dxa" w:w="1984"/>
+            <w:tcW w:type="dxa" w:w="2211"/>
           </w:tcPr>
           <w:p>
             <w:r>
@@ -1565,7 +1504,7 @@
         </w:tc>
         <w:tc>
           <w:tcPr>
-            <w:tcW w:type="dxa" w:w="1984"/>
+            <w:tcW w:type="dxa" w:w="2211"/>
           </w:tcPr>
           <w:p>
             <w:r>
@@ -1578,7 +1517,7 @@
         </w:tc>
         <w:tc>
           <w:tcPr>
-            <w:tcW w:type="dxa" w:w="1984"/>
+            <w:tcW w:type="dxa" w:w="2211"/>
           </w:tcPr>
           <w:p>
             <w:r>
@@ -1591,7 +1530,7 @@
         </w:tc>
         <w:tc>
           <w:tcPr>
-            <w:tcW w:type="dxa" w:w="3969"/>
+            <w:tcW w:type="dxa" w:w="2211"/>
           </w:tcPr>
           <w:p>
             <w:r>
@@ -1604,7 +1543,7 @@
         </w:tc>
         <w:tc>
           <w:tcPr>
-            <w:tcW w:type="dxa" w:w="680"/>
+            <w:tcW w:type="dxa" w:w="2211"/>
           </w:tcPr>
           <w:p>
             <w:r>
@@ -1617,7 +1556,7 @@
         </w:tc>
         <w:tc>
           <w:tcPr>
-            <w:tcW w:type="dxa" w:w="680"/>
+            <w:tcW w:type="dxa" w:w="2211"/>
           </w:tcPr>
           <w:p>
             <w:r>
@@ -1630,7 +1569,7 @@
         </w:tc>
         <w:tc>
           <w:tcPr>
-            <w:tcW w:type="dxa" w:w="1701"/>
+            <w:tcW w:type="dxa" w:w="2211"/>
           </w:tcPr>
           <w:p>
             <w:r>
@@ -1643,7 +1582,7 @@
         </w:tc>
         <w:tc>
           <w:tcPr>
-            <w:tcW w:type="dxa" w:w="1701"/>
+            <w:tcW w:type="dxa" w:w="2211"/>
           </w:tcPr>
           <w:p>
             <w:r>
@@ -1656,7 +1595,7 @@
         </w:tc>
         <w:tc>
           <w:tcPr>
-            <w:tcW w:type="dxa" w:w="2835"/>
+            <w:tcW w:type="dxa" w:w="2211"/>
           </w:tcPr>
           <w:p>
             <w:r>
@@ -1671,7 +1610,7 @@
       <w:tr>
         <w:tc>
           <w:tcPr>
-            <w:tcW w:type="dxa" w:w="567"/>
+            <w:tcW w:type="dxa" w:w="2211"/>
           </w:tcPr>
           <w:p>
             <w:r>
@@ -1684,7 +1623,7 @@
         </w:tc>
         <w:tc>
           <w:tcPr>
-            <w:tcW w:type="dxa" w:w="1984"/>
+            <w:tcW w:type="dxa" w:w="2211"/>
           </w:tcPr>
           <w:p>
             <w:r>
@@ -1697,7 +1636,7 @@
         </w:tc>
         <w:tc>
           <w:tcPr>
-            <w:tcW w:type="dxa" w:w="1984"/>
+            <w:tcW w:type="dxa" w:w="2211"/>
           </w:tcPr>
           <w:p>
             <w:r>
@@ -1710,7 +1649,7 @@
         </w:tc>
         <w:tc>
           <w:tcPr>
-            <w:tcW w:type="dxa" w:w="1984"/>
+            <w:tcW w:type="dxa" w:w="2211"/>
           </w:tcPr>
           <w:p>
             <w:r>
@@ -1723,7 +1662,7 @@
         </w:tc>
         <w:tc>
           <w:tcPr>
-            <w:tcW w:type="dxa" w:w="3969"/>
+            <w:tcW w:type="dxa" w:w="2211"/>
           </w:tcPr>
           <w:p>
             <w:r>
@@ -1736,7 +1675,7 @@
         </w:tc>
         <w:tc>
           <w:tcPr>
-            <w:tcW w:type="dxa" w:w="680"/>
+            <w:tcW w:type="dxa" w:w="2211"/>
           </w:tcPr>
           <w:p>
             <w:r>
@@ -1749,7 +1688,7 @@
         </w:tc>
         <w:tc>
           <w:tcPr>
-            <w:tcW w:type="dxa" w:w="680"/>
+            <w:tcW w:type="dxa" w:w="2211"/>
           </w:tcPr>
           <w:p>
             <w:r>
@@ -1762,7 +1701,7 @@
         </w:tc>
         <w:tc>
           <w:tcPr>
-            <w:tcW w:type="dxa" w:w="1701"/>
+            <w:tcW w:type="dxa" w:w="2211"/>
           </w:tcPr>
           <w:p>
             <w:r>
@@ -1775,7 +1714,7 @@
         </w:tc>
         <w:tc>
           <w:tcPr>
-            <w:tcW w:type="dxa" w:w="1701"/>
+            <w:tcW w:type="dxa" w:w="2211"/>
           </w:tcPr>
           <w:p>
             <w:r>
@@ -1788,7 +1727,7 @@
         </w:tc>
         <w:tc>
           <w:tcPr>
-            <w:tcW w:type="dxa" w:w="2835"/>
+            <w:tcW w:type="dxa" w:w="2211"/>
           </w:tcPr>
           <w:p>
             <w:r>
@@ -1803,7 +1742,7 @@
       <w:tr>
         <w:tc>
           <w:tcPr>
-            <w:tcW w:type="dxa" w:w="567"/>
+            <w:tcW w:type="dxa" w:w="2211"/>
           </w:tcPr>
           <w:p>
             <w:r>
@@ -1816,7 +1755,7 @@
         </w:tc>
         <w:tc>
           <w:tcPr>
-            <w:tcW w:type="dxa" w:w="1984"/>
+            <w:tcW w:type="dxa" w:w="2211"/>
           </w:tcPr>
           <w:p>
             <w:r>
@@ -1829,7 +1768,7 @@
         </w:tc>
         <w:tc>
           <w:tcPr>
-            <w:tcW w:type="dxa" w:w="1984"/>
+            <w:tcW w:type="dxa" w:w="2211"/>
           </w:tcPr>
           <w:p>
             <w:r>
@@ -1842,7 +1781,7 @@
         </w:tc>
         <w:tc>
           <w:tcPr>
-            <w:tcW w:type="dxa" w:w="1984"/>
+            <w:tcW w:type="dxa" w:w="2211"/>
           </w:tcPr>
           <w:p>
             <w:r>
@@ -1855,7 +1794,7 @@
         </w:tc>
         <w:tc>
           <w:tcPr>
-            <w:tcW w:type="dxa" w:w="3969"/>
+            <w:tcW w:type="dxa" w:w="2211"/>
           </w:tcPr>
           <w:p>
             <w:r>
@@ -1868,7 +1807,7 @@
         </w:tc>
         <w:tc>
           <w:tcPr>
-            <w:tcW w:type="dxa" w:w="680"/>
+            <w:tcW w:type="dxa" w:w="2211"/>
           </w:tcPr>
           <w:p>
             <w:r>
@@ -1881,7 +1820,7 @@
         </w:tc>
         <w:tc>
           <w:tcPr>
-            <w:tcW w:type="dxa" w:w="680"/>
+            <w:tcW w:type="dxa" w:w="2211"/>
           </w:tcPr>
           <w:p>
             <w:r>
@@ -1894,7 +1833,7 @@
         </w:tc>
         <w:tc>
           <w:tcPr>
-            <w:tcW w:type="dxa" w:w="1701"/>
+            <w:tcW w:type="dxa" w:w="2211"/>
           </w:tcPr>
           <w:p>
             <w:r>
@@ -1907,7 +1846,7 @@
         </w:tc>
         <w:tc>
           <w:tcPr>
-            <w:tcW w:type="dxa" w:w="1701"/>
+            <w:tcW w:type="dxa" w:w="2211"/>
           </w:tcPr>
           <w:p>
             <w:r>
@@ -1920,7 +1859,7 @@
         </w:tc>
         <w:tc>
           <w:tcPr>
-            <w:tcW w:type="dxa" w:w="2835"/>
+            <w:tcW w:type="dxa" w:w="2211"/>
           </w:tcPr>
           <w:p>
             <w:r>
@@ -1935,7 +1874,7 @@
       <w:tr>
         <w:tc>
           <w:tcPr>
-            <w:tcW w:type="dxa" w:w="567"/>
+            <w:tcW w:type="dxa" w:w="2211"/>
           </w:tcPr>
           <w:p>
             <w:r>
@@ -1948,7 +1887,7 @@
         </w:tc>
         <w:tc>
           <w:tcPr>
-            <w:tcW w:type="dxa" w:w="1984"/>
+            <w:tcW w:type="dxa" w:w="2211"/>
           </w:tcPr>
           <w:p>
             <w:r>
@@ -1961,7 +1900,7 @@
         </w:tc>
         <w:tc>
           <w:tcPr>
-            <w:tcW w:type="dxa" w:w="1984"/>
+            <w:tcW w:type="dxa" w:w="2211"/>
           </w:tcPr>
           <w:p>
             <w:r>
@@ -1974,7 +1913,7 @@
         </w:tc>
         <w:tc>
           <w:tcPr>
-            <w:tcW w:type="dxa" w:w="1984"/>
+            <w:tcW w:type="dxa" w:w="2211"/>
           </w:tcPr>
           <w:p>
             <w:r>
@@ -1987,7 +1926,7 @@
         </w:tc>
         <w:tc>
           <w:tcPr>
-            <w:tcW w:type="dxa" w:w="3969"/>
+            <w:tcW w:type="dxa" w:w="2211"/>
           </w:tcPr>
           <w:p>
             <w:r>
@@ -2000,7 +1939,7 @@
         </w:tc>
         <w:tc>
           <w:tcPr>
-            <w:tcW w:type="dxa" w:w="680"/>
+            <w:tcW w:type="dxa" w:w="2211"/>
           </w:tcPr>
           <w:p>
             <w:r>
@@ -2013,7 +1952,7 @@
         </w:tc>
         <w:tc>
           <w:tcPr>
-            <w:tcW w:type="dxa" w:w="680"/>
+            <w:tcW w:type="dxa" w:w="2211"/>
           </w:tcPr>
           <w:p>
             <w:r>
@@ -2026,7 +1965,7 @@
         </w:tc>
         <w:tc>
           <w:tcPr>
-            <w:tcW w:type="dxa" w:w="1701"/>
+            <w:tcW w:type="dxa" w:w="2211"/>
           </w:tcPr>
           <w:p>
             <w:r>
@@ -2039,7 +1978,7 @@
         </w:tc>
         <w:tc>
           <w:tcPr>
-            <w:tcW w:type="dxa" w:w="1701"/>
+            <w:tcW w:type="dxa" w:w="2211"/>
           </w:tcPr>
           <w:p>
             <w:r>
@@ -2052,7 +1991,7 @@
         </w:tc>
         <w:tc>
           <w:tcPr>
-            <w:tcW w:type="dxa" w:w="2835"/>
+            <w:tcW w:type="dxa" w:w="2211"/>
           </w:tcPr>
           <w:p>
             <w:r>
@@ -2067,7 +2006,7 @@
       <w:tr>
         <w:tc>
           <w:tcPr>
-            <w:tcW w:type="dxa" w:w="567"/>
+            <w:tcW w:type="dxa" w:w="2211"/>
           </w:tcPr>
           <w:p>
             <w:r>
@@ -2080,7 +2019,7 @@
         </w:tc>
         <w:tc>
           <w:tcPr>
-            <w:tcW w:type="dxa" w:w="1984"/>
+            <w:tcW w:type="dxa" w:w="2211"/>
           </w:tcPr>
           <w:p>
             <w:r>
@@ -2093,7 +2032,7 @@
         </w:tc>
         <w:tc>
           <w:tcPr>
-            <w:tcW w:type="dxa" w:w="1984"/>
+            <w:tcW w:type="dxa" w:w="2211"/>
           </w:tcPr>
           <w:p>
             <w:r>
@@ -2106,7 +2045,7 @@
         </w:tc>
         <w:tc>
           <w:tcPr>
-            <w:tcW w:type="dxa" w:w="1984"/>
+            <w:tcW w:type="dxa" w:w="2211"/>
           </w:tcPr>
           <w:p>
             <w:r>
@@ -2119,7 +2058,7 @@
         </w:tc>
         <w:tc>
           <w:tcPr>
-            <w:tcW w:type="dxa" w:w="3969"/>
+            <w:tcW w:type="dxa" w:w="2211"/>
           </w:tcPr>
           <w:p>
             <w:r>
@@ -2132,7 +2071,7 @@
         </w:tc>
         <w:tc>
           <w:tcPr>
-            <w:tcW w:type="dxa" w:w="680"/>
+            <w:tcW w:type="dxa" w:w="2211"/>
           </w:tcPr>
           <w:p>
             <w:r>
@@ -2145,7 +2084,7 @@
         </w:tc>
         <w:tc>
           <w:tcPr>
-            <w:tcW w:type="dxa" w:w="680"/>
+            <w:tcW w:type="dxa" w:w="2211"/>
           </w:tcPr>
           <w:p>
             <w:r>
@@ -2158,7 +2097,7 @@
         </w:tc>
         <w:tc>
           <w:tcPr>
-            <w:tcW w:type="dxa" w:w="1701"/>
+            <w:tcW w:type="dxa" w:w="2211"/>
           </w:tcPr>
           <w:p>
             <w:r>
@@ -2171,7 +2110,7 @@
         </w:tc>
         <w:tc>
           <w:tcPr>
-            <w:tcW w:type="dxa" w:w="1701"/>
+            <w:tcW w:type="dxa" w:w="2211"/>
           </w:tcPr>
           <w:p>
             <w:r>
@@ -2184,7 +2123,7 @@
         </w:tc>
         <w:tc>
           <w:tcPr>
-            <w:tcW w:type="dxa" w:w="2835"/>
+            <w:tcW w:type="dxa" w:w="2211"/>
           </w:tcPr>
           <w:p>
             <w:r>
@@ -2199,7 +2138,7 @@
       <w:tr>
         <w:tc>
           <w:tcPr>
-            <w:tcW w:type="dxa" w:w="567"/>
+            <w:tcW w:type="dxa" w:w="2211"/>
           </w:tcPr>
           <w:p>
             <w:r>
@@ -2212,7 +2151,7 @@
         </w:tc>
         <w:tc>
           <w:tcPr>
-            <w:tcW w:type="dxa" w:w="1984"/>
+            <w:tcW w:type="dxa" w:w="2211"/>
           </w:tcPr>
           <w:p>
             <w:r>
@@ -2225,7 +2164,7 @@
         </w:tc>
         <w:tc>
           <w:tcPr>
-            <w:tcW w:type="dxa" w:w="1984"/>
+            <w:tcW w:type="dxa" w:w="2211"/>
           </w:tcPr>
           <w:p>
             <w:r>
@@ -2238,7 +2177,7 @@
         </w:tc>
         <w:tc>
           <w:tcPr>
-            <w:tcW w:type="dxa" w:w="1984"/>
+            <w:tcW w:type="dxa" w:w="2211"/>
           </w:tcPr>
           <w:p>
             <w:r>
@@ -2251,7 +2190,7 @@
         </w:tc>
         <w:tc>
           <w:tcPr>
-            <w:tcW w:type="dxa" w:w="3969"/>
+            <w:tcW w:type="dxa" w:w="2211"/>
           </w:tcPr>
           <w:p>
             <w:r>
@@ -2264,7 +2203,7 @@
         </w:tc>
         <w:tc>
           <w:tcPr>
-            <w:tcW w:type="dxa" w:w="680"/>
+            <w:tcW w:type="dxa" w:w="2211"/>
           </w:tcPr>
           <w:p>
             <w:r>
@@ -2277,7 +2216,7 @@
         </w:tc>
         <w:tc>
           <w:tcPr>
-            <w:tcW w:type="dxa" w:w="680"/>
+            <w:tcW w:type="dxa" w:w="2211"/>
           </w:tcPr>
           <w:p>
             <w:r>
@@ -2290,7 +2229,7 @@
         </w:tc>
         <w:tc>
           <w:tcPr>
-            <w:tcW w:type="dxa" w:w="1701"/>
+            <w:tcW w:type="dxa" w:w="2211"/>
           </w:tcPr>
           <w:p>
             <w:r>
@@ -2303,7 +2242,7 @@
         </w:tc>
         <w:tc>
           <w:tcPr>
-            <w:tcW w:type="dxa" w:w="1701"/>
+            <w:tcW w:type="dxa" w:w="2211"/>
           </w:tcPr>
           <w:p>
             <w:r>
@@ -2316,7 +2255,7 @@
         </w:tc>
         <w:tc>
           <w:tcPr>
-            <w:tcW w:type="dxa" w:w="2835"/>
+            <w:tcW w:type="dxa" w:w="2211"/>
           </w:tcPr>
           <w:p>
             <w:r>
@@ -2331,7 +2270,7 @@
       <w:tr>
         <w:tc>
           <w:tcPr>
-            <w:tcW w:type="dxa" w:w="567"/>
+            <w:tcW w:type="dxa" w:w="2211"/>
           </w:tcPr>
           <w:p>
             <w:r>
@@ -2344,7 +2283,7 @@
         </w:tc>
         <w:tc>
           <w:tcPr>
-            <w:tcW w:type="dxa" w:w="1984"/>
+            <w:tcW w:type="dxa" w:w="2211"/>
           </w:tcPr>
           <w:p>
             <w:r>
@@ -2357,7 +2296,7 @@
         </w:tc>
         <w:tc>
           <w:tcPr>
-            <w:tcW w:type="dxa" w:w="1984"/>
+            <w:tcW w:type="dxa" w:w="2211"/>
           </w:tcPr>
           <w:p>
             <w:r>
@@ -2370,7 +2309,7 @@
         </w:tc>
         <w:tc>
           <w:tcPr>
-            <w:tcW w:type="dxa" w:w="1984"/>
+            <w:tcW w:type="dxa" w:w="2211"/>
           </w:tcPr>
           <w:p>
             <w:r>
@@ -2383,7 +2322,7 @@
         </w:tc>
         <w:tc>
           <w:tcPr>
-            <w:tcW w:type="dxa" w:w="3969"/>
+            <w:tcW w:type="dxa" w:w="2211"/>
           </w:tcPr>
           <w:p>
             <w:r>
@@ -2396,7 +2335,7 @@
         </w:tc>
         <w:tc>
           <w:tcPr>
-            <w:tcW w:type="dxa" w:w="680"/>
+            <w:tcW w:type="dxa" w:w="2211"/>
           </w:tcPr>
           <w:p>
             <w:r>
@@ -2409,7 +2348,7 @@
         </w:tc>
         <w:tc>
           <w:tcPr>
-            <w:tcW w:type="dxa" w:w="680"/>
+            <w:tcW w:type="dxa" w:w="2211"/>
           </w:tcPr>
           <w:p>
             <w:r>
@@ -2422,7 +2361,7 @@
         </w:tc>
         <w:tc>
           <w:tcPr>
-            <w:tcW w:type="dxa" w:w="1701"/>
+            <w:tcW w:type="dxa" w:w="2211"/>
           </w:tcPr>
           <w:p>
             <w:r>
@@ -2435,7 +2374,7 @@
         </w:tc>
         <w:tc>
           <w:tcPr>
-            <w:tcW w:type="dxa" w:w="1701"/>
+            <w:tcW w:type="dxa" w:w="2211"/>
           </w:tcPr>
           <w:p>
             <w:r>
@@ -2448,7 +2387,7 @@
         </w:tc>
         <w:tc>
           <w:tcPr>
-            <w:tcW w:type="dxa" w:w="2835"/>
+            <w:tcW w:type="dxa" w:w="2211"/>
           </w:tcPr>
           <w:p>
             <w:r>
@@ -2463,7 +2402,7 @@
       <w:tr>
         <w:tc>
           <w:tcPr>
-            <w:tcW w:type="dxa" w:w="567"/>
+            <w:tcW w:type="dxa" w:w="2211"/>
           </w:tcPr>
           <w:p>
             <w:r>
@@ -2476,7 +2415,7 @@
         </w:tc>
         <w:tc>
           <w:tcPr>
-            <w:tcW w:type="dxa" w:w="1984"/>
+            <w:tcW w:type="dxa" w:w="2211"/>
           </w:tcPr>
           <w:p>
             <w:r>
@@ -2489,7 +2428,7 @@
         </w:tc>
         <w:tc>
           <w:tcPr>
-            <w:tcW w:type="dxa" w:w="1984"/>
+            <w:tcW w:type="dxa" w:w="2211"/>
           </w:tcPr>
           <w:p>
             <w:r>
@@ -2502,7 +2441,7 @@
         </w:tc>
         <w:tc>
           <w:tcPr>
-            <w:tcW w:type="dxa" w:w="1984"/>
+            <w:tcW w:type="dxa" w:w="2211"/>
           </w:tcPr>
           <w:p>
             <w:r>
@@ -2515,7 +2454,7 @@
         </w:tc>
         <w:tc>
           <w:tcPr>
-            <w:tcW w:type="dxa" w:w="3969"/>
+            <w:tcW w:type="dxa" w:w="2211"/>
           </w:tcPr>
           <w:p>
             <w:r>
@@ -2528,7 +2467,7 @@
         </w:tc>
         <w:tc>
           <w:tcPr>
-            <w:tcW w:type="dxa" w:w="680"/>
+            <w:tcW w:type="dxa" w:w="2211"/>
           </w:tcPr>
           <w:p>
             <w:r>
@@ -2541,7 +2480,7 @@
         </w:tc>
         <w:tc>
           <w:tcPr>
-            <w:tcW w:type="dxa" w:w="680"/>
+            <w:tcW w:type="dxa" w:w="2211"/>
           </w:tcPr>
           <w:p>
             <w:r>
@@ -2554,7 +2493,7 @@
         </w:tc>
         <w:tc>
           <w:tcPr>
-            <w:tcW w:type="dxa" w:w="1701"/>
+            <w:tcW w:type="dxa" w:w="2211"/>
           </w:tcPr>
           <w:p>
             <w:r>
@@ -2567,7 +2506,7 @@
         </w:tc>
         <w:tc>
           <w:tcPr>
-            <w:tcW w:type="dxa" w:w="1701"/>
+            <w:tcW w:type="dxa" w:w="2211"/>
           </w:tcPr>
           <w:p>
             <w:r>
@@ -2580,7 +2519,7 @@
         </w:tc>
         <w:tc>
           <w:tcPr>
-            <w:tcW w:type="dxa" w:w="2835"/>
+            <w:tcW w:type="dxa" w:w="2211"/>
           </w:tcPr>
           <w:p>
             <w:r>
@@ -2595,7 +2534,7 @@
       <w:tr>
         <w:tc>
           <w:tcPr>
-            <w:tcW w:type="dxa" w:w="567"/>
+            <w:tcW w:type="dxa" w:w="2211"/>
           </w:tcPr>
           <w:p>
             <w:r>
@@ -2608,7 +2547,7 @@
         </w:tc>
         <w:tc>
           <w:tcPr>
-            <w:tcW w:type="dxa" w:w="1984"/>
+            <w:tcW w:type="dxa" w:w="2211"/>
           </w:tcPr>
           <w:p>
             <w:r>
@@ -2621,7 +2560,7 @@
         </w:tc>
         <w:tc>
           <w:tcPr>
-            <w:tcW w:type="dxa" w:w="1984"/>
+            <w:tcW w:type="dxa" w:w="2211"/>
           </w:tcPr>
           <w:p>
             <w:r>
@@ -2634,7 +2573,7 @@
         </w:tc>
         <w:tc>
           <w:tcPr>
-            <w:tcW w:type="dxa" w:w="1984"/>
+            <w:tcW w:type="dxa" w:w="2211"/>
           </w:tcPr>
           <w:p>
             <w:r>
@@ -2647,7 +2586,7 @@
         </w:tc>
         <w:tc>
           <w:tcPr>
-            <w:tcW w:type="dxa" w:w="3969"/>
+            <w:tcW w:type="dxa" w:w="2211"/>
           </w:tcPr>
           <w:p>
             <w:r>
@@ -2660,7 +2599,7 @@
         </w:tc>
         <w:tc>
           <w:tcPr>
-            <w:tcW w:type="dxa" w:w="680"/>
+            <w:tcW w:type="dxa" w:w="2211"/>
           </w:tcPr>
           <w:p>
             <w:r>
@@ -2673,7 +2612,7 @@
         </w:tc>
         <w:tc>
           <w:tcPr>
-            <w:tcW w:type="dxa" w:w="680"/>
+            <w:tcW w:type="dxa" w:w="2211"/>
           </w:tcPr>
           <w:p>
             <w:r>
@@ -2686,7 +2625,7 @@
         </w:tc>
         <w:tc>
           <w:tcPr>
-            <w:tcW w:type="dxa" w:w="1701"/>
+            <w:tcW w:type="dxa" w:w="2211"/>
           </w:tcPr>
           <w:p>
             <w:r>
@@ -2699,7 +2638,7 @@
         </w:tc>
         <w:tc>
           <w:tcPr>
-            <w:tcW w:type="dxa" w:w="1701"/>
+            <w:tcW w:type="dxa" w:w="2211"/>
           </w:tcPr>
           <w:p>
             <w:r>
@@ -2712,7 +2651,7 @@
         </w:tc>
         <w:tc>
           <w:tcPr>
-            <w:tcW w:type="dxa" w:w="2835"/>
+            <w:tcW w:type="dxa" w:w="2211"/>
           </w:tcPr>
           <w:p>
             <w:r>
@@ -2727,7 +2666,7 @@
       <w:tr>
         <w:tc>
           <w:tcPr>
-            <w:tcW w:type="dxa" w:w="567"/>
+            <w:tcW w:type="dxa" w:w="2211"/>
           </w:tcPr>
           <w:p>
             <w:r>
@@ -2740,7 +2679,7 @@
         </w:tc>
         <w:tc>
           <w:tcPr>
-            <w:tcW w:type="dxa" w:w="1984"/>
+            <w:tcW w:type="dxa" w:w="2211"/>
           </w:tcPr>
           <w:p>
             <w:r>
@@ -2753,7 +2692,7 @@
         </w:tc>
         <w:tc>
           <w:tcPr>
-            <w:tcW w:type="dxa" w:w="1984"/>
+            <w:tcW w:type="dxa" w:w="2211"/>
           </w:tcPr>
           <w:p>
             <w:r>
@@ -2766,7 +2705,7 @@
         </w:tc>
         <w:tc>
           <w:tcPr>
-            <w:tcW w:type="dxa" w:w="1984"/>
+            <w:tcW w:type="dxa" w:w="2211"/>
           </w:tcPr>
           <w:p>
             <w:r>
@@ -2779,7 +2718,7 @@
         </w:tc>
         <w:tc>
           <w:tcPr>
-            <w:tcW w:type="dxa" w:w="3969"/>
+            <w:tcW w:type="dxa" w:w="2211"/>
           </w:tcPr>
           <w:p>
             <w:r>
@@ -2792,7 +2731,7 @@
         </w:tc>
         <w:tc>
           <w:tcPr>
-            <w:tcW w:type="dxa" w:w="680"/>
+            <w:tcW w:type="dxa" w:w="2211"/>
           </w:tcPr>
           <w:p>
             <w:r>
@@ -2805,7 +2744,7 @@
         </w:tc>
         <w:tc>
           <w:tcPr>
-            <w:tcW w:type="dxa" w:w="680"/>
+            <w:tcW w:type="dxa" w:w="2211"/>
           </w:tcPr>
           <w:p>
             <w:r>
@@ -2818,7 +2757,7 @@
         </w:tc>
         <w:tc>
           <w:tcPr>
-            <w:tcW w:type="dxa" w:w="1701"/>
+            <w:tcW w:type="dxa" w:w="2211"/>
           </w:tcPr>
           <w:p>
             <w:r>
@@ -2831,7 +2770,7 @@
         </w:tc>
         <w:tc>
           <w:tcPr>
-            <w:tcW w:type="dxa" w:w="1701"/>
+            <w:tcW w:type="dxa" w:w="2211"/>
           </w:tcPr>
           <w:p>
             <w:r>
@@ -2844,7 +2783,7 @@
         </w:tc>
         <w:tc>
           <w:tcPr>
-            <w:tcW w:type="dxa" w:w="2835"/>
+            <w:tcW w:type="dxa" w:w="2211"/>
           </w:tcPr>
           <w:p>
             <w:r>
@@ -2859,7 +2798,7 @@
       <w:tr>
         <w:tc>
           <w:tcPr>
-            <w:tcW w:type="dxa" w:w="567"/>
+            <w:tcW w:type="dxa" w:w="2211"/>
           </w:tcPr>
           <w:p>
             <w:r>
@@ -2872,7 +2811,7 @@
         </w:tc>
         <w:tc>
           <w:tcPr>
-            <w:tcW w:type="dxa" w:w="1984"/>
+            <w:tcW w:type="dxa" w:w="2211"/>
           </w:tcPr>
           <w:p>
             <w:r>
@@ -2885,7 +2824,7 @@
         </w:tc>
         <w:tc>
           <w:tcPr>
-            <w:tcW w:type="dxa" w:w="1984"/>
+            <w:tcW w:type="dxa" w:w="2211"/>
           </w:tcPr>
           <w:p>
             <w:r>
@@ -2898,7 +2837,7 @@
         </w:tc>
         <w:tc>
           <w:tcPr>
-            <w:tcW w:type="dxa" w:w="1984"/>
+            <w:tcW w:type="dxa" w:w="2211"/>
           </w:tcPr>
           <w:p>
             <w:r>
@@ -2911,7 +2850,7 @@
         </w:tc>
         <w:tc>
           <w:tcPr>
-            <w:tcW w:type="dxa" w:w="3969"/>
+            <w:tcW w:type="dxa" w:w="2211"/>
           </w:tcPr>
           <w:p>
             <w:r>
@@ -2924,7 +2863,7 @@
         </w:tc>
         <w:tc>
           <w:tcPr>
-            <w:tcW w:type="dxa" w:w="680"/>
+            <w:tcW w:type="dxa" w:w="2211"/>
           </w:tcPr>
           <w:p>
             <w:r>
@@ -2937,7 +2876,7 @@
         </w:tc>
         <w:tc>
           <w:tcPr>
-            <w:tcW w:type="dxa" w:w="680"/>
+            <w:tcW w:type="dxa" w:w="2211"/>
           </w:tcPr>
           <w:p>
             <w:r>
@@ -2950,7 +2889,7 @@
         </w:tc>
         <w:tc>
           <w:tcPr>
-            <w:tcW w:type="dxa" w:w="1701"/>
+            <w:tcW w:type="dxa" w:w="2211"/>
           </w:tcPr>
           <w:p>
             <w:r>
@@ -2963,7 +2902,7 @@
         </w:tc>
         <w:tc>
           <w:tcPr>
-            <w:tcW w:type="dxa" w:w="1701"/>
+            <w:tcW w:type="dxa" w:w="2211"/>
           </w:tcPr>
           <w:p>
             <w:r>
@@ -2976,7 +2915,7 @@
         </w:tc>
         <w:tc>
           <w:tcPr>
-            <w:tcW w:type="dxa" w:w="2835"/>
+            <w:tcW w:type="dxa" w:w="2211"/>
           </w:tcPr>
           <w:p>
             <w:r>
@@ -2991,7 +2930,7 @@
       <w:tr>
         <w:tc>
           <w:tcPr>
-            <w:tcW w:type="dxa" w:w="567"/>
+            <w:tcW w:type="dxa" w:w="2211"/>
           </w:tcPr>
           <w:p>
             <w:r>
@@ -3004,7 +2943,7 @@
         </w:tc>
         <w:tc>
           <w:tcPr>
-            <w:tcW w:type="dxa" w:w="1984"/>
+            <w:tcW w:type="dxa" w:w="2211"/>
           </w:tcPr>
           <w:p>
             <w:r>
@@ -3017,7 +2956,7 @@
         </w:tc>
         <w:tc>
           <w:tcPr>
-            <w:tcW w:type="dxa" w:w="1984"/>
+            <w:tcW w:type="dxa" w:w="2211"/>
           </w:tcPr>
           <w:p>
             <w:r>
@@ -3030,7 +2969,7 @@
         </w:tc>
         <w:tc>
           <w:tcPr>
-            <w:tcW w:type="dxa" w:w="1984"/>
+            <w:tcW w:type="dxa" w:w="2211"/>
           </w:tcPr>
           <w:p>
             <w:r>
@@ -3043,7 +2982,7 @@
         </w:tc>
         <w:tc>
           <w:tcPr>
-            <w:tcW w:type="dxa" w:w="3969"/>
+            <w:tcW w:type="dxa" w:w="2211"/>
           </w:tcPr>
           <w:p>
             <w:r>
@@ -3056,7 +2995,7 @@
         </w:tc>
         <w:tc>
           <w:tcPr>
-            <w:tcW w:type="dxa" w:w="680"/>
+            <w:tcW w:type="dxa" w:w="2211"/>
           </w:tcPr>
           <w:p>
             <w:r>
@@ -3069,7 +3008,7 @@
         </w:tc>
         <w:tc>
           <w:tcPr>
-            <w:tcW w:type="dxa" w:w="680"/>
+            <w:tcW w:type="dxa" w:w="2211"/>
           </w:tcPr>
           <w:p>
             <w:r>
@@ -3082,7 +3021,7 @@
         </w:tc>
         <w:tc>
           <w:tcPr>
-            <w:tcW w:type="dxa" w:w="1701"/>
+            <w:tcW w:type="dxa" w:w="2211"/>
           </w:tcPr>
           <w:p>
             <w:r>
@@ -3095,7 +3034,7 @@
         </w:tc>
         <w:tc>
           <w:tcPr>
-            <w:tcW w:type="dxa" w:w="1701"/>
+            <w:tcW w:type="dxa" w:w="2211"/>
           </w:tcPr>
           <w:p>
             <w:r>
@@ -3108,7 +3047,7 @@
         </w:tc>
         <w:tc>
           <w:tcPr>
-            <w:tcW w:type="dxa" w:w="2835"/>
+            <w:tcW w:type="dxa" w:w="2211"/>
           </w:tcPr>
           <w:p>
             <w:r>
@@ -3123,7 +3062,7 @@
       <w:tr>
         <w:tc>
           <w:tcPr>
-            <w:tcW w:type="dxa" w:w="567"/>
+            <w:tcW w:type="dxa" w:w="2211"/>
           </w:tcPr>
           <w:p>
             <w:r>
@@ -3136,7 +3075,7 @@
         </w:tc>
         <w:tc>
           <w:tcPr>
-            <w:tcW w:type="dxa" w:w="1984"/>
+            <w:tcW w:type="dxa" w:w="2211"/>
           </w:tcPr>
           <w:p>
             <w:r>
@@ -3149,7 +3088,7 @@
         </w:tc>
         <w:tc>
           <w:tcPr>
-            <w:tcW w:type="dxa" w:w="1984"/>
+            <w:tcW w:type="dxa" w:w="2211"/>
           </w:tcPr>
           <w:p>
             <w:r>
@@ -3162,7 +3101,7 @@
         </w:tc>
         <w:tc>
           <w:tcPr>
-            <w:tcW w:type="dxa" w:w="1984"/>
+            <w:tcW w:type="dxa" w:w="2211"/>
           </w:tcPr>
           <w:p>
             <w:r>
@@ -3175,7 +3114,7 @@
         </w:tc>
         <w:tc>
           <w:tcPr>
-            <w:tcW w:type="dxa" w:w="3969"/>
+            <w:tcW w:type="dxa" w:w="2211"/>
           </w:tcPr>
           <w:p>
             <w:r>
@@ -3188,7 +3127,7 @@
         </w:tc>
         <w:tc>
           <w:tcPr>
-            <w:tcW w:type="dxa" w:w="680"/>
+            <w:tcW w:type="dxa" w:w="2211"/>
           </w:tcPr>
           <w:p>
             <w:r>
@@ -3201,7 +3140,7 @@
         </w:tc>
         <w:tc>
           <w:tcPr>
-            <w:tcW w:type="dxa" w:w="680"/>
+            <w:tcW w:type="dxa" w:w="2211"/>
           </w:tcPr>
           <w:p>
             <w:r>
@@ -3214,7 +3153,7 @@
         </w:tc>
         <w:tc>
           <w:tcPr>
-            <w:tcW w:type="dxa" w:w="1701"/>
+            <w:tcW w:type="dxa" w:w="2211"/>
           </w:tcPr>
           <w:p>
             <w:r>
@@ -3227,7 +3166,7 @@
         </w:tc>
         <w:tc>
           <w:tcPr>
-            <w:tcW w:type="dxa" w:w="1701"/>
+            <w:tcW w:type="dxa" w:w="2211"/>
           </w:tcPr>
           <w:p>
             <w:r>
@@ -3240,7 +3179,7 @@
         </w:tc>
         <w:tc>
           <w:tcPr>
-            <w:tcW w:type="dxa" w:w="2835"/>
+            <w:tcW w:type="dxa" w:w="2211"/>
           </w:tcPr>
           <w:p>
             <w:r>
@@ -3255,7 +3194,7 @@
       <w:tr>
         <w:tc>
           <w:tcPr>
-            <w:tcW w:type="dxa" w:w="567"/>
+            <w:tcW w:type="dxa" w:w="2211"/>
           </w:tcPr>
           <w:p>
             <w:r>
@@ -3268,7 +3207,7 @@
         </w:tc>
         <w:tc>
           <w:tcPr>
-            <w:tcW w:type="dxa" w:w="1984"/>
+            <w:tcW w:type="dxa" w:w="2211"/>
           </w:tcPr>
           <w:p>
             <w:r>
@@ -3281,7 +3220,7 @@
         </w:tc>
         <w:tc>
           <w:tcPr>
-            <w:tcW w:type="dxa" w:w="1984"/>
+            <w:tcW w:type="dxa" w:w="2211"/>
           </w:tcPr>
           <w:p>
             <w:r>
@@ -3294,7 +3233,7 @@
         </w:tc>
         <w:tc>
           <w:tcPr>
-            <w:tcW w:type="dxa" w:w="1984"/>
+            <w:tcW w:type="dxa" w:w="2211"/>
           </w:tcPr>
           <w:p>
             <w:r>
@@ -3307,7 +3246,7 @@
         </w:tc>
         <w:tc>
           <w:tcPr>
-            <w:tcW w:type="dxa" w:w="3969"/>
+            <w:tcW w:type="dxa" w:w="2211"/>
           </w:tcPr>
           <w:p>
             <w:r>
@@ -3320,7 +3259,7 @@
         </w:tc>
         <w:tc>
           <w:tcPr>
-            <w:tcW w:type="dxa" w:w="680"/>
+            <w:tcW w:type="dxa" w:w="2211"/>
           </w:tcPr>
           <w:p>
             <w:r>
@@ -3333,7 +3272,7 @@
         </w:tc>
         <w:tc>
           <w:tcPr>
-            <w:tcW w:type="dxa" w:w="680"/>
+            <w:tcW w:type="dxa" w:w="2211"/>
           </w:tcPr>
           <w:p>
             <w:r>
@@ -3346,7 +3285,7 @@
         </w:tc>
         <w:tc>
           <w:tcPr>
-            <w:tcW w:type="dxa" w:w="1701"/>
+            <w:tcW w:type="dxa" w:w="2211"/>
           </w:tcPr>
           <w:p>
             <w:r>
@@ -3359,7 +3298,7 @@
         </w:tc>
         <w:tc>
           <w:tcPr>
-            <w:tcW w:type="dxa" w:w="1701"/>
+            <w:tcW w:type="dxa" w:w="2211"/>
           </w:tcPr>
           <w:p>
             <w:r>
@@ -3372,7 +3311,7 @@
         </w:tc>
         <w:tc>
           <w:tcPr>
-            <w:tcW w:type="dxa" w:w="2835"/>
+            <w:tcW w:type="dxa" w:w="2211"/>
           </w:tcPr>
           <w:p>
             <w:r>
@@ -3387,7 +3326,7 @@
       <w:tr>
         <w:tc>
           <w:tcPr>
-            <w:tcW w:type="dxa" w:w="567"/>
+            <w:tcW w:type="dxa" w:w="2211"/>
           </w:tcPr>
           <w:p>
             <w:r>
@@ -3400,7 +3339,7 @@
         </w:tc>
         <w:tc>
           <w:tcPr>
-            <w:tcW w:type="dxa" w:w="1984"/>
+            <w:tcW w:type="dxa" w:w="2211"/>
           </w:tcPr>
           <w:p>
             <w:r>
@@ -3413,7 +3352,7 @@
         </w:tc>
         <w:tc>
           <w:tcPr>
-            <w:tcW w:type="dxa" w:w="1984"/>
+            <w:tcW w:type="dxa" w:w="2211"/>
           </w:tcPr>
           <w:p>
             <w:r>
@@ -3426,7 +3365,7 @@
         </w:tc>
         <w:tc>
           <w:tcPr>
-            <w:tcW w:type="dxa" w:w="1984"/>
+            <w:tcW w:type="dxa" w:w="2211"/>
           </w:tcPr>
           <w:p>
             <w:r>
@@ -3439,7 +3378,7 @@
         </w:tc>
         <w:tc>
           <w:tcPr>
-            <w:tcW w:type="dxa" w:w="3969"/>
+            <w:tcW w:type="dxa" w:w="2211"/>
           </w:tcPr>
           <w:p>
             <w:r>
@@ -3452,7 +3391,7 @@
         </w:tc>
         <w:tc>
           <w:tcPr>
-            <w:tcW w:type="dxa" w:w="680"/>
+            <w:tcW w:type="dxa" w:w="2211"/>
           </w:tcPr>
           <w:p>
             <w:r>
@@ -3465,7 +3404,7 @@
         </w:tc>
         <w:tc>
           <w:tcPr>
-            <w:tcW w:type="dxa" w:w="680"/>
+            <w:tcW w:type="dxa" w:w="2211"/>
           </w:tcPr>
           <w:p>
             <w:r>
@@ -3478,7 +3417,7 @@
         </w:tc>
         <w:tc>
           <w:tcPr>
-            <w:tcW w:type="dxa" w:w="1701"/>
+            <w:tcW w:type="dxa" w:w="2211"/>
           </w:tcPr>
           <w:p>
             <w:r>
@@ -3491,7 +3430,7 @@
         </w:tc>
         <w:tc>
           <w:tcPr>
-            <w:tcW w:type="dxa" w:w="1701"/>
+            <w:tcW w:type="dxa" w:w="2211"/>
           </w:tcPr>
           <w:p>
             <w:r>
@@ -3504,7 +3443,7 @@
         </w:tc>
         <w:tc>
           <w:tcPr>
-            <w:tcW w:type="dxa" w:w="2835"/>
+            <w:tcW w:type="dxa" w:w="2211"/>
           </w:tcPr>
           <w:p>
             <w:r>
@@ -3519,7 +3458,7 @@
       <w:tr>
         <w:tc>
           <w:tcPr>
-            <w:tcW w:type="dxa" w:w="567"/>
+            <w:tcW w:type="dxa" w:w="2211"/>
           </w:tcPr>
           <w:p>
             <w:r>
@@ -3532,7 +3471,7 @@
         </w:tc>
         <w:tc>
           <w:tcPr>
-            <w:tcW w:type="dxa" w:w="1984"/>
+            <w:tcW w:type="dxa" w:w="2211"/>
           </w:tcPr>
           <w:p>
             <w:r>
@@ -3545,7 +3484,7 @@
         </w:tc>
         <w:tc>
           <w:tcPr>
-            <w:tcW w:type="dxa" w:w="1984"/>
+            <w:tcW w:type="dxa" w:w="2211"/>
           </w:tcPr>
           <w:p>
             <w:r>
@@ -3558,7 +3497,7 @@
         </w:tc>
         <w:tc>
           <w:tcPr>
-            <w:tcW w:type="dxa" w:w="1984"/>
+            <w:tcW w:type="dxa" w:w="2211"/>
           </w:tcPr>
           <w:p>
             <w:r>
@@ -3571,7 +3510,7 @@
         </w:tc>
         <w:tc>
           <w:tcPr>
-            <w:tcW w:type="dxa" w:w="3969"/>
+            <w:tcW w:type="dxa" w:w="2211"/>
           </w:tcPr>
           <w:p>
             <w:r>
@@ -3584,7 +3523,7 @@
         </w:tc>
         <w:tc>
           <w:tcPr>
-            <w:tcW w:type="dxa" w:w="680"/>
+            <w:tcW w:type="dxa" w:w="2211"/>
           </w:tcPr>
           <w:p>
             <w:r>
@@ -3597,7 +3536,7 @@
         </w:tc>
         <w:tc>
           <w:tcPr>
-            <w:tcW w:type="dxa" w:w="680"/>
+            <w:tcW w:type="dxa" w:w="2211"/>
           </w:tcPr>
           <w:p>
             <w:r>
@@ -3610,7 +3549,7 @@
         </w:tc>
         <w:tc>
           <w:tcPr>
-            <w:tcW w:type="dxa" w:w="1701"/>
+            <w:tcW w:type="dxa" w:w="2211"/>
           </w:tcPr>
           <w:p>
             <w:r>
@@ -3623,7 +3562,7 @@
         </w:tc>
         <w:tc>
           <w:tcPr>
-            <w:tcW w:type="dxa" w:w="1701"/>
+            <w:tcW w:type="dxa" w:w="2211"/>
           </w:tcPr>
           <w:p>
             <w:r>
@@ -3636,7 +3575,7 @@
         </w:tc>
         <w:tc>
           <w:tcPr>
-            <w:tcW w:type="dxa" w:w="2835"/>
+            <w:tcW w:type="dxa" w:w="2211"/>
           </w:tcPr>
           <w:p>
             <w:r>
@@ -3651,7 +3590,7 @@
       <w:tr>
         <w:tc>
           <w:tcPr>
-            <w:tcW w:type="dxa" w:w="567"/>
+            <w:tcW w:type="dxa" w:w="2211"/>
           </w:tcPr>
           <w:p>
             <w:r>
@@ -3664,7 +3603,7 @@
         </w:tc>
         <w:tc>
           <w:tcPr>
-            <w:tcW w:type="dxa" w:w="1984"/>
+            <w:tcW w:type="dxa" w:w="2211"/>
           </w:tcPr>
           <w:p>
             <w:r>
@@ -3677,7 +3616,7 @@
         </w:tc>
         <w:tc>
           <w:tcPr>
-            <w:tcW w:type="dxa" w:w="1984"/>
+            <w:tcW w:type="dxa" w:w="2211"/>
           </w:tcPr>
           <w:p>
             <w:r>
@@ -3690,7 +3629,7 @@
         </w:tc>
         <w:tc>
           <w:tcPr>
-            <w:tcW w:type="dxa" w:w="1984"/>
+            <w:tcW w:type="dxa" w:w="2211"/>
           </w:tcPr>
           <w:p>
             <w:r>
@@ -3703,7 +3642,7 @@
         </w:tc>
         <w:tc>
           <w:tcPr>
-            <w:tcW w:type="dxa" w:w="3969"/>
+            <w:tcW w:type="dxa" w:w="2211"/>
           </w:tcPr>
           <w:p>
             <w:r>
@@ -3716,7 +3655,7 @@
         </w:tc>
         <w:tc>
           <w:tcPr>
-            <w:tcW w:type="dxa" w:w="680"/>
+            <w:tcW w:type="dxa" w:w="2211"/>
           </w:tcPr>
           <w:p>
             <w:r>
@@ -3729,7 +3668,7 @@
         </w:tc>
         <w:tc>
           <w:tcPr>
-            <w:tcW w:type="dxa" w:w="680"/>
+            <w:tcW w:type="dxa" w:w="2211"/>
           </w:tcPr>
           <w:p>
             <w:r>
@@ -3742,7 +3681,7 @@
         </w:tc>
         <w:tc>
           <w:tcPr>
-            <w:tcW w:type="dxa" w:w="1701"/>
+            <w:tcW w:type="dxa" w:w="2211"/>
           </w:tcPr>
           <w:p>
             <w:r>
@@ -3755,7 +3694,7 @@
         </w:tc>
         <w:tc>
           <w:tcPr>
-            <w:tcW w:type="dxa" w:w="1701"/>
+            <w:tcW w:type="dxa" w:w="2211"/>
           </w:tcPr>
           <w:p>
             <w:r>
@@ -3768,7 +3707,7 @@
         </w:tc>
         <w:tc>
           <w:tcPr>
-            <w:tcW w:type="dxa" w:w="2835"/>
+            <w:tcW w:type="dxa" w:w="2211"/>
           </w:tcPr>
           <w:p>
             <w:r>
@@ -3783,7 +3722,7 @@
       <w:tr>
         <w:tc>
           <w:tcPr>
-            <w:tcW w:type="dxa" w:w="567"/>
+            <w:tcW w:type="dxa" w:w="2211"/>
           </w:tcPr>
           <w:p>
             <w:r>
@@ -3796,7 +3735,7 @@
         </w:tc>
         <w:tc>
           <w:tcPr>
-            <w:tcW w:type="dxa" w:w="1984"/>
+            <w:tcW w:type="dxa" w:w="2211"/>
           </w:tcPr>
           <w:p>
             <w:r>
@@ -3809,7 +3748,7 @@
         </w:tc>
         <w:tc>
           <w:tcPr>
-            <w:tcW w:type="dxa" w:w="1984"/>
+            <w:tcW w:type="dxa" w:w="2211"/>
           </w:tcPr>
           <w:p>
             <w:r>
@@ -3822,7 +3761,7 @@
         </w:tc>
         <w:tc>
           <w:tcPr>
-            <w:tcW w:type="dxa" w:w="1984"/>
+            <w:tcW w:type="dxa" w:w="2211"/>
           </w:tcPr>
           <w:p>
             <w:r>
@@ -3835,7 +3774,7 @@
         </w:tc>
         <w:tc>
           <w:tcPr>
-            <w:tcW w:type="dxa" w:w="3969"/>
+            <w:tcW w:type="dxa" w:w="2211"/>
           </w:tcPr>
           <w:p>
             <w:r>
@@ -3848,7 +3787,7 @@
         </w:tc>
         <w:tc>
           <w:tcPr>
-            <w:tcW w:type="dxa" w:w="680"/>
+            <w:tcW w:type="dxa" w:w="2211"/>
           </w:tcPr>
           <w:p>
             <w:r>
@@ -3861,7 +3800,7 @@
         </w:tc>
         <w:tc>
           <w:tcPr>
-            <w:tcW w:type="dxa" w:w="680"/>
+            <w:tcW w:type="dxa" w:w="2211"/>
           </w:tcPr>
           <w:p>
             <w:r>
@@ -3874,7 +3813,7 @@
         </w:tc>
         <w:tc>
           <w:tcPr>
-            <w:tcW w:type="dxa" w:w="1701"/>
+            <w:tcW w:type="dxa" w:w="2211"/>
           </w:tcPr>
           <w:p>
             <w:r>
@@ -3887,7 +3826,7 @@
         </w:tc>
         <w:tc>
           <w:tcPr>
-            <w:tcW w:type="dxa" w:w="1701"/>
+            <w:tcW w:type="dxa" w:w="2211"/>
           </w:tcPr>
           <w:p>
             <w:r>
@@ -3900,7 +3839,7 @@
         </w:tc>
         <w:tc>
           <w:tcPr>
-            <w:tcW w:type="dxa" w:w="2835"/>
+            <w:tcW w:type="dxa" w:w="2211"/>
           </w:tcPr>
           <w:p>
             <w:r>
@@ -3915,7 +3854,7 @@
       <w:tr>
         <w:tc>
           <w:tcPr>
-            <w:tcW w:type="dxa" w:w="567"/>
+            <w:tcW w:type="dxa" w:w="2211"/>
           </w:tcPr>
           <w:p>
             <w:r>
@@ -3928,7 +3867,7 @@
         </w:tc>
         <w:tc>
           <w:tcPr>
-            <w:tcW w:type="dxa" w:w="1984"/>
+            <w:tcW w:type="dxa" w:w="2211"/>
           </w:tcPr>
           <w:p>
             <w:r>
@@ -3941,7 +3880,7 @@
         </w:tc>
         <w:tc>
           <w:tcPr>
-            <w:tcW w:type="dxa" w:w="1984"/>
+            <w:tcW w:type="dxa" w:w="2211"/>
           </w:tcPr>
           <w:p>
             <w:r>
@@ -3954,7 +3893,7 @@
         </w:tc>
         <w:tc>
           <w:tcPr>
-            <w:tcW w:type="dxa" w:w="1984"/>
+            <w:tcW w:type="dxa" w:w="2211"/>
           </w:tcPr>
           <w:p>
             <w:r>
@@ -3967,7 +3906,7 @@
         </w:tc>
         <w:tc>
           <w:tcPr>
-            <w:tcW w:type="dxa" w:w="3969"/>
+            <w:tcW w:type="dxa" w:w="2211"/>
           </w:tcPr>
           <w:p>
             <w:r>
@@ -3980,7 +3919,7 @@
         </w:tc>
         <w:tc>
           <w:tcPr>
-            <w:tcW w:type="dxa" w:w="680"/>
+            <w:tcW w:type="dxa" w:w="2211"/>
           </w:tcPr>
           <w:p>
             <w:r>
@@ -3993,7 +3932,7 @@
         </w:tc>
         <w:tc>
           <w:tcPr>
-            <w:tcW w:type="dxa" w:w="680"/>
+            <w:tcW w:type="dxa" w:w="2211"/>
           </w:tcPr>
           <w:p>
             <w:r>
@@ -4006,7 +3945,7 @@
         </w:tc>
         <w:tc>
           <w:tcPr>
-            <w:tcW w:type="dxa" w:w="1701"/>
+            <w:tcW w:type="dxa" w:w="2211"/>
           </w:tcPr>
           <w:p>
             <w:r>
@@ -4019,7 +3958,7 @@
         </w:tc>
         <w:tc>
           <w:tcPr>
-            <w:tcW w:type="dxa" w:w="1701"/>
+            <w:tcW w:type="dxa" w:w="2211"/>
           </w:tcPr>
           <w:p>
             <w:r>
@@ -4032,7 +3971,7 @@
         </w:tc>
         <w:tc>
           <w:tcPr>
-            <w:tcW w:type="dxa" w:w="2835"/>
+            <w:tcW w:type="dxa" w:w="2211"/>
           </w:tcPr>
           <w:p>
             <w:r>
@@ -4047,7 +3986,7 @@
       <w:tr>
         <w:tc>
           <w:tcPr>
-            <w:tcW w:type="dxa" w:w="567"/>
+            <w:tcW w:type="dxa" w:w="2211"/>
           </w:tcPr>
           <w:p>
             <w:r>
@@ -4060,7 +3999,7 @@
         </w:tc>
         <w:tc>
           <w:tcPr>
-            <w:tcW w:type="dxa" w:w="1984"/>
+            <w:tcW w:type="dxa" w:w="2211"/>
           </w:tcPr>
           <w:p>
             <w:r>
@@ -4073,7 +4012,7 @@
         </w:tc>
         <w:tc>
           <w:tcPr>
-            <w:tcW w:type="dxa" w:w="1984"/>
+            <w:tcW w:type="dxa" w:w="2211"/>
           </w:tcPr>
           <w:p>
             <w:r>
@@ -4086,7 +4025,7 @@
         </w:tc>
         <w:tc>
           <w:tcPr>
-            <w:tcW w:type="dxa" w:w="1984"/>
+            <w:tcW w:type="dxa" w:w="2211"/>
           </w:tcPr>
           <w:p>
             <w:r>
@@ -4099,7 +4038,7 @@
         </w:tc>
         <w:tc>
           <w:tcPr>
-            <w:tcW w:type="dxa" w:w="3969"/>
+            <w:tcW w:type="dxa" w:w="2211"/>
           </w:tcPr>
           <w:p>
             <w:r>
@@ -4112,7 +4051,7 @@
         </w:tc>
         <w:tc>
           <w:tcPr>
-            <w:tcW w:type="dxa" w:w="680"/>
+            <w:tcW w:type="dxa" w:w="2211"/>
           </w:tcPr>
           <w:p>
             <w:r>
@@ -4125,7 +4064,7 @@
         </w:tc>
         <w:tc>
           <w:tcPr>
-            <w:tcW w:type="dxa" w:w="680"/>
+            <w:tcW w:type="dxa" w:w="2211"/>
           </w:tcPr>
           <w:p>
             <w:r>
@@ -4138,7 +4077,7 @@
         </w:tc>
         <w:tc>
           <w:tcPr>
-            <w:tcW w:type="dxa" w:w="1701"/>
+            <w:tcW w:type="dxa" w:w="2211"/>
           </w:tcPr>
           <w:p>
             <w:r>
@@ -4151,7 +4090,7 @@
         </w:tc>
         <w:tc>
           <w:tcPr>
-            <w:tcW w:type="dxa" w:w="1701"/>
+            <w:tcW w:type="dxa" w:w="2211"/>
           </w:tcPr>
           <w:p>
             <w:r>
@@ -4164,7 +4103,7 @@
         </w:tc>
         <w:tc>
           <w:tcPr>
-            <w:tcW w:type="dxa" w:w="2835"/>
+            <w:tcW w:type="dxa" w:w="2211"/>
           </w:tcPr>
           <w:p>
             <w:r>
@@ -4179,7 +4118,7 @@
       <w:tr>
         <w:tc>
           <w:tcPr>
-            <w:tcW w:type="dxa" w:w="567"/>
+            <w:tcW w:type="dxa" w:w="2211"/>
           </w:tcPr>
           <w:p>
             <w:r>
@@ -4192,7 +4131,7 @@
         </w:tc>
         <w:tc>
           <w:tcPr>
-            <w:tcW w:type="dxa" w:w="1984"/>
+            <w:tcW w:type="dxa" w:w="2211"/>
           </w:tcPr>
           <w:p>
             <w:r>
@@ -4205,7 +4144,7 @@
         </w:tc>
         <w:tc>
           <w:tcPr>
-            <w:tcW w:type="dxa" w:w="1984"/>
+            <w:tcW w:type="dxa" w:w="2211"/>
           </w:tcPr>
           <w:p>
             <w:r>
@@ -4218,7 +4157,7 @@
         </w:tc>
         <w:tc>
           <w:tcPr>
-            <w:tcW w:type="dxa" w:w="1984"/>
+            <w:tcW w:type="dxa" w:w="2211"/>
           </w:tcPr>
           <w:p>
             <w:r>
@@ -4231,7 +4170,7 @@
         </w:tc>
         <w:tc>
           <w:tcPr>
-            <w:tcW w:type="dxa" w:w="3969"/>
+            <w:tcW w:type="dxa" w:w="2211"/>
           </w:tcPr>
           <w:p>
             <w:r>
@@ -4244,7 +4183,7 @@
         </w:tc>
         <w:tc>
           <w:tcPr>
-            <w:tcW w:type="dxa" w:w="680"/>
+            <w:tcW w:type="dxa" w:w="2211"/>
           </w:tcPr>
           <w:p>
             <w:r>
@@ -4257,7 +4196,7 @@
         </w:tc>
         <w:tc>
           <w:tcPr>
-            <w:tcW w:type="dxa" w:w="680"/>
+            <w:tcW w:type="dxa" w:w="2211"/>
           </w:tcPr>
           <w:p>
             <w:r>
@@ -4270,7 +4209,7 @@
         </w:tc>
         <w:tc>
           <w:tcPr>
-            <w:tcW w:type="dxa" w:w="1701"/>
+            <w:tcW w:type="dxa" w:w="2211"/>
           </w:tcPr>
           <w:p>
             <w:r>
@@ -4283,7 +4222,7 @@
         </w:tc>
         <w:tc>
           <w:tcPr>
-            <w:tcW w:type="dxa" w:w="1701"/>
+            <w:tcW w:type="dxa" w:w="2211"/>
           </w:tcPr>
           <w:p>
             <w:r>
@@ -4296,7 +4235,7 @@
         </w:tc>
         <w:tc>
           <w:tcPr>
-            <w:tcW w:type="dxa" w:w="2835"/>
+            <w:tcW w:type="dxa" w:w="2211"/>
           </w:tcPr>
           <w:p>
             <w:r>
@@ -4311,7 +4250,7 @@
       <w:tr>
         <w:tc>
           <w:tcPr>
-            <w:tcW w:type="dxa" w:w="567"/>
+            <w:tcW w:type="dxa" w:w="2211"/>
           </w:tcPr>
           <w:p>
             <w:r>
@@ -4324,7 +4263,7 @@
         </w:tc>
         <w:tc>
           <w:tcPr>
-            <w:tcW w:type="dxa" w:w="1984"/>
+            <w:tcW w:type="dxa" w:w="2211"/>
           </w:tcPr>
           <w:p>
             <w:r>
@@ -4337,7 +4276,7 @@
         </w:tc>
         <w:tc>
           <w:tcPr>
-            <w:tcW w:type="dxa" w:w="1984"/>
+            <w:tcW w:type="dxa" w:w="2211"/>
           </w:tcPr>
           <w:p>
             <w:r>
@@ -4350,7 +4289,7 @@
         </w:tc>
         <w:tc>
           <w:tcPr>
-            <w:tcW w:type="dxa" w:w="1984"/>
+            <w:tcW w:type="dxa" w:w="2211"/>
           </w:tcPr>
           <w:p>
             <w:r>
@@ -4363,7 +4302,7 @@
         </w:tc>
         <w:tc>
           <w:tcPr>
-            <w:tcW w:type="dxa" w:w="3969"/>
+            <w:tcW w:type="dxa" w:w="2211"/>
           </w:tcPr>
           <w:p>
             <w:r>
@@ -4376,7 +4315,7 @@
         </w:tc>
         <w:tc>
           <w:tcPr>
-            <w:tcW w:type="dxa" w:w="680"/>
+            <w:tcW w:type="dxa" w:w="2211"/>
           </w:tcPr>
           <w:p>
             <w:r>
@@ -4389,7 +4328,7 @@
         </w:tc>
         <w:tc>
           <w:tcPr>
-            <w:tcW w:type="dxa" w:w="680"/>
+            <w:tcW w:type="dxa" w:w="2211"/>
           </w:tcPr>
           <w:p>
             <w:r>
@@ -4402,7 +4341,7 @@
         </w:tc>
         <w:tc>
           <w:tcPr>
-            <w:tcW w:type="dxa" w:w="1701"/>
+            <w:tcW w:type="dxa" w:w="2211"/>
           </w:tcPr>
           <w:p>
             <w:r>
@@ -4415,7 +4354,7 @@
         </w:tc>
         <w:tc>
           <w:tcPr>
-            <w:tcW w:type="dxa" w:w="1701"/>
+            <w:tcW w:type="dxa" w:w="2211"/>
           </w:tcPr>
           <w:p>
             <w:r>
@@ -4428,7 +4367,7 @@
         </w:tc>
         <w:tc>
           <w:tcPr>
-            <w:tcW w:type="dxa" w:w="2835"/>
+            <w:tcW w:type="dxa" w:w="2211"/>
           </w:tcPr>
           <w:p>
             <w:r>
@@ -4443,7 +4382,7 @@
       <w:tr>
         <w:tc>
           <w:tcPr>
-            <w:tcW w:type="dxa" w:w="567"/>
+            <w:tcW w:type="dxa" w:w="2211"/>
           </w:tcPr>
           <w:p>
             <w:r>
@@ -4456,7 +4395,7 @@
         </w:tc>
         <w:tc>
           <w:tcPr>
-            <w:tcW w:type="dxa" w:w="1984"/>
+            <w:tcW w:type="dxa" w:w="2211"/>
           </w:tcPr>
           <w:p>
             <w:r>
@@ -4469,7 +4408,7 @@
         </w:tc>
         <w:tc>
           <w:tcPr>
-            <w:tcW w:type="dxa" w:w="1984"/>
+            <w:tcW w:type="dxa" w:w="2211"/>
           </w:tcPr>
           <w:p>
             <w:r>
@@ -4482,7 +4421,7 @@
         </w:tc>
         <w:tc>
           <w:tcPr>
-            <w:tcW w:type="dxa" w:w="1984"/>
+            <w:tcW w:type="dxa" w:w="2211"/>
           </w:tcPr>
           <w:p>
             <w:r>
@@ -4495,7 +4434,7 @@
         </w:tc>
         <w:tc>
           <w:tcPr>
-            <w:tcW w:type="dxa" w:w="3969"/>
+            <w:tcW w:type="dxa" w:w="2211"/>
           </w:tcPr>
           <w:p>
             <w:r>
@@ -4508,7 +4447,7 @@
         </w:tc>
         <w:tc>
           <w:tcPr>
-            <w:tcW w:type="dxa" w:w="680"/>
+            <w:tcW w:type="dxa" w:w="2211"/>
           </w:tcPr>
           <w:p>
             <w:r>
@@ -4521,7 +4460,7 @@
         </w:tc>
         <w:tc>
           <w:tcPr>
-            <w:tcW w:type="dxa" w:w="680"/>
+            <w:tcW w:type="dxa" w:w="2211"/>
           </w:tcPr>
           <w:p>
             <w:r>
@@ -4534,7 +4473,7 @@
         </w:tc>
         <w:tc>
           <w:tcPr>
-            <w:tcW w:type="dxa" w:w="1701"/>
+            <w:tcW w:type="dxa" w:w="2211"/>
           </w:tcPr>
           <w:p>
             <w:r>
@@ -4547,7 +4486,7 @@
         </w:tc>
         <w:tc>
           <w:tcPr>
-            <w:tcW w:type="dxa" w:w="1701"/>
+            <w:tcW w:type="dxa" w:w="2211"/>
           </w:tcPr>
           <w:p>
             <w:r>
@@ -4560,7 +4499,7 @@
         </w:tc>
         <w:tc>
           <w:tcPr>
-            <w:tcW w:type="dxa" w:w="2835"/>
+            <w:tcW w:type="dxa" w:w="2211"/>
           </w:tcPr>
           <w:p>
             <w:r>
@@ -4575,7 +4514,7 @@
       <w:tr>
         <w:tc>
           <w:tcPr>
-            <w:tcW w:type="dxa" w:w="567"/>
+            <w:tcW w:type="dxa" w:w="2211"/>
           </w:tcPr>
           <w:p>
             <w:r>
@@ -4588,7 +4527,7 @@
         </w:tc>
         <w:tc>
           <w:tcPr>
-            <w:tcW w:type="dxa" w:w="1984"/>
+            <w:tcW w:type="dxa" w:w="2211"/>
           </w:tcPr>
           <w:p>
             <w:r>
@@ -4601,7 +4540,7 @@
         </w:tc>
         <w:tc>
           <w:tcPr>
-            <w:tcW w:type="dxa" w:w="1984"/>
+            <w:tcW w:type="dxa" w:w="2211"/>
           </w:tcPr>
           <w:p>
             <w:r>
@@ -4614,7 +4553,7 @@
         </w:tc>
         <w:tc>
           <w:tcPr>
-            <w:tcW w:type="dxa" w:w="1984"/>
+            <w:tcW w:type="dxa" w:w="2211"/>
           </w:tcPr>
           <w:p>
             <w:r>
@@ -4627,7 +4566,7 @@
         </w:tc>
         <w:tc>
           <w:tcPr>
-            <w:tcW w:type="dxa" w:w="3969"/>
+            <w:tcW w:type="dxa" w:w="2211"/>
           </w:tcPr>
           <w:p>
             <w:r>
@@ -4640,7 +4579,7 @@
         </w:tc>
         <w:tc>
           <w:tcPr>
-            <w:tcW w:type="dxa" w:w="680"/>
+            <w:tcW w:type="dxa" w:w="2211"/>
           </w:tcPr>
           <w:p>
             <w:r>
@@ -4653,7 +4592,7 @@
         </w:tc>
         <w:tc>
           <w:tcPr>
-            <w:tcW w:type="dxa" w:w="680"/>
+            <w:tcW w:type="dxa" w:w="2211"/>
           </w:tcPr>
           <w:p>
             <w:r>
@@ -4666,7 +4605,7 @@
         </w:tc>
         <w:tc>
           <w:tcPr>
-            <w:tcW w:type="dxa" w:w="1701"/>
+            <w:tcW w:type="dxa" w:w="2211"/>
           </w:tcPr>
           <w:p>
             <w:r>
@@ -4679,7 +4618,7 @@
         </w:tc>
         <w:tc>
           <w:tcPr>
-            <w:tcW w:type="dxa" w:w="1701"/>
+            <w:tcW w:type="dxa" w:w="2211"/>
           </w:tcPr>
           <w:p>
             <w:r>
@@ -4692,7 +4631,7 @@
         </w:tc>
         <w:tc>
           <w:tcPr>
-            <w:tcW w:type="dxa" w:w="2835"/>
+            <w:tcW w:type="dxa" w:w="2211"/>
           </w:tcPr>
           <w:p>
             <w:r>
@@ -4707,7 +4646,7 @@
       <w:tr>
         <w:tc>
           <w:tcPr>
-            <w:tcW w:type="dxa" w:w="567"/>
+            <w:tcW w:type="dxa" w:w="2211"/>
           </w:tcPr>
           <w:p>
             <w:r>
@@ -4720,7 +4659,7 @@
         </w:tc>
         <w:tc>
           <w:tcPr>
-            <w:tcW w:type="dxa" w:w="1984"/>
+            <w:tcW w:type="dxa" w:w="2211"/>
           </w:tcPr>
           <w:p>
             <w:r>
@@ -4733,7 +4672,7 @@
         </w:tc>
         <w:tc>
           <w:tcPr>
-            <w:tcW w:type="dxa" w:w="1984"/>
+            <w:tcW w:type="dxa" w:w="2211"/>
           </w:tcPr>
           <w:p>
             <w:r>
@@ -4746,7 +4685,7 @@
         </w:tc>
         <w:tc>
           <w:tcPr>
-            <w:tcW w:type="dxa" w:w="1984"/>
+            <w:tcW w:type="dxa" w:w="2211"/>
           </w:tcPr>
           <w:p>
             <w:r>
@@ -4759,7 +4698,7 @@
         </w:tc>
         <w:tc>
           <w:tcPr>
-            <w:tcW w:type="dxa" w:w="3969"/>
+            <w:tcW w:type="dxa" w:w="2211"/>
           </w:tcPr>
           <w:p>
             <w:r>
@@ -4772,7 +4711,7 @@
         </w:tc>
         <w:tc>
           <w:tcPr>
-            <w:tcW w:type="dxa" w:w="680"/>
+            <w:tcW w:type="dxa" w:w="2211"/>
           </w:tcPr>
           <w:p>
             <w:r>
@@ -4785,7 +4724,7 @@
         </w:tc>
         <w:tc>
           <w:tcPr>
-            <w:tcW w:type="dxa" w:w="680"/>
+            <w:tcW w:type="dxa" w:w="2211"/>
           </w:tcPr>
           <w:p>
             <w:r>
@@ -4798,7 +4737,7 @@
         </w:tc>
         <w:tc>
           <w:tcPr>
-            <w:tcW w:type="dxa" w:w="1701"/>
+            <w:tcW w:type="dxa" w:w="2211"/>
           </w:tcPr>
           <w:p>
             <w:r>
@@ -4811,7 +4750,7 @@
         </w:tc>
         <w:tc>
           <w:tcPr>
-            <w:tcW w:type="dxa" w:w="1701"/>
+            <w:tcW w:type="dxa" w:w="2211"/>
           </w:tcPr>
           <w:p>
             <w:r>
@@ -4824,7 +4763,7 @@
         </w:tc>
         <w:tc>
           <w:tcPr>
-            <w:tcW w:type="dxa" w:w="2835"/>
+            <w:tcW w:type="dxa" w:w="2211"/>
           </w:tcPr>
           <w:p>
             <w:r>
@@ -4839,7 +4778,7 @@
       <w:tr>
         <w:tc>
           <w:tcPr>
-            <w:tcW w:type="dxa" w:w="567"/>
+            <w:tcW w:type="dxa" w:w="2211"/>
           </w:tcPr>
           <w:p>
             <w:r>
@@ -4852,7 +4791,7 @@
         </w:tc>
         <w:tc>
           <w:tcPr>
-            <w:tcW w:type="dxa" w:w="1984"/>
+            <w:tcW w:type="dxa" w:w="2211"/>
           </w:tcPr>
           <w:p>
             <w:r>
@@ -4865,7 +4804,7 @@
         </w:tc>
         <w:tc>
           <w:tcPr>
-            <w:tcW w:type="dxa" w:w="1984"/>
+            <w:tcW w:type="dxa" w:w="2211"/>
           </w:tcPr>
           <w:p>
             <w:r>
@@ -4878,7 +4817,7 @@
         </w:tc>
         <w:tc>
           <w:tcPr>
-            <w:tcW w:type="dxa" w:w="1984"/>
+            <w:tcW w:type="dxa" w:w="2211"/>
           </w:tcPr>
           <w:p>
             <w:r>
@@ -4891,7 +4830,7 @@
         </w:tc>
         <w:tc>
           <w:tcPr>
-            <w:tcW w:type="dxa" w:w="3969"/>
+            <w:tcW w:type="dxa" w:w="2211"/>
           </w:tcPr>
           <w:p>
             <w:r>
@@ -4904,7 +4843,7 @@
         </w:tc>
         <w:tc>
           <w:tcPr>
-            <w:tcW w:type="dxa" w:w="680"/>
+            <w:tcW w:type="dxa" w:w="2211"/>
           </w:tcPr>
           <w:p>
             <w:r>
@@ -4917,7 +4856,7 @@
         </w:tc>
         <w:tc>
           <w:tcPr>
-            <w:tcW w:type="dxa" w:w="680"/>
+            <w:tcW w:type="dxa" w:w="2211"/>
           </w:tcPr>
           <w:p>
             <w:r>
@@ -4930,7 +4869,7 @@
         </w:tc>
         <w:tc>
           <w:tcPr>
-            <w:tcW w:type="dxa" w:w="1701"/>
+            <w:tcW w:type="dxa" w:w="2211"/>
           </w:tcPr>
           <w:p>
             <w:r>
@@ -4943,7 +4882,7 @@
         </w:tc>
         <w:tc>
           <w:tcPr>
-            <w:tcW w:type="dxa" w:w="1701"/>
+            <w:tcW w:type="dxa" w:w="2211"/>
           </w:tcPr>
           <w:p>
             <w:r>
@@ -4956,7 +4895,7 @@
         </w:tc>
         <w:tc>
           <w:tcPr>
-            <w:tcW w:type="dxa" w:w="2835"/>
+            <w:tcW w:type="dxa" w:w="2211"/>
           </w:tcPr>
           <w:p>
             <w:r>
@@ -5017,7 +4956,7 @@
       <w:tr>
         <w:tc>
           <w:tcPr>
-            <w:tcW w:type="dxa" w:w="567"/>
+            <w:tcW w:type="dxa" w:w="2211"/>
             <w:shd w:val="clear" w:color="auto" w:fill="F57F17"/>
           </w:tcPr>
           <w:p>
@@ -5036,7 +4975,7 @@
         </w:tc>
         <w:tc>
           <w:tcPr>
-            <w:tcW w:type="dxa" w:w="1984"/>
+            <w:tcW w:type="dxa" w:w="2211"/>
             <w:shd w:val="clear" w:color="auto" w:fill="F57F17"/>
           </w:tcPr>
           <w:p>
@@ -5055,7 +4994,7 @@
         </w:tc>
         <w:tc>
           <w:tcPr>
-            <w:tcW w:type="dxa" w:w="1984"/>
+            <w:tcW w:type="dxa" w:w="2211"/>
             <w:shd w:val="clear" w:color="auto" w:fill="F57F17"/>
           </w:tcPr>
           <w:p>
@@ -5074,7 +5013,7 @@
         </w:tc>
         <w:tc>
           <w:tcPr>
-            <w:tcW w:type="dxa" w:w="1984"/>
+            <w:tcW w:type="dxa" w:w="2211"/>
             <w:shd w:val="clear" w:color="auto" w:fill="F57F17"/>
           </w:tcPr>
           <w:p>
@@ -5093,7 +5032,7 @@
         </w:tc>
         <w:tc>
           <w:tcPr>
-            <w:tcW w:type="dxa" w:w="3969"/>
+            <w:tcW w:type="dxa" w:w="2211"/>
             <w:shd w:val="clear" w:color="auto" w:fill="F57F17"/>
           </w:tcPr>
           <w:p>
@@ -5112,7 +5051,7 @@
         </w:tc>
         <w:tc>
           <w:tcPr>
-            <w:tcW w:type="dxa" w:w="680"/>
+            <w:tcW w:type="dxa" w:w="2211"/>
             <w:shd w:val="clear" w:color="auto" w:fill="F57F17"/>
           </w:tcPr>
           <w:p>
@@ -5131,7 +5070,7 @@
         </w:tc>
         <w:tc>
           <w:tcPr>
-            <w:tcW w:type="dxa" w:w="680"/>
+            <w:tcW w:type="dxa" w:w="2211"/>
             <w:shd w:val="clear" w:color="auto" w:fill="F57F17"/>
           </w:tcPr>
           <w:p>
@@ -5150,7 +5089,7 @@
         </w:tc>
         <w:tc>
           <w:tcPr>
-            <w:tcW w:type="dxa" w:w="1701"/>
+            <w:tcW w:type="dxa" w:w="2211"/>
             <w:shd w:val="clear" w:color="auto" w:fill="F57F17"/>
           </w:tcPr>
           <w:p>
@@ -5169,7 +5108,7 @@
         </w:tc>
         <w:tc>
           <w:tcPr>
-            <w:tcW w:type="dxa" w:w="1701"/>
+            <w:tcW w:type="dxa" w:w="2211"/>
             <w:shd w:val="clear" w:color="auto" w:fill="F57F17"/>
           </w:tcPr>
           <w:p>
@@ -5182,13 +5121,13 @@
                 <w:color w:val="FFFFFF"/>
                 <w:sz w:val="16"/>
               </w:rPr>
-              <w:t>Kecamatan</w:t>
-            </w:r>
-          </w:p>
-        </w:tc>
-        <w:tc>
-          <w:tcPr>
-            <w:tcW w:type="dxa" w:w="2835"/>
+              <w:t>Kec.</w:t>
+            </w:r>
+          </w:p>
+        </w:tc>
+        <w:tc>
+          <w:tcPr>
+            <w:tcW w:type="dxa" w:w="2211"/>
             <w:shd w:val="clear" w:color="auto" w:fill="F57F17"/>
           </w:tcPr>
           <w:p>
@@ -5209,7 +5148,7 @@
       <w:tr>
         <w:tc>
           <w:tcPr>
-            <w:tcW w:type="dxa" w:w="567"/>
+            <w:tcW w:type="dxa" w:w="2211"/>
           </w:tcPr>
           <w:p>
             <w:r>
@@ -5222,7 +5161,7 @@
         </w:tc>
         <w:tc>
           <w:tcPr>
-            <w:tcW w:type="dxa" w:w="1984"/>
+            <w:tcW w:type="dxa" w:w="2211"/>
           </w:tcPr>
           <w:p>
             <w:r>
@@ -5235,7 +5174,7 @@
         </w:tc>
         <w:tc>
           <w:tcPr>
-            <w:tcW w:type="dxa" w:w="1984"/>
+            <w:tcW w:type="dxa" w:w="2211"/>
           </w:tcPr>
           <w:p>
             <w:r>
@@ -5248,7 +5187,7 @@
         </w:tc>
         <w:tc>
           <w:tcPr>
-            <w:tcW w:type="dxa" w:w="1984"/>
+            <w:tcW w:type="dxa" w:w="2211"/>
           </w:tcPr>
           <w:p>
             <w:r>
@@ -5261,7 +5200,7 @@
         </w:tc>
         <w:tc>
           <w:tcPr>
-            <w:tcW w:type="dxa" w:w="3969"/>
+            <w:tcW w:type="dxa" w:w="2211"/>
           </w:tcPr>
           <w:p>
             <w:r>
@@ -5274,7 +5213,7 @@
         </w:tc>
         <w:tc>
           <w:tcPr>
-            <w:tcW w:type="dxa" w:w="680"/>
+            <w:tcW w:type="dxa" w:w="2211"/>
           </w:tcPr>
           <w:p>
             <w:r>
@@ -5287,7 +5226,7 @@
         </w:tc>
         <w:tc>
           <w:tcPr>
-            <w:tcW w:type="dxa" w:w="680"/>
+            <w:tcW w:type="dxa" w:w="2211"/>
           </w:tcPr>
           <w:p>
             <w:r>
@@ -5300,7 +5239,7 @@
         </w:tc>
         <w:tc>
           <w:tcPr>
-            <w:tcW w:type="dxa" w:w="1701"/>
+            <w:tcW w:type="dxa" w:w="2211"/>
           </w:tcPr>
           <w:p>
             <w:r>
@@ -5313,7 +5252,7 @@
         </w:tc>
         <w:tc>
           <w:tcPr>
-            <w:tcW w:type="dxa" w:w="1701"/>
+            <w:tcW w:type="dxa" w:w="2211"/>
           </w:tcPr>
           <w:p>
             <w:r>
@@ -5326,7 +5265,7 @@
         </w:tc>
         <w:tc>
           <w:tcPr>
-            <w:tcW w:type="dxa" w:w="2835"/>
+            <w:tcW w:type="dxa" w:w="2211"/>
           </w:tcPr>
           <w:p>
             <w:r>
@@ -5341,7 +5280,7 @@
       <w:tr>
         <w:tc>
           <w:tcPr>
-            <w:tcW w:type="dxa" w:w="567"/>
+            <w:tcW w:type="dxa" w:w="2211"/>
           </w:tcPr>
           <w:p>
             <w:r>
@@ -5354,7 +5293,7 @@
         </w:tc>
         <w:tc>
           <w:tcPr>
-            <w:tcW w:type="dxa" w:w="1984"/>
+            <w:tcW w:type="dxa" w:w="2211"/>
           </w:tcPr>
           <w:p>
             <w:r>
@@ -5367,7 +5306,7 @@
         </w:tc>
         <w:tc>
           <w:tcPr>
-            <w:tcW w:type="dxa" w:w="1984"/>
+            <w:tcW w:type="dxa" w:w="2211"/>
           </w:tcPr>
           <w:p>
             <w:r>
@@ -5380,7 +5319,7 @@
         </w:tc>
         <w:tc>
           <w:tcPr>
-            <w:tcW w:type="dxa" w:w="1984"/>
+            <w:tcW w:type="dxa" w:w="2211"/>
           </w:tcPr>
           <w:p>
             <w:r>
@@ -5393,7 +5332,7 @@
         </w:tc>
         <w:tc>
           <w:tcPr>
-            <w:tcW w:type="dxa" w:w="3969"/>
+            <w:tcW w:type="dxa" w:w="2211"/>
           </w:tcPr>
           <w:p>
             <w:r>
@@ -5406,7 +5345,7 @@
         </w:tc>
         <w:tc>
           <w:tcPr>
-            <w:tcW w:type="dxa" w:w="680"/>
+            <w:tcW w:type="dxa" w:w="2211"/>
           </w:tcPr>
           <w:p>
             <w:r>
@@ -5419,7 +5358,7 @@
         </w:tc>
         <w:tc>
           <w:tcPr>
-            <w:tcW w:type="dxa" w:w="680"/>
+            <w:tcW w:type="dxa" w:w="2211"/>
           </w:tcPr>
           <w:p>
             <w:r>
@@ -5432,7 +5371,7 @@
         </w:tc>
         <w:tc>
           <w:tcPr>
-            <w:tcW w:type="dxa" w:w="1701"/>
+            <w:tcW w:type="dxa" w:w="2211"/>
           </w:tcPr>
           <w:p>
             <w:r>
@@ -5445,7 +5384,7 @@
         </w:tc>
         <w:tc>
           <w:tcPr>
-            <w:tcW w:type="dxa" w:w="1701"/>
+            <w:tcW w:type="dxa" w:w="2211"/>
           </w:tcPr>
           <w:p>
             <w:r>
@@ -5458,7 +5397,7 @@
         </w:tc>
         <w:tc>
           <w:tcPr>
-            <w:tcW w:type="dxa" w:w="2835"/>
+            <w:tcW w:type="dxa" w:w="2211"/>
           </w:tcPr>
           <w:p>
             <w:r>
@@ -5473,7 +5412,7 @@
       <w:tr>
         <w:tc>
           <w:tcPr>
-            <w:tcW w:type="dxa" w:w="567"/>
+            <w:tcW w:type="dxa" w:w="2211"/>
           </w:tcPr>
           <w:p>
             <w:r>
@@ -5486,7 +5425,7 @@
         </w:tc>
         <w:tc>
           <w:tcPr>
-            <w:tcW w:type="dxa" w:w="1984"/>
+            <w:tcW w:type="dxa" w:w="2211"/>
           </w:tcPr>
           <w:p>
             <w:r>
@@ -5499,7 +5438,7 @@
         </w:tc>
         <w:tc>
           <w:tcPr>
-            <w:tcW w:type="dxa" w:w="1984"/>
+            <w:tcW w:type="dxa" w:w="2211"/>
           </w:tcPr>
           <w:p>
             <w:r>
@@ -5512,7 +5451,7 @@
         </w:tc>
         <w:tc>
           <w:tcPr>
-            <w:tcW w:type="dxa" w:w="1984"/>
+            <w:tcW w:type="dxa" w:w="2211"/>
           </w:tcPr>
           <w:p>
             <w:r>
@@ -5525,7 +5464,7 @@
         </w:tc>
         <w:tc>
           <w:tcPr>
-            <w:tcW w:type="dxa" w:w="3969"/>
+            <w:tcW w:type="dxa" w:w="2211"/>
           </w:tcPr>
           <w:p>
             <w:r>
@@ -5538,7 +5477,7 @@
         </w:tc>
         <w:tc>
           <w:tcPr>
-            <w:tcW w:type="dxa" w:w="680"/>
+            <w:tcW w:type="dxa" w:w="2211"/>
           </w:tcPr>
           <w:p>
             <w:r>
@@ -5551,7 +5490,7 @@
         </w:tc>
         <w:tc>
           <w:tcPr>
-            <w:tcW w:type="dxa" w:w="680"/>
+            <w:tcW w:type="dxa" w:w="2211"/>
           </w:tcPr>
           <w:p>
             <w:r>
@@ -5564,7 +5503,7 @@
         </w:tc>
         <w:tc>
           <w:tcPr>
-            <w:tcW w:type="dxa" w:w="1701"/>
+            <w:tcW w:type="dxa" w:w="2211"/>
           </w:tcPr>
           <w:p>
             <w:r>
@@ -5577,7 +5516,7 @@
         </w:tc>
         <w:tc>
           <w:tcPr>
-            <w:tcW w:type="dxa" w:w="1701"/>
+            <w:tcW w:type="dxa" w:w="2211"/>
           </w:tcPr>
           <w:p>
             <w:r>
@@ -5590,7 +5529,7 @@
         </w:tc>
         <w:tc>
           <w:tcPr>
-            <w:tcW w:type="dxa" w:w="2835"/>
+            <w:tcW w:type="dxa" w:w="2211"/>
           </w:tcPr>
           <w:p>
             <w:r>
@@ -5605,7 +5544,7 @@
       <w:tr>
         <w:tc>
           <w:tcPr>
-            <w:tcW w:type="dxa" w:w="567"/>
+            <w:tcW w:type="dxa" w:w="2211"/>
           </w:tcPr>
           <w:p>
             <w:r>
@@ -5618,7 +5557,7 @@
         </w:tc>
         <w:tc>
           <w:tcPr>
-            <w:tcW w:type="dxa" w:w="1984"/>
+            <w:tcW w:type="dxa" w:w="2211"/>
           </w:tcPr>
           <w:p>
             <w:r>
@@ -5631,7 +5570,7 @@
         </w:tc>
         <w:tc>
           <w:tcPr>
-            <w:tcW w:type="dxa" w:w="1984"/>
+            <w:tcW w:type="dxa" w:w="2211"/>
           </w:tcPr>
           <w:p>
             <w:r>
@@ -5644,7 +5583,7 @@
         </w:tc>
         <w:tc>
           <w:tcPr>
-            <w:tcW w:type="dxa" w:w="1984"/>
+            <w:tcW w:type="dxa" w:w="2211"/>
           </w:tcPr>
           <w:p>
             <w:r>
@@ -5657,7 +5596,7 @@
         </w:tc>
         <w:tc>
           <w:tcPr>
-            <w:tcW w:type="dxa" w:w="3969"/>
+            <w:tcW w:type="dxa" w:w="2211"/>
           </w:tcPr>
           <w:p>
             <w:r>
@@ -5670,7 +5609,7 @@
         </w:tc>
         <w:tc>
           <w:tcPr>
-            <w:tcW w:type="dxa" w:w="680"/>
+            <w:tcW w:type="dxa" w:w="2211"/>
           </w:tcPr>
           <w:p>
             <w:r>
@@ -5683,7 +5622,7 @@
         </w:tc>
         <w:tc>
           <w:tcPr>
-            <w:tcW w:type="dxa" w:w="680"/>
+            <w:tcW w:type="dxa" w:w="2211"/>
           </w:tcPr>
           <w:p>
             <w:r>
@@ -5696,7 +5635,7 @@
         </w:tc>
         <w:tc>
           <w:tcPr>
-            <w:tcW w:type="dxa" w:w="1701"/>
+            <w:tcW w:type="dxa" w:w="2211"/>
           </w:tcPr>
           <w:p>
             <w:r>
@@ -5709,7 +5648,7 @@
         </w:tc>
         <w:tc>
           <w:tcPr>
-            <w:tcW w:type="dxa" w:w="1701"/>
+            <w:tcW w:type="dxa" w:w="2211"/>
           </w:tcPr>
           <w:p>
             <w:r>
@@ -5722,7 +5661,7 @@
         </w:tc>
         <w:tc>
           <w:tcPr>
-            <w:tcW w:type="dxa" w:w="2835"/>
+            <w:tcW w:type="dxa" w:w="2211"/>
           </w:tcPr>
           <w:p>
             <w:r>
@@ -5737,7 +5676,7 @@
       <w:tr>
         <w:tc>
           <w:tcPr>
-            <w:tcW w:type="dxa" w:w="567"/>
+            <w:tcW w:type="dxa" w:w="2211"/>
           </w:tcPr>
           <w:p>
             <w:r>
@@ -5750,7 +5689,7 @@
         </w:tc>
         <w:tc>
           <w:tcPr>
-            <w:tcW w:type="dxa" w:w="1984"/>
+            <w:tcW w:type="dxa" w:w="2211"/>
           </w:tcPr>
           <w:p>
             <w:r>
@@ -5763,7 +5702,7 @@
         </w:tc>
         <w:tc>
           <w:tcPr>
-            <w:tcW w:type="dxa" w:w="1984"/>
+            <w:tcW w:type="dxa" w:w="2211"/>
           </w:tcPr>
           <w:p>
             <w:r>
@@ -5776,7 +5715,7 @@
         </w:tc>
         <w:tc>
           <w:tcPr>
-            <w:tcW w:type="dxa" w:w="1984"/>
+            <w:tcW w:type="dxa" w:w="2211"/>
           </w:tcPr>
           <w:p>
             <w:r>
@@ -5789,7 +5728,7 @@
         </w:tc>
         <w:tc>
           <w:tcPr>
-            <w:tcW w:type="dxa" w:w="3969"/>
+            <w:tcW w:type="dxa" w:w="2211"/>
           </w:tcPr>
           <w:p>
             <w:r>
@@ -5802,7 +5741,7 @@
         </w:tc>
         <w:tc>
           <w:tcPr>
-            <w:tcW w:type="dxa" w:w="680"/>
+            <w:tcW w:type="dxa" w:w="2211"/>
           </w:tcPr>
           <w:p>
             <w:r>
@@ -5815,7 +5754,7 @@
         </w:tc>
         <w:tc>
           <w:tcPr>
-            <w:tcW w:type="dxa" w:w="680"/>
+            <w:tcW w:type="dxa" w:w="2211"/>
           </w:tcPr>
           <w:p>
             <w:r>
@@ -5828,7 +5767,7 @@
         </w:tc>
         <w:tc>
           <w:tcPr>
-            <w:tcW w:type="dxa" w:w="1701"/>
+            <w:tcW w:type="dxa" w:w="2211"/>
           </w:tcPr>
           <w:p>
             <w:r>
@@ -5841,7 +5780,7 @@
         </w:tc>
         <w:tc>
           <w:tcPr>
-            <w:tcW w:type="dxa" w:w="1701"/>
+            <w:tcW w:type="dxa" w:w="2211"/>
           </w:tcPr>
           <w:p>
             <w:r>
@@ -5854,7 +5793,7 @@
         </w:tc>
         <w:tc>
           <w:tcPr>
-            <w:tcW w:type="dxa" w:w="2835"/>
+            <w:tcW w:type="dxa" w:w="2211"/>
           </w:tcPr>
           <w:p>
             <w:r>
@@ -5869,7 +5808,7 @@
       <w:tr>
         <w:tc>
           <w:tcPr>
-            <w:tcW w:type="dxa" w:w="567"/>
+            <w:tcW w:type="dxa" w:w="2211"/>
           </w:tcPr>
           <w:p>
             <w:r>
@@ -5882,7 +5821,7 @@
         </w:tc>
         <w:tc>
           <w:tcPr>
-            <w:tcW w:type="dxa" w:w="1984"/>
+            <w:tcW w:type="dxa" w:w="2211"/>
           </w:tcPr>
           <w:p>
             <w:r>
@@ -5895,7 +5834,7 @@
         </w:tc>
         <w:tc>
           <w:tcPr>
-            <w:tcW w:type="dxa" w:w="1984"/>
+            <w:tcW w:type="dxa" w:w="2211"/>
           </w:tcPr>
           <w:p>
             <w:r>
@@ -5908,7 +5847,7 @@
         </w:tc>
         <w:tc>
           <w:tcPr>
-            <w:tcW w:type="dxa" w:w="1984"/>
+            <w:tcW w:type="dxa" w:w="2211"/>
           </w:tcPr>
           <w:p>
             <w:r>
@@ -5921,7 +5860,7 @@
         </w:tc>
         <w:tc>
           <w:tcPr>
-            <w:tcW w:type="dxa" w:w="3969"/>
+            <w:tcW w:type="dxa" w:w="2211"/>
           </w:tcPr>
           <w:p>
             <w:r>
@@ -5934,7 +5873,7 @@
         </w:tc>
         <w:tc>
           <w:tcPr>
-            <w:tcW w:type="dxa" w:w="680"/>
+            <w:tcW w:type="dxa" w:w="2211"/>
           </w:tcPr>
           <w:p>
             <w:r>
@@ -5947,7 +5886,7 @@
         </w:tc>
         <w:tc>
           <w:tcPr>
-            <w:tcW w:type="dxa" w:w="680"/>
+            <w:tcW w:type="dxa" w:w="2211"/>
           </w:tcPr>
           <w:p>
             <w:r>
@@ -5960,7 +5899,7 @@
         </w:tc>
         <w:tc>
           <w:tcPr>
-            <w:tcW w:type="dxa" w:w="1701"/>
+            <w:tcW w:type="dxa" w:w="2211"/>
           </w:tcPr>
           <w:p>
             <w:r>
@@ -5973,7 +5912,7 @@
         </w:tc>
         <w:tc>
           <w:tcPr>
-            <w:tcW w:type="dxa" w:w="1701"/>
+            <w:tcW w:type="dxa" w:w="2211"/>
           </w:tcPr>
           <w:p>
             <w:r>
@@ -5986,7 +5925,7 @@
         </w:tc>
         <w:tc>
           <w:tcPr>
-            <w:tcW w:type="dxa" w:w="2835"/>
+            <w:tcW w:type="dxa" w:w="2211"/>
           </w:tcPr>
           <w:p>
             <w:r>
@@ -6001,7 +5940,7 @@
       <w:tr>
         <w:tc>
           <w:tcPr>
-            <w:tcW w:type="dxa" w:w="567"/>
+            <w:tcW w:type="dxa" w:w="2211"/>
           </w:tcPr>
           <w:p>
             <w:r>
@@ -6014,7 +5953,7 @@
         </w:tc>
         <w:tc>
           <w:tcPr>
-            <w:tcW w:type="dxa" w:w="1984"/>
+            <w:tcW w:type="dxa" w:w="2211"/>
           </w:tcPr>
           <w:p>
             <w:r>
@@ -6027,7 +5966,7 @@
         </w:tc>
         <w:tc>
           <w:tcPr>
-            <w:tcW w:type="dxa" w:w="1984"/>
+            <w:tcW w:type="dxa" w:w="2211"/>
           </w:tcPr>
           <w:p>
             <w:r>
@@ -6040,7 +5979,7 @@
         </w:tc>
         <w:tc>
           <w:tcPr>
-            <w:tcW w:type="dxa" w:w="1984"/>
+            <w:tcW w:type="dxa" w:w="2211"/>
           </w:tcPr>
           <w:p>
             <w:r>
@@ -6053,7 +5992,7 @@
         </w:tc>
         <w:tc>
           <w:tcPr>
-            <w:tcW w:type="dxa" w:w="3969"/>
+            <w:tcW w:type="dxa" w:w="2211"/>
           </w:tcPr>
           <w:p>
             <w:r>
@@ -6066,7 +6005,7 @@
         </w:tc>
         <w:tc>
           <w:tcPr>
-            <w:tcW w:type="dxa" w:w="680"/>
+            <w:tcW w:type="dxa" w:w="2211"/>
           </w:tcPr>
           <w:p>
             <w:r>
@@ -6079,7 +6018,7 @@
         </w:tc>
         <w:tc>
           <w:tcPr>
-            <w:tcW w:type="dxa" w:w="680"/>
+            <w:tcW w:type="dxa" w:w="2211"/>
           </w:tcPr>
           <w:p>
             <w:r>
@@ -6092,7 +6031,7 @@
         </w:tc>
         <w:tc>
           <w:tcPr>
-            <w:tcW w:type="dxa" w:w="1701"/>
+            <w:tcW w:type="dxa" w:w="2211"/>
           </w:tcPr>
           <w:p>
             <w:r>
@@ -6105,7 +6044,7 @@
         </w:tc>
         <w:tc>
           <w:tcPr>
-            <w:tcW w:type="dxa" w:w="1701"/>
+            <w:tcW w:type="dxa" w:w="2211"/>
           </w:tcPr>
           <w:p>
             <w:r>
@@ -6118,7 +6057,7 @@
         </w:tc>
         <w:tc>
           <w:tcPr>
-            <w:tcW w:type="dxa" w:w="2835"/>
+            <w:tcW w:type="dxa" w:w="2211"/>
           </w:tcPr>
           <w:p>
             <w:r>
@@ -6133,7 +6072,7 @@
       <w:tr>
         <w:tc>
           <w:tcPr>
-            <w:tcW w:type="dxa" w:w="567"/>
+            <w:tcW w:type="dxa" w:w="2211"/>
           </w:tcPr>
           <w:p>
             <w:r>
@@ -6146,7 +6085,7 @@
         </w:tc>
         <w:tc>
           <w:tcPr>
-            <w:tcW w:type="dxa" w:w="1984"/>
+            <w:tcW w:type="dxa" w:w="2211"/>
           </w:tcPr>
           <w:p>
             <w:r>
@@ -6159,7 +6098,7 @@
         </w:tc>
         <w:tc>
           <w:tcPr>
-            <w:tcW w:type="dxa" w:w="1984"/>
+            <w:tcW w:type="dxa" w:w="2211"/>
           </w:tcPr>
           <w:p>
             <w:r>
@@ -6172,7 +6111,7 @@
         </w:tc>
         <w:tc>
           <w:tcPr>
-            <w:tcW w:type="dxa" w:w="1984"/>
+            <w:tcW w:type="dxa" w:w="2211"/>
           </w:tcPr>
           <w:p>
             <w:r>
@@ -6185,7 +6124,7 @@
         </w:tc>
         <w:tc>
           <w:tcPr>
-            <w:tcW w:type="dxa" w:w="3969"/>
+            <w:tcW w:type="dxa" w:w="2211"/>
           </w:tcPr>
           <w:p>
             <w:r>
@@ -6198,7 +6137,7 @@
         </w:tc>
         <w:tc>
           <w:tcPr>
-            <w:tcW w:type="dxa" w:w="680"/>
+            <w:tcW w:type="dxa" w:w="2211"/>
           </w:tcPr>
           <w:p>
             <w:r>
@@ -6211,7 +6150,7 @@
         </w:tc>
         <w:tc>
           <w:tcPr>
-            <w:tcW w:type="dxa" w:w="680"/>
+            <w:tcW w:type="dxa" w:w="2211"/>
           </w:tcPr>
           <w:p>
             <w:r>
@@ -6224,7 +6163,7 @@
         </w:tc>
         <w:tc>
           <w:tcPr>
-            <w:tcW w:type="dxa" w:w="1701"/>
+            <w:tcW w:type="dxa" w:w="2211"/>
           </w:tcPr>
           <w:p>
             <w:r>
@@ -6237,7 +6176,7 @@
         </w:tc>
         <w:tc>
           <w:tcPr>
-            <w:tcW w:type="dxa" w:w="1701"/>
+            <w:tcW w:type="dxa" w:w="2211"/>
           </w:tcPr>
           <w:p>
             <w:r>
@@ -6250,7 +6189,7 @@
         </w:tc>
         <w:tc>
           <w:tcPr>
-            <w:tcW w:type="dxa" w:w="2835"/>
+            <w:tcW w:type="dxa" w:w="2211"/>
           </w:tcPr>
           <w:p>
             <w:r>
@@ -6265,7 +6204,7 @@
       <w:tr>
         <w:tc>
           <w:tcPr>
-            <w:tcW w:type="dxa" w:w="567"/>
+            <w:tcW w:type="dxa" w:w="2211"/>
           </w:tcPr>
           <w:p>
             <w:r>
@@ -6278,7 +6217,7 @@
         </w:tc>
         <w:tc>
           <w:tcPr>
-            <w:tcW w:type="dxa" w:w="1984"/>
+            <w:tcW w:type="dxa" w:w="2211"/>
           </w:tcPr>
           <w:p>
             <w:r>
@@ -6291,7 +6230,7 @@
         </w:tc>
         <w:tc>
           <w:tcPr>
-            <w:tcW w:type="dxa" w:w="1984"/>
+            <w:tcW w:type="dxa" w:w="2211"/>
           </w:tcPr>
           <w:p>
             <w:r>
@@ -6304,7 +6243,7 @@
         </w:tc>
         <w:tc>
           <w:tcPr>
-            <w:tcW w:type="dxa" w:w="1984"/>
+            <w:tcW w:type="dxa" w:w="2211"/>
           </w:tcPr>
           <w:p>
             <w:r>
@@ -6317,7 +6256,7 @@
         </w:tc>
         <w:tc>
           <w:tcPr>
-            <w:tcW w:type="dxa" w:w="3969"/>
+            <w:tcW w:type="dxa" w:w="2211"/>
           </w:tcPr>
           <w:p>
             <w:r>
@@ -6330,7 +6269,7 @@
         </w:tc>
         <w:tc>
           <w:tcPr>
-            <w:tcW w:type="dxa" w:w="680"/>
+            <w:tcW w:type="dxa" w:w="2211"/>
           </w:tcPr>
           <w:p>
             <w:r>
@@ -6343,7 +6282,7 @@
         </w:tc>
         <w:tc>
           <w:tcPr>
-            <w:tcW w:type="dxa" w:w="680"/>
+            <w:tcW w:type="dxa" w:w="2211"/>
           </w:tcPr>
           <w:p>
             <w:r>
@@ -6356,7 +6295,7 @@
         </w:tc>
         <w:tc>
           <w:tcPr>
-            <w:tcW w:type="dxa" w:w="1701"/>
+            <w:tcW w:type="dxa" w:w="2211"/>
           </w:tcPr>
           <w:p>
             <w:r>
@@ -6369,7 +6308,7 @@
         </w:tc>
         <w:tc>
           <w:tcPr>
-            <w:tcW w:type="dxa" w:w="1701"/>
+            <w:tcW w:type="dxa" w:w="2211"/>
           </w:tcPr>
           <w:p>
             <w:r>
@@ -6382,7 +6321,7 @@
         </w:tc>
         <w:tc>
           <w:tcPr>
-            <w:tcW w:type="dxa" w:w="2835"/>
+            <w:tcW w:type="dxa" w:w="2211"/>
           </w:tcPr>
           <w:p>
             <w:r>
@@ -6397,7 +6336,7 @@
       <w:tr>
         <w:tc>
           <w:tcPr>
-            <w:tcW w:type="dxa" w:w="567"/>
+            <w:tcW w:type="dxa" w:w="2211"/>
           </w:tcPr>
           <w:p>
             <w:r>
@@ -6410,7 +6349,7 @@
         </w:tc>
         <w:tc>
           <w:tcPr>
-            <w:tcW w:type="dxa" w:w="1984"/>
+            <w:tcW w:type="dxa" w:w="2211"/>
           </w:tcPr>
           <w:p>
             <w:r>
@@ -6423,7 +6362,7 @@
         </w:tc>
         <w:tc>
           <w:tcPr>
-            <w:tcW w:type="dxa" w:w="1984"/>
+            <w:tcW w:type="dxa" w:w="2211"/>
           </w:tcPr>
           <w:p>
             <w:r>
@@ -6436,7 +6375,7 @@
         </w:tc>
         <w:tc>
           <w:tcPr>
-            <w:tcW w:type="dxa" w:w="1984"/>
+            <w:tcW w:type="dxa" w:w="2211"/>
           </w:tcPr>
           <w:p>
             <w:r>
@@ -6449,7 +6388,7 @@
         </w:tc>
         <w:tc>
           <w:tcPr>
-            <w:tcW w:type="dxa" w:w="3969"/>
+            <w:tcW w:type="dxa" w:w="2211"/>
           </w:tcPr>
           <w:p>
             <w:r>
@@ -6462,7 +6401,7 @@
         </w:tc>
         <w:tc>
           <w:tcPr>
-            <w:tcW w:type="dxa" w:w="680"/>
+            <w:tcW w:type="dxa" w:w="2211"/>
           </w:tcPr>
           <w:p>
             <w:r>
@@ -6475,7 +6414,7 @@
         </w:tc>
         <w:tc>
           <w:tcPr>
-            <w:tcW w:type="dxa" w:w="680"/>
+            <w:tcW w:type="dxa" w:w="2211"/>
           </w:tcPr>
           <w:p>
             <w:r>
@@ -6488,7 +6427,7 @@
         </w:tc>
         <w:tc>
           <w:tcPr>
-            <w:tcW w:type="dxa" w:w="1701"/>
+            <w:tcW w:type="dxa" w:w="2211"/>
           </w:tcPr>
           <w:p>
             <w:r>
@@ -6501,7 +6440,7 @@
         </w:tc>
         <w:tc>
           <w:tcPr>
-            <w:tcW w:type="dxa" w:w="1701"/>
+            <w:tcW w:type="dxa" w:w="2211"/>
           </w:tcPr>
           <w:p>
             <w:r>
@@ -6514,7 +6453,7 @@
         </w:tc>
         <w:tc>
           <w:tcPr>
-            <w:tcW w:type="dxa" w:w="2835"/>
+            <w:tcW w:type="dxa" w:w="2211"/>
           </w:tcPr>
           <w:p>
             <w:r>
@@ -6529,7 +6468,7 @@
       <w:tr>
         <w:tc>
           <w:tcPr>
-            <w:tcW w:type="dxa" w:w="567"/>
+            <w:tcW w:type="dxa" w:w="2211"/>
           </w:tcPr>
           <w:p>
             <w:r>
@@ -6542,7 +6481,7 @@
         </w:tc>
         <w:tc>
           <w:tcPr>
-            <w:tcW w:type="dxa" w:w="1984"/>
+            <w:tcW w:type="dxa" w:w="2211"/>
           </w:tcPr>
           <w:p>
             <w:r>
@@ -6555,7 +6494,7 @@
         </w:tc>
         <w:tc>
           <w:tcPr>
-            <w:tcW w:type="dxa" w:w="1984"/>
+            <w:tcW w:type="dxa" w:w="2211"/>
           </w:tcPr>
           <w:p>
             <w:r>
@@ -6568,7 +6507,7 @@
         </w:tc>
         <w:tc>
           <w:tcPr>
-            <w:tcW w:type="dxa" w:w="1984"/>
+            <w:tcW w:type="dxa" w:w="2211"/>
           </w:tcPr>
           <w:p>
             <w:r>
@@ -6581,7 +6520,7 @@
         </w:tc>
         <w:tc>
           <w:tcPr>
-            <w:tcW w:type="dxa" w:w="3969"/>
+            <w:tcW w:type="dxa" w:w="2211"/>
           </w:tcPr>
           <w:p>
             <w:r>
@@ -6594,7 +6533,7 @@
         </w:tc>
         <w:tc>
           <w:tcPr>
-            <w:tcW w:type="dxa" w:w="680"/>
+            <w:tcW w:type="dxa" w:w="2211"/>
           </w:tcPr>
           <w:p>
             <w:r>
@@ -6607,7 +6546,7 @@
         </w:tc>
         <w:tc>
           <w:tcPr>
-            <w:tcW w:type="dxa" w:w="680"/>
+            <w:tcW w:type="dxa" w:w="2211"/>
           </w:tcPr>
           <w:p>
             <w:r>
@@ -6620,7 +6559,7 @@
         </w:tc>
         <w:tc>
           <w:tcPr>
-            <w:tcW w:type="dxa" w:w="1701"/>
+            <w:tcW w:type="dxa" w:w="2211"/>
           </w:tcPr>
           <w:p>
             <w:r>
@@ -6633,7 +6572,7 @@
         </w:tc>
         <w:tc>
           <w:tcPr>
-            <w:tcW w:type="dxa" w:w="1701"/>
+            <w:tcW w:type="dxa" w:w="2211"/>
           </w:tcPr>
           <w:p>
             <w:r>
@@ -6646,7 +6585,7 @@
         </w:tc>
         <w:tc>
           <w:tcPr>
-            <w:tcW w:type="dxa" w:w="2835"/>
+            <w:tcW w:type="dxa" w:w="2211"/>
           </w:tcPr>
           <w:p>
             <w:r>
@@ -6661,7 +6600,7 @@
       <w:tr>
         <w:tc>
           <w:tcPr>
-            <w:tcW w:type="dxa" w:w="567"/>
+            <w:tcW w:type="dxa" w:w="2211"/>
           </w:tcPr>
           <w:p>
             <w:r>
@@ -6674,7 +6613,7 @@
         </w:tc>
         <w:tc>
           <w:tcPr>
-            <w:tcW w:type="dxa" w:w="1984"/>
+            <w:tcW w:type="dxa" w:w="2211"/>
           </w:tcPr>
           <w:p>
             <w:r>
@@ -6687,7 +6626,7 @@
         </w:tc>
         <w:tc>
           <w:tcPr>
-            <w:tcW w:type="dxa" w:w="1984"/>
+            <w:tcW w:type="dxa" w:w="2211"/>
           </w:tcPr>
           <w:p>
             <w:r>
@@ -6700,7 +6639,7 @@
         </w:tc>
         <w:tc>
           <w:tcPr>
-            <w:tcW w:type="dxa" w:w="1984"/>
+            <w:tcW w:type="dxa" w:w="2211"/>
           </w:tcPr>
           <w:p>
             <w:r>
@@ -6713,7 +6652,7 @@
         </w:tc>
         <w:tc>
           <w:tcPr>
-            <w:tcW w:type="dxa" w:w="3969"/>
+            <w:tcW w:type="dxa" w:w="2211"/>
           </w:tcPr>
           <w:p>
             <w:r>
@@ -6726,7 +6665,7 @@
         </w:tc>
         <w:tc>
           <w:tcPr>
-            <w:tcW w:type="dxa" w:w="680"/>
+            <w:tcW w:type="dxa" w:w="2211"/>
           </w:tcPr>
           <w:p>
             <w:r>
@@ -6739,7 +6678,7 @@
         </w:tc>
         <w:tc>
           <w:tcPr>
-            <w:tcW w:type="dxa" w:w="680"/>
+            <w:tcW w:type="dxa" w:w="2211"/>
           </w:tcPr>
           <w:p>
             <w:r>
@@ -6752,7 +6691,7 @@
         </w:tc>
         <w:tc>
           <w:tcPr>
-            <w:tcW w:type="dxa" w:w="1701"/>
+            <w:tcW w:type="dxa" w:w="2211"/>
           </w:tcPr>
           <w:p>
             <w:r>
@@ -6765,7 +6704,7 @@
         </w:tc>
         <w:tc>
           <w:tcPr>
-            <w:tcW w:type="dxa" w:w="1701"/>
+            <w:tcW w:type="dxa" w:w="2211"/>
           </w:tcPr>
           <w:p>
             <w:r>
@@ -6778,7 +6717,7 @@
         </w:tc>
         <w:tc>
           <w:tcPr>
-            <w:tcW w:type="dxa" w:w="2835"/>
+            <w:tcW w:type="dxa" w:w="2211"/>
           </w:tcPr>
           <w:p>
             <w:r>
@@ -6793,7 +6732,7 @@
       <w:tr>
         <w:tc>
           <w:tcPr>
-            <w:tcW w:type="dxa" w:w="567"/>
+            <w:tcW w:type="dxa" w:w="2211"/>
           </w:tcPr>
           <w:p>
             <w:r>
@@ -6806,7 +6745,7 @@
         </w:tc>
         <w:tc>
           <w:tcPr>
-            <w:tcW w:type="dxa" w:w="1984"/>
+            <w:tcW w:type="dxa" w:w="2211"/>
           </w:tcPr>
           <w:p>
             <w:r>
@@ -6819,7 +6758,7 @@
         </w:tc>
         <w:tc>
           <w:tcPr>
-            <w:tcW w:type="dxa" w:w="1984"/>
+            <w:tcW w:type="dxa" w:w="2211"/>
           </w:tcPr>
           <w:p>
             <w:r>
@@ -6832,7 +6771,7 @@
         </w:tc>
         <w:tc>
           <w:tcPr>
-            <w:tcW w:type="dxa" w:w="1984"/>
+            <w:tcW w:type="dxa" w:w="2211"/>
           </w:tcPr>
           <w:p>
             <w:r>
@@ -6845,7 +6784,7 @@
         </w:tc>
         <w:tc>
           <w:tcPr>
-            <w:tcW w:type="dxa" w:w="3969"/>
+            <w:tcW w:type="dxa" w:w="2211"/>
           </w:tcPr>
           <w:p>
             <w:r>
@@ -6858,7 +6797,7 @@
         </w:tc>
         <w:tc>
           <w:tcPr>
-            <w:tcW w:type="dxa" w:w="680"/>
+            <w:tcW w:type="dxa" w:w="2211"/>
           </w:tcPr>
           <w:p>
             <w:r>
@@ -6871,7 +6810,7 @@
         </w:tc>
         <w:tc>
           <w:tcPr>
-            <w:tcW w:type="dxa" w:w="680"/>
+            <w:tcW w:type="dxa" w:w="2211"/>
           </w:tcPr>
           <w:p>
             <w:r>
@@ -6884,7 +6823,7 @@
         </w:tc>
         <w:tc>
           <w:tcPr>
-            <w:tcW w:type="dxa" w:w="1701"/>
+            <w:tcW w:type="dxa" w:w="2211"/>
           </w:tcPr>
           <w:p>
             <w:r>
@@ -6897,7 +6836,7 @@
         </w:tc>
         <w:tc>
           <w:tcPr>
-            <w:tcW w:type="dxa" w:w="1701"/>
+            <w:tcW w:type="dxa" w:w="2211"/>
           </w:tcPr>
           <w:p>
             <w:r>
@@ -6910,7 +6849,7 @@
         </w:tc>
         <w:tc>
           <w:tcPr>
-            <w:tcW w:type="dxa" w:w="2835"/>
+            <w:tcW w:type="dxa" w:w="2211"/>
           </w:tcPr>
           <w:p>
             <w:r>
@@ -6925,7 +6864,7 @@
       <w:tr>
         <w:tc>
           <w:tcPr>
-            <w:tcW w:type="dxa" w:w="567"/>
+            <w:tcW w:type="dxa" w:w="2211"/>
           </w:tcPr>
           <w:p>
             <w:r>
@@ -6938,7 +6877,7 @@
         </w:tc>
         <w:tc>
           <w:tcPr>
-            <w:tcW w:type="dxa" w:w="1984"/>
+            <w:tcW w:type="dxa" w:w="2211"/>
           </w:tcPr>
           <w:p>
             <w:r>
@@ -6951,7 +6890,7 @@
         </w:tc>
         <w:tc>
           <w:tcPr>
-            <w:tcW w:type="dxa" w:w="1984"/>
+            <w:tcW w:type="dxa" w:w="2211"/>
           </w:tcPr>
           <w:p>
             <w:r>
@@ -6964,7 +6903,7 @@
         </w:tc>
         <w:tc>
           <w:tcPr>
-            <w:tcW w:type="dxa" w:w="1984"/>
+            <w:tcW w:type="dxa" w:w="2211"/>
           </w:tcPr>
           <w:p>
             <w:r>
@@ -6977,7 +6916,7 @@
         </w:tc>
         <w:tc>
           <w:tcPr>
-            <w:tcW w:type="dxa" w:w="3969"/>
+            <w:tcW w:type="dxa" w:w="2211"/>
           </w:tcPr>
           <w:p>
             <w:r>
@@ -6990,7 +6929,7 @@
         </w:tc>
         <w:tc>
           <w:tcPr>
-            <w:tcW w:type="dxa" w:w="680"/>
+            <w:tcW w:type="dxa" w:w="2211"/>
           </w:tcPr>
           <w:p>
             <w:r>
@@ -7003,7 +6942,7 @@
         </w:tc>
         <w:tc>
           <w:tcPr>
-            <w:tcW w:type="dxa" w:w="680"/>
+            <w:tcW w:type="dxa" w:w="2211"/>
           </w:tcPr>
           <w:p>
             <w:r>
@@ -7016,7 +6955,7 @@
         </w:tc>
         <w:tc>
           <w:tcPr>
-            <w:tcW w:type="dxa" w:w="1701"/>
+            <w:tcW w:type="dxa" w:w="2211"/>
           </w:tcPr>
           <w:p>
             <w:r>
@@ -7029,7 +6968,7 @@
         </w:tc>
         <w:tc>
           <w:tcPr>
-            <w:tcW w:type="dxa" w:w="1701"/>
+            <w:tcW w:type="dxa" w:w="2211"/>
           </w:tcPr>
           <w:p>
             <w:r>
@@ -7042,7 +6981,7 @@
         </w:tc>
         <w:tc>
           <w:tcPr>
-            <w:tcW w:type="dxa" w:w="2835"/>
+            <w:tcW w:type="dxa" w:w="2211"/>
           </w:tcPr>
           <w:p>
             <w:r>
@@ -7057,7 +6996,7 @@
       <w:tr>
         <w:tc>
           <w:tcPr>
-            <w:tcW w:type="dxa" w:w="567"/>
+            <w:tcW w:type="dxa" w:w="2211"/>
           </w:tcPr>
           <w:p>
             <w:r>
@@ -7070,7 +7009,7 @@
         </w:tc>
         <w:tc>
           <w:tcPr>
-            <w:tcW w:type="dxa" w:w="1984"/>
+            <w:tcW w:type="dxa" w:w="2211"/>
           </w:tcPr>
           <w:p>
             <w:r>
@@ -7083,7 +7022,7 @@
         </w:tc>
         <w:tc>
           <w:tcPr>
-            <w:tcW w:type="dxa" w:w="1984"/>
+            <w:tcW w:type="dxa" w:w="2211"/>
           </w:tcPr>
           <w:p>
             <w:r>
@@ -7096,7 +7035,7 @@
         </w:tc>
         <w:tc>
           <w:tcPr>
-            <w:tcW w:type="dxa" w:w="1984"/>
+            <w:tcW w:type="dxa" w:w="2211"/>
           </w:tcPr>
           <w:p>
             <w:r>
@@ -7109,7 +7048,7 @@
         </w:tc>
         <w:tc>
           <w:tcPr>
-            <w:tcW w:type="dxa" w:w="3969"/>
+            <w:tcW w:type="dxa" w:w="2211"/>
           </w:tcPr>
           <w:p>
             <w:r>
@@ -7122,7 +7061,7 @@
         </w:tc>
         <w:tc>
           <w:tcPr>
-            <w:tcW w:type="dxa" w:w="680"/>
+            <w:tcW w:type="dxa" w:w="2211"/>
           </w:tcPr>
           <w:p>
             <w:r>
@@ -7135,7 +7074,7 @@
         </w:tc>
         <w:tc>
           <w:tcPr>
-            <w:tcW w:type="dxa" w:w="680"/>
+            <w:tcW w:type="dxa" w:w="2211"/>
           </w:tcPr>
           <w:p>
             <w:r>
@@ -7148,7 +7087,7 @@
         </w:tc>
         <w:tc>
           <w:tcPr>
-            <w:tcW w:type="dxa" w:w="1701"/>
+            <w:tcW w:type="dxa" w:w="2211"/>
           </w:tcPr>
           <w:p>
             <w:r>
@@ -7161,7 +7100,7 @@
         </w:tc>
         <w:tc>
           <w:tcPr>
-            <w:tcW w:type="dxa" w:w="1701"/>
+            <w:tcW w:type="dxa" w:w="2211"/>
           </w:tcPr>
           <w:p>
             <w:r>
@@ -7174,7 +7113,7 @@
         </w:tc>
         <w:tc>
           <w:tcPr>
-            <w:tcW w:type="dxa" w:w="2835"/>
+            <w:tcW w:type="dxa" w:w="2211"/>
           </w:tcPr>
           <w:p>
             <w:r>
@@ -7189,7 +7128,7 @@
       <w:tr>
         <w:tc>
           <w:tcPr>
-            <w:tcW w:type="dxa" w:w="567"/>
+            <w:tcW w:type="dxa" w:w="2211"/>
           </w:tcPr>
           <w:p>
             <w:r>
@@ -7202,7 +7141,7 @@
         </w:tc>
         <w:tc>
           <w:tcPr>
-            <w:tcW w:type="dxa" w:w="1984"/>
+            <w:tcW w:type="dxa" w:w="2211"/>
           </w:tcPr>
           <w:p>
             <w:r>
@@ -7215,7 +7154,7 @@
         </w:tc>
         <w:tc>
           <w:tcPr>
-            <w:tcW w:type="dxa" w:w="1984"/>
+            <w:tcW w:type="dxa" w:w="2211"/>
           </w:tcPr>
           <w:p>
             <w:r>
@@ -7228,7 +7167,7 @@
         </w:tc>
         <w:tc>
           <w:tcPr>
-            <w:tcW w:type="dxa" w:w="1984"/>
+            <w:tcW w:type="dxa" w:w="2211"/>
           </w:tcPr>
           <w:p>
             <w:r>
@@ -7241,7 +7180,7 @@
         </w:tc>
         <w:tc>
           <w:tcPr>
-            <w:tcW w:type="dxa" w:w="3969"/>
+            <w:tcW w:type="dxa" w:w="2211"/>
           </w:tcPr>
           <w:p>
             <w:r>
@@ -7254,7 +7193,7 @@
         </w:tc>
         <w:tc>
           <w:tcPr>
-            <w:tcW w:type="dxa" w:w="680"/>
+            <w:tcW w:type="dxa" w:w="2211"/>
           </w:tcPr>
           <w:p>
             <w:r>
@@ -7267,7 +7206,7 @@
         </w:tc>
         <w:tc>
           <w:tcPr>
-            <w:tcW w:type="dxa" w:w="680"/>
+            <w:tcW w:type="dxa" w:w="2211"/>
           </w:tcPr>
           <w:p>
             <w:r>
@@ -7280,7 +7219,7 @@
         </w:tc>
         <w:tc>
           <w:tcPr>
-            <w:tcW w:type="dxa" w:w="1701"/>
+            <w:tcW w:type="dxa" w:w="2211"/>
           </w:tcPr>
           <w:p>
             <w:r>
@@ -7293,7 +7232,7 @@
         </w:tc>
         <w:tc>
           <w:tcPr>
-            <w:tcW w:type="dxa" w:w="1701"/>
+            <w:tcW w:type="dxa" w:w="2211"/>
           </w:tcPr>
           <w:p>
             <w:r>
@@ -7306,7 +7245,7 @@
         </w:tc>
         <w:tc>
           <w:tcPr>
-            <w:tcW w:type="dxa" w:w="2835"/>
+            <w:tcW w:type="dxa" w:w="2211"/>
           </w:tcPr>
           <w:p>
             <w:r>
@@ -7321,7 +7260,7 @@
       <w:tr>
         <w:tc>
           <w:tcPr>
-            <w:tcW w:type="dxa" w:w="567"/>
+            <w:tcW w:type="dxa" w:w="2211"/>
           </w:tcPr>
           <w:p>
             <w:r>
@@ -7334,7 +7273,7 @@
         </w:tc>
         <w:tc>
           <w:tcPr>
-            <w:tcW w:type="dxa" w:w="1984"/>
+            <w:tcW w:type="dxa" w:w="2211"/>
           </w:tcPr>
           <w:p>
             <w:r>
@@ -7347,7 +7286,7 @@
         </w:tc>
         <w:tc>
           <w:tcPr>
-            <w:tcW w:type="dxa" w:w="1984"/>
+            <w:tcW w:type="dxa" w:w="2211"/>
           </w:tcPr>
           <w:p>
             <w:r>
@@ -7360,7 +7299,7 @@
         </w:tc>
         <w:tc>
           <w:tcPr>
-            <w:tcW w:type="dxa" w:w="1984"/>
+            <w:tcW w:type="dxa" w:w="2211"/>
           </w:tcPr>
           <w:p>
             <w:r>
@@ -7373,7 +7312,7 @@
         </w:tc>
         <w:tc>
           <w:tcPr>
-            <w:tcW w:type="dxa" w:w="3969"/>
+            <w:tcW w:type="dxa" w:w="2211"/>
           </w:tcPr>
           <w:p>
             <w:r>
@@ -7386,7 +7325,7 @@
         </w:tc>
         <w:tc>
           <w:tcPr>
-            <w:tcW w:type="dxa" w:w="680"/>
+            <w:tcW w:type="dxa" w:w="2211"/>
           </w:tcPr>
           <w:p>
             <w:r>
@@ -7399,7 +7338,7 @@
         </w:tc>
         <w:tc>
           <w:tcPr>
-            <w:tcW w:type="dxa" w:w="680"/>
+            <w:tcW w:type="dxa" w:w="2211"/>
           </w:tcPr>
           <w:p>
             <w:r>
@@ -7412,7 +7351,7 @@
         </w:tc>
         <w:tc>
           <w:tcPr>
-            <w:tcW w:type="dxa" w:w="1701"/>
+            <w:tcW w:type="dxa" w:w="2211"/>
           </w:tcPr>
           <w:p>
             <w:r>
@@ -7425,7 +7364,7 @@
         </w:tc>
         <w:tc>
           <w:tcPr>
-            <w:tcW w:type="dxa" w:w="1701"/>
+            <w:tcW w:type="dxa" w:w="2211"/>
           </w:tcPr>
           <w:p>
             <w:r>
@@ -7438,7 +7377,7 @@
         </w:tc>
         <w:tc>
           <w:tcPr>
-            <w:tcW w:type="dxa" w:w="2835"/>
+            <w:tcW w:type="dxa" w:w="2211"/>
           </w:tcPr>
           <w:p>
             <w:r>
@@ -7453,7 +7392,7 @@
       <w:tr>
         <w:tc>
           <w:tcPr>
-            <w:tcW w:type="dxa" w:w="567"/>
+            <w:tcW w:type="dxa" w:w="2211"/>
           </w:tcPr>
           <w:p>
             <w:r>
@@ -7466,7 +7405,7 @@
         </w:tc>
         <w:tc>
           <w:tcPr>
-            <w:tcW w:type="dxa" w:w="1984"/>
+            <w:tcW w:type="dxa" w:w="2211"/>
           </w:tcPr>
           <w:p>
             <w:r>
@@ -7479,7 +7418,7 @@
         </w:tc>
         <w:tc>
           <w:tcPr>
-            <w:tcW w:type="dxa" w:w="1984"/>
+            <w:tcW w:type="dxa" w:w="2211"/>
           </w:tcPr>
           <w:p>
             <w:r>
@@ -7492,7 +7431,7 @@
         </w:tc>
         <w:tc>
           <w:tcPr>
-            <w:tcW w:type="dxa" w:w="1984"/>
+            <w:tcW w:type="dxa" w:w="2211"/>
           </w:tcPr>
           <w:p>
             <w:r>
@@ -7505,7 +7444,7 @@
         </w:tc>
         <w:tc>
           <w:tcPr>
-            <w:tcW w:type="dxa" w:w="3969"/>
+            <w:tcW w:type="dxa" w:w="2211"/>
           </w:tcPr>
           <w:p>
             <w:r>
@@ -7518,7 +7457,7 @@
         </w:tc>
         <w:tc>
           <w:tcPr>
-            <w:tcW w:type="dxa" w:w="680"/>
+            <w:tcW w:type="dxa" w:w="2211"/>
           </w:tcPr>
           <w:p>
             <w:r>
@@ -7531,7 +7470,7 @@
         </w:tc>
         <w:tc>
           <w:tcPr>
-            <w:tcW w:type="dxa" w:w="680"/>
+            <w:tcW w:type="dxa" w:w="2211"/>
           </w:tcPr>
           <w:p>
             <w:r>
@@ -7544,7 +7483,7 @@
         </w:tc>
         <w:tc>
           <w:tcPr>
-            <w:tcW w:type="dxa" w:w="1701"/>
+            <w:tcW w:type="dxa" w:w="2211"/>
           </w:tcPr>
           <w:p>
             <w:r>
@@ -7557,7 +7496,7 @@
         </w:tc>
         <w:tc>
           <w:tcPr>
-            <w:tcW w:type="dxa" w:w="1701"/>
+            <w:tcW w:type="dxa" w:w="2211"/>
           </w:tcPr>
           <w:p>
             <w:r>
@@ -7570,7 +7509,7 @@
         </w:tc>
         <w:tc>
           <w:tcPr>
-            <w:tcW w:type="dxa" w:w="2835"/>
+            <w:tcW w:type="dxa" w:w="2211"/>
           </w:tcPr>
           <w:p>
             <w:r>
@@ -7631,7 +7570,7 @@
       <w:tr>
         <w:tc>
           <w:tcPr>
-            <w:tcW w:type="dxa" w:w="567"/>
+            <w:tcW w:type="dxa" w:w="2211"/>
             <w:shd w:val="clear" w:color="auto" w:fill="B71C1C"/>
           </w:tcPr>
           <w:p>
@@ -7650,7 +7589,7 @@
         </w:tc>
         <w:tc>
           <w:tcPr>
-            <w:tcW w:type="dxa" w:w="1984"/>
+            <w:tcW w:type="dxa" w:w="2211"/>
             <w:shd w:val="clear" w:color="auto" w:fill="B71C1C"/>
           </w:tcPr>
           <w:p>
@@ -7669,7 +7608,7 @@
         </w:tc>
         <w:tc>
           <w:tcPr>
-            <w:tcW w:type="dxa" w:w="1984"/>
+            <w:tcW w:type="dxa" w:w="2211"/>
             <w:shd w:val="clear" w:color="auto" w:fill="B71C1C"/>
           </w:tcPr>
           <w:p>
@@ -7688,7 +7627,7 @@
         </w:tc>
         <w:tc>
           <w:tcPr>
-            <w:tcW w:type="dxa" w:w="1984"/>
+            <w:tcW w:type="dxa" w:w="2211"/>
             <w:shd w:val="clear" w:color="auto" w:fill="B71C1C"/>
           </w:tcPr>
           <w:p>
@@ -7707,7 +7646,7 @@
         </w:tc>
         <w:tc>
           <w:tcPr>
-            <w:tcW w:type="dxa" w:w="3969"/>
+            <w:tcW w:type="dxa" w:w="2211"/>
             <w:shd w:val="clear" w:color="auto" w:fill="B71C1C"/>
           </w:tcPr>
           <w:p>
@@ -7726,7 +7665,7 @@
         </w:tc>
         <w:tc>
           <w:tcPr>
-            <w:tcW w:type="dxa" w:w="680"/>
+            <w:tcW w:type="dxa" w:w="2211"/>
             <w:shd w:val="clear" w:color="auto" w:fill="B71C1C"/>
           </w:tcPr>
           <w:p>
@@ -7745,7 +7684,7 @@
         </w:tc>
         <w:tc>
           <w:tcPr>
-            <w:tcW w:type="dxa" w:w="680"/>
+            <w:tcW w:type="dxa" w:w="2211"/>
             <w:shd w:val="clear" w:color="auto" w:fill="B71C1C"/>
           </w:tcPr>
           <w:p>
@@ -7764,7 +7703,7 @@
         </w:tc>
         <w:tc>
           <w:tcPr>
-            <w:tcW w:type="dxa" w:w="1701"/>
+            <w:tcW w:type="dxa" w:w="2211"/>
             <w:shd w:val="clear" w:color="auto" w:fill="B71C1C"/>
           </w:tcPr>
           <w:p>
@@ -7783,7 +7722,7 @@
         </w:tc>
         <w:tc>
           <w:tcPr>
-            <w:tcW w:type="dxa" w:w="1701"/>
+            <w:tcW w:type="dxa" w:w="2211"/>
             <w:shd w:val="clear" w:color="auto" w:fill="B71C1C"/>
           </w:tcPr>
           <w:p>
@@ -7796,13 +7735,13 @@
                 <w:color w:val="FFFFFF"/>
                 <w:sz w:val="16"/>
               </w:rPr>
-              <w:t>Kecamatan</w:t>
-            </w:r>
-          </w:p>
-        </w:tc>
-        <w:tc>
-          <w:tcPr>
-            <w:tcW w:type="dxa" w:w="2835"/>
+              <w:t>Kec.</w:t>
+            </w:r>
+          </w:p>
+        </w:tc>
+        <w:tc>
+          <w:tcPr>
+            <w:tcW w:type="dxa" w:w="2211"/>
             <w:shd w:val="clear" w:color="auto" w:fill="B71C1C"/>
           </w:tcPr>
           <w:p>
@@ -7823,7 +7762,7 @@
       <w:tr>
         <w:tc>
           <w:tcPr>
-            <w:tcW w:type="dxa" w:w="567"/>
+            <w:tcW w:type="dxa" w:w="2211"/>
           </w:tcPr>
           <w:p>
             <w:r>
@@ -7836,7 +7775,7 @@
         </w:tc>
         <w:tc>
           <w:tcPr>
-            <w:tcW w:type="dxa" w:w="1984"/>
+            <w:tcW w:type="dxa" w:w="2211"/>
           </w:tcPr>
           <w:p>
             <w:r>
@@ -7849,7 +7788,7 @@
         </w:tc>
         <w:tc>
           <w:tcPr>
-            <w:tcW w:type="dxa" w:w="1984"/>
+            <w:tcW w:type="dxa" w:w="2211"/>
           </w:tcPr>
           <w:p>
             <w:r>
@@ -7862,7 +7801,7 @@
         </w:tc>
         <w:tc>
           <w:tcPr>
-            <w:tcW w:type="dxa" w:w="1984"/>
+            <w:tcW w:type="dxa" w:w="2211"/>
           </w:tcPr>
           <w:p>
             <w:r>
@@ -7875,7 +7814,7 @@
         </w:tc>
         <w:tc>
           <w:tcPr>
-            <w:tcW w:type="dxa" w:w="3969"/>
+            <w:tcW w:type="dxa" w:w="2211"/>
           </w:tcPr>
           <w:p>
             <w:r>
@@ -7888,7 +7827,7 @@
         </w:tc>
         <w:tc>
           <w:tcPr>
-            <w:tcW w:type="dxa" w:w="680"/>
+            <w:tcW w:type="dxa" w:w="2211"/>
           </w:tcPr>
           <w:p>
             <w:r>
@@ -7901,7 +7840,7 @@
         </w:tc>
         <w:tc>
           <w:tcPr>
-            <w:tcW w:type="dxa" w:w="680"/>
+            <w:tcW w:type="dxa" w:w="2211"/>
           </w:tcPr>
           <w:p>
             <w:r>
@@ -7914,7 +7853,7 @@
         </w:tc>
         <w:tc>
           <w:tcPr>
-            <w:tcW w:type="dxa" w:w="1701"/>
+            <w:tcW w:type="dxa" w:w="2211"/>
           </w:tcPr>
           <w:p>
             <w:r>
@@ -7927,7 +7866,7 @@
         </w:tc>
         <w:tc>
           <w:tcPr>
-            <w:tcW w:type="dxa" w:w="1701"/>
+            <w:tcW w:type="dxa" w:w="2211"/>
           </w:tcPr>
           <w:p>
             <w:r>
@@ -7940,7 +7879,7 @@
         </w:tc>
         <w:tc>
           <w:tcPr>
-            <w:tcW w:type="dxa" w:w="2835"/>
+            <w:tcW w:type="dxa" w:w="2211"/>
           </w:tcPr>
           <w:p>
             <w:r>
@@ -7955,7 +7894,7 @@
       <w:tr>
         <w:tc>
           <w:tcPr>
-            <w:tcW w:type="dxa" w:w="567"/>
+            <w:tcW w:type="dxa" w:w="2211"/>
           </w:tcPr>
           <w:p>
             <w:r>
@@ -7968,7 +7907,7 @@
         </w:tc>
         <w:tc>
           <w:tcPr>
-            <w:tcW w:type="dxa" w:w="1984"/>
+            <w:tcW w:type="dxa" w:w="2211"/>
           </w:tcPr>
           <w:p>
             <w:r>
@@ -7981,7 +7920,7 @@
         </w:tc>
         <w:tc>
           <w:tcPr>
-            <w:tcW w:type="dxa" w:w="1984"/>
+            <w:tcW w:type="dxa" w:w="2211"/>
           </w:tcPr>
           <w:p>
             <w:r>
@@ -7994,7 +7933,7 @@
         </w:tc>
         <w:tc>
           <w:tcPr>
-            <w:tcW w:type="dxa" w:w="1984"/>
+            <w:tcW w:type="dxa" w:w="2211"/>
           </w:tcPr>
           <w:p>
             <w:r>
@@ -8007,7 +7946,7 @@
         </w:tc>
         <w:tc>
           <w:tcPr>
-            <w:tcW w:type="dxa" w:w="3969"/>
+            <w:tcW w:type="dxa" w:w="2211"/>
           </w:tcPr>
           <w:p>
             <w:r>
@@ -8020,7 +7959,7 @@
         </w:tc>
         <w:tc>
           <w:tcPr>
-            <w:tcW w:type="dxa" w:w="680"/>
+            <w:tcW w:type="dxa" w:w="2211"/>
           </w:tcPr>
           <w:p>
             <w:r>
@@ -8033,7 +7972,7 @@
         </w:tc>
         <w:tc>
           <w:tcPr>
-            <w:tcW w:type="dxa" w:w="680"/>
+            <w:tcW w:type="dxa" w:w="2211"/>
           </w:tcPr>
           <w:p>
             <w:r>
@@ -8046,7 +7985,7 @@
         </w:tc>
         <w:tc>
           <w:tcPr>
-            <w:tcW w:type="dxa" w:w="1701"/>
+            <w:tcW w:type="dxa" w:w="2211"/>
           </w:tcPr>
           <w:p>
             <w:r>
@@ -8059,7 +7998,7 @@
         </w:tc>
         <w:tc>
           <w:tcPr>
-            <w:tcW w:type="dxa" w:w="1701"/>
+            <w:tcW w:type="dxa" w:w="2211"/>
           </w:tcPr>
           <w:p>
             <w:r>
@@ -8072,7 +8011,7 @@
         </w:tc>
         <w:tc>
           <w:tcPr>
-            <w:tcW w:type="dxa" w:w="2835"/>
+            <w:tcW w:type="dxa" w:w="2211"/>
           </w:tcPr>
           <w:p>
             <w:r>
@@ -8086,486 +8025,6 @@
       </w:tr>
     </w:tbl>
     <w:p/>
-    <w:p>
-      <w:r>
-        <w:br w:type="page"/>
-      </w:r>
-    </w:p>
-    <w:p>
-      <w:pPr>
-        <w:pStyle w:val="Heading2"/>
-      </w:pPr>
-      <w:r>
-        <w:rPr>
-          <w:color w:val="2E7D32"/>
-        </w:rPr>
-        <w:t>4. Ringkasan Data</w:t>
-      </w:r>
-    </w:p>
-    <w:tbl>
-      <w:tblPr>
-        <w:tblStyle w:val="TableGrid"/>
-        <w:tblW w:type="auto" w:w="0"/>
-        <w:jc w:val="center"/>
-        <w:tblLook w:firstColumn="1" w:firstRow="1" w:lastColumn="0" w:lastRow="0" w:noHBand="0" w:noVBand="1" w:val="04A0"/>
-      </w:tblPr>
-      <w:tblGrid>
-        <w:gridCol w:w="5528"/>
-        <w:gridCol w:w="5528"/>
-        <w:gridCol w:w="5528"/>
-        <w:gridCol w:w="5528"/>
-      </w:tblGrid>
-      <w:tr>
-        <w:tc>
-          <w:tcPr>
-            <w:tcW w:type="dxa" w:w="2835"/>
-            <w:shd w:val="clear" w:color="auto" w:fill="2E7D32"/>
-          </w:tcPr>
-          <w:p>
-            <w:pPr>
-              <w:jc w:val="center"/>
-            </w:pPr>
-            <w:r>
-              <w:rPr>
-                <w:b/>
-                <w:color w:val="FFFFFF"/>
-              </w:rPr>
-              <w:t>Desa</w:t>
-            </w:r>
-          </w:p>
-        </w:tc>
-        <w:tc>
-          <w:tcPr>
-            <w:tcW w:type="dxa" w:w="4535"/>
-            <w:shd w:val="clear" w:color="auto" w:fill="2E7D32"/>
-          </w:tcPr>
-          <w:p>
-            <w:pPr>
-              <w:jc w:val="center"/>
-            </w:pPr>
-            <w:r>
-              <w:rPr>
-                <w:b/>
-                <w:color w:val="FFFFFF"/>
-              </w:rPr>
-              <w:t>Kategori</w:t>
-            </w:r>
-          </w:p>
-        </w:tc>
-        <w:tc>
-          <w:tcPr>
-            <w:tcW w:type="dxa" w:w="1701"/>
-            <w:shd w:val="clear" w:color="auto" w:fill="2E7D32"/>
-          </w:tcPr>
-          <w:p>
-            <w:pPr>
-              <w:jc w:val="center"/>
-            </w:pPr>
-            <w:r>
-              <w:rPr>
-                <w:b/>
-                <w:color w:val="FFFFFF"/>
-              </w:rPr>
-              <w:t>Jumlah</w:t>
-            </w:r>
-          </w:p>
-        </w:tc>
-        <w:tc>
-          <w:tcPr>
-            <w:tcW w:type="dxa" w:w="2835"/>
-            <w:shd w:val="clear" w:color="auto" w:fill="2E7D32"/>
-          </w:tcPr>
-          <w:p>
-            <w:pPr>
-              <w:jc w:val="center"/>
-            </w:pPr>
-            <w:r>
-              <w:rPr>
-                <w:b/>
-                <w:color w:val="FFFFFF"/>
-              </w:rPr>
-              <w:t>Keterangan</w:t>
-            </w:r>
-          </w:p>
-        </w:tc>
-      </w:tr>
-      <w:tr>
-        <w:tc>
-          <w:tcPr>
-            <w:tcW w:type="dxa" w:w="2835"/>
-          </w:tcPr>
-          <w:p>
-            <w:r>
-              <w:rPr>
-                <w:sz w:val="20"/>
-              </w:rPr>
-              <w:t>Desa Loa</w:t>
-            </w:r>
-          </w:p>
-        </w:tc>
-        <w:tc>
-          <w:tcPr>
-            <w:tcW w:type="dxa" w:w="4535"/>
-          </w:tcPr>
-          <w:p>
-            <w:r>
-              <w:rPr>
-                <w:sz w:val="20"/>
-              </w:rPr>
-              <w:t>Data ACC</w:t>
-            </w:r>
-          </w:p>
-        </w:tc>
-        <w:tc>
-          <w:tcPr>
-            <w:tcW w:type="dxa" w:w="1701"/>
-          </w:tcPr>
-          <w:p>
-            <w:r>
-              <w:rPr>
-                <w:sz w:val="20"/>
-              </w:rPr>
-              <w:t>20</w:t>
-            </w:r>
-          </w:p>
-        </w:tc>
-        <w:tc>
-          <w:tcPr>
-            <w:tcW w:type="dxa" w:w="2835"/>
-          </w:tcPr>
-          <w:p>
-            <w:r>
-              <w:rPr>
-                <w:sz w:val="20"/>
-              </w:rPr>
-              <w:t>Kec. Paseh</w:t>
-            </w:r>
-          </w:p>
-        </w:tc>
-      </w:tr>
-      <w:tr>
-        <w:tc>
-          <w:tcPr>
-            <w:tcW w:type="dxa" w:w="2835"/>
-          </w:tcPr>
-          <w:p>
-            <w:r>
-              <w:rPr>
-                <w:sz w:val="20"/>
-              </w:rPr>
-              <w:t>Desa Loa</w:t>
-            </w:r>
-          </w:p>
-        </w:tc>
-        <w:tc>
-          <w:tcPr>
-            <w:tcW w:type="dxa" w:w="4535"/>
-          </w:tcPr>
-          <w:p>
-            <w:r>
-              <w:rPr>
-                <w:sz w:val="20"/>
-              </w:rPr>
-              <w:t>Tidak ACC - Layak Huni</w:t>
-            </w:r>
-          </w:p>
-        </w:tc>
-        <w:tc>
-          <w:tcPr>
-            <w:tcW w:type="dxa" w:w="1701"/>
-          </w:tcPr>
-          <w:p>
-            <w:r>
-              <w:rPr>
-                <w:sz w:val="20"/>
-              </w:rPr>
-              <w:t>11</w:t>
-            </w:r>
-          </w:p>
-        </w:tc>
-        <w:tc>
-          <w:tcPr>
-            <w:tcW w:type="dxa" w:w="2835"/>
-          </w:tcPr>
-          <w:p>
-            <w:r>
-              <w:rPr>
-                <w:sz w:val="20"/>
-              </w:rPr>
-            </w:r>
-          </w:p>
-        </w:tc>
-      </w:tr>
-      <w:tr>
-        <w:tc>
-          <w:tcPr>
-            <w:tcW w:type="dxa" w:w="2835"/>
-          </w:tcPr>
-          <w:p>
-            <w:r>
-              <w:rPr>
-                <w:sz w:val="20"/>
-              </w:rPr>
-              <w:t>Desa Loa</w:t>
-            </w:r>
-          </w:p>
-        </w:tc>
-        <w:tc>
-          <w:tcPr>
-            <w:tcW w:type="dxa" w:w="4535"/>
-          </w:tcPr>
-          <w:p>
-            <w:r>
-              <w:rPr>
-                <w:sz w:val="20"/>
-              </w:rPr>
-              <w:t>Tidak ACC - Tidak Melanjutkan</w:t>
-            </w:r>
-          </w:p>
-        </w:tc>
-        <w:tc>
-          <w:tcPr>
-            <w:tcW w:type="dxa" w:w="1701"/>
-          </w:tcPr>
-          <w:p>
-            <w:r>
-              <w:rPr>
-                <w:sz w:val="20"/>
-              </w:rPr>
-              <w:t>1</w:t>
-            </w:r>
-          </w:p>
-        </w:tc>
-        <w:tc>
-          <w:tcPr>
-            <w:tcW w:type="dxa" w:w="2835"/>
-          </w:tcPr>
-          <w:p>
-            <w:r>
-              <w:rPr>
-                <w:sz w:val="20"/>
-              </w:rPr>
-            </w:r>
-          </w:p>
-        </w:tc>
-      </w:tr>
-      <w:tr>
-        <w:tc>
-          <w:tcPr>
-            <w:tcW w:type="dxa" w:w="2835"/>
-          </w:tcPr>
-          <w:p>
-            <w:r>
-              <w:rPr>
-                <w:sz w:val="20"/>
-              </w:rPr>
-              <w:t>Desa Lampegan</w:t>
-            </w:r>
-          </w:p>
-        </w:tc>
-        <w:tc>
-          <w:tcPr>
-            <w:tcW w:type="dxa" w:w="4535"/>
-          </w:tcPr>
-          <w:p>
-            <w:r>
-              <w:rPr>
-                <w:sz w:val="20"/>
-              </w:rPr>
-              <w:t>Data ACC</w:t>
-            </w:r>
-          </w:p>
-        </w:tc>
-        <w:tc>
-          <w:tcPr>
-            <w:tcW w:type="dxa" w:w="1701"/>
-          </w:tcPr>
-          <w:p>
-            <w:r>
-              <w:rPr>
-                <w:sz w:val="20"/>
-              </w:rPr>
-              <w:t>15</w:t>
-            </w:r>
-          </w:p>
-        </w:tc>
-        <w:tc>
-          <w:tcPr>
-            <w:tcW w:type="dxa" w:w="2835"/>
-          </w:tcPr>
-          <w:p>
-            <w:r>
-              <w:rPr>
-                <w:sz w:val="20"/>
-              </w:rPr>
-              <w:t>Kec. Ibun</w:t>
-            </w:r>
-          </w:p>
-        </w:tc>
-      </w:tr>
-      <w:tr>
-        <w:tc>
-          <w:tcPr>
-            <w:tcW w:type="dxa" w:w="2835"/>
-          </w:tcPr>
-          <w:p>
-            <w:r>
-              <w:rPr>
-                <w:sz w:val="20"/>
-              </w:rPr>
-              <w:t>Desa Lampegan</w:t>
-            </w:r>
-          </w:p>
-        </w:tc>
-        <w:tc>
-          <w:tcPr>
-            <w:tcW w:type="dxa" w:w="4535"/>
-          </w:tcPr>
-          <w:p>
-            <w:r>
-              <w:rPr>
-                <w:sz w:val="20"/>
-              </w:rPr>
-              <w:t>Tidak ACC - Layak Huni</w:t>
-            </w:r>
-          </w:p>
-        </w:tc>
-        <w:tc>
-          <w:tcPr>
-            <w:tcW w:type="dxa" w:w="1701"/>
-          </w:tcPr>
-          <w:p>
-            <w:r>
-              <w:rPr>
-                <w:sz w:val="20"/>
-              </w:rPr>
-              <w:t>7</w:t>
-            </w:r>
-          </w:p>
-        </w:tc>
-        <w:tc>
-          <w:tcPr>
-            <w:tcW w:type="dxa" w:w="2835"/>
-          </w:tcPr>
-          <w:p>
-            <w:r>
-              <w:rPr>
-                <w:sz w:val="20"/>
-              </w:rPr>
-            </w:r>
-          </w:p>
-        </w:tc>
-      </w:tr>
-      <w:tr>
-        <w:tc>
-          <w:tcPr>
-            <w:tcW w:type="dxa" w:w="2835"/>
-          </w:tcPr>
-          <w:p>
-            <w:r>
-              <w:rPr>
-                <w:sz w:val="20"/>
-              </w:rPr>
-              <w:t>Desa Lampegan</w:t>
-            </w:r>
-          </w:p>
-        </w:tc>
-        <w:tc>
-          <w:tcPr>
-            <w:tcW w:type="dxa" w:w="4535"/>
-          </w:tcPr>
-          <w:p>
-            <w:r>
-              <w:rPr>
-                <w:sz w:val="20"/>
-              </w:rPr>
-              <w:t>Tidak ACC - Tidak Melanjutkan</w:t>
-            </w:r>
-          </w:p>
-        </w:tc>
-        <w:tc>
-          <w:tcPr>
-            <w:tcW w:type="dxa" w:w="1701"/>
-          </w:tcPr>
-          <w:p>
-            <w:r>
-              <w:rPr>
-                <w:sz w:val="20"/>
-              </w:rPr>
-              <w:t>1</w:t>
-            </w:r>
-          </w:p>
-        </w:tc>
-        <w:tc>
-          <w:tcPr>
-            <w:tcW w:type="dxa" w:w="2835"/>
-          </w:tcPr>
-          <w:p>
-            <w:r>
-              <w:rPr>
-                <w:sz w:val="20"/>
-              </w:rPr>
-            </w:r>
-          </w:p>
-        </w:tc>
-      </w:tr>
-      <w:tr>
-        <w:tc>
-          <w:tcPr>
-            <w:tcW w:type="dxa" w:w="2835"/>
-          </w:tcPr>
-          <w:p>
-            <w:r>
-              <w:rPr>
-                <w:b/>
-                <w:sz w:val="20"/>
-              </w:rPr>
-              <w:t>TOTAL</w:t>
-            </w:r>
-          </w:p>
-        </w:tc>
-        <w:tc>
-          <w:tcPr>
-            <w:tcW w:type="dxa" w:w="4535"/>
-          </w:tcPr>
-          <w:p>
-            <w:r>
-              <w:rPr>
-                <w:b/>
-                <w:sz w:val="20"/>
-              </w:rPr>
-            </w:r>
-          </w:p>
-        </w:tc>
-        <w:tc>
-          <w:tcPr>
-            <w:tcW w:type="dxa" w:w="1701"/>
-          </w:tcPr>
-          <w:p>
-            <w:r>
-              <w:rPr>
-                <w:b/>
-                <w:sz w:val="20"/>
-              </w:rPr>
-              <w:t>55</w:t>
-            </w:r>
-          </w:p>
-        </w:tc>
-        <w:tc>
-          <w:tcPr>
-            <w:tcW w:type="dxa" w:w="2835"/>
-          </w:tcPr>
-          <w:p>
-            <w:r>
-              <w:rPr>
-                <w:b/>
-                <w:sz w:val="20"/>
-              </w:rPr>
-            </w:r>
-          </w:p>
-        </w:tc>
-      </w:tr>
-    </w:tbl>
     <w:sectPr>
       <w:pgSz w:w="23811" w:h="16838" w:orient="landscape"/>
       <w:pgMar w:top="850" w:right="850" w:bottom="850" w:left="850" w:header="720" w:footer="720" w:gutter="0"/>
